--- a/src/Tests/Inputs/newsletters/09/input.docx
+++ b/src/Tests/Inputs/newsletters/09/input.docx
@@ -1,6 +1,6 @@
 
 <file path=word/document.xml><?xml version="1.0" encoding="utf-8"?>
-<w:document xmlns:wpc="http://schemas.microsoft.com/office/word/2010/wordprocessingCanvas" xmlns:cx="http://schemas.microsoft.com/office/drawing/2014/chartex" xmlns:cx1="http://schemas.microsoft.com/office/drawing/2015/9/8/chartex" xmlns:cx2="http://schemas.microsoft.com/office/drawing/2015/10/21/chartex" xmlns:cx3="http://schemas.microsoft.com/office/drawing/2016/5/9/chartex" xmlns:cx4="http://schemas.microsoft.com/office/drawing/2016/5/10/chartex" xmlns:cx5="http://schemas.microsoft.com/office/drawing/2016/5/11/chartex" xmlns:cx6="http://schemas.microsoft.com/office/drawing/2016/5/12/chartex" xmlns:cx7="http://schemas.microsoft.com/office/drawing/2016/5/13/chartex" xmlns:cx8="http://schemas.microsoft.com/office/drawing/2016/5/14/chartex" xmlns:mc="http://schemas.openxmlformats.org/markup-compatibility/2006" xmlns:aink="http://schemas.microsoft.com/office/drawing/2016/ink" xmlns:am3d="http://schemas.microsoft.com/office/drawing/2017/model3d" xmlns:o="urn:schemas-microsoft-com:office:office" xmlns:oel="http://schemas.microsoft.com/office/2019/extlst" xmlns:r="http://schemas.openxmlformats.org/officeDocument/2006/relationships" xmlns:m="http://schemas.openxmlformats.org/officeDocument/2006/math" xmlns:v="urn:schemas-microsoft-com:vml" xmlns:wp14="http://schemas.microsoft.com/office/word/2010/wordprocessingDrawing" xmlns:wp="http://schemas.openxmlformats.org/drawingml/2006/wordprocessingDrawing" xmlns:w10="urn:schemas-microsoft-com:office:word" xmlns:w="http://schemas.openxmlformats.org/wordprocessingml/2006/main" xmlns:w14="http://schemas.microsoft.com/office/word/2010/wordml" xmlns:w15="http://schemas.microsoft.com/office/word/2012/wordml" xmlns:w16cex="http://schemas.microsoft.com/office/word/2018/wordml/cex" xmlns:w16cid="http://schemas.microsoft.com/office/word/2016/wordml/cid" xmlns:w16="http://schemas.microsoft.com/office/word/2018/wordml" xmlns:w16du="http://schemas.microsoft.com/office/word/2023/wordml/word16du" xmlns:w16sdtdh="http://schemas.microsoft.com/office/word/2020/wordml/sdtdatahash" xmlns:w16se="http://schemas.microsoft.com/office/word/2015/wordml/symex" xmlns:wpg="http://schemas.microsoft.com/office/word/2010/wordprocessingGroup" xmlns:wpi="http://schemas.microsoft.com/office/word/2010/wordprocessingInk" xmlns:wne="http://schemas.microsoft.com/office/word/2006/wordml" xmlns:wps="http://schemas.microsoft.com/office/word/2010/wordprocessingShape" mc:Ignorable="w14 w15 w16se w16cid w16 w16cex w16sdtdh wp14">
+<w:document xmlns:a="http://schemas.openxmlformats.org/drawingml/2006/main" xmlns:pic="http://schemas.openxmlformats.org/drawingml/2006/picture" xmlns:a14="http://schemas.microsoft.com/office/drawing/2010/main" xmlns:wpc="http://schemas.microsoft.com/office/word/2010/wordprocessingCanvas" xmlns:cx="http://schemas.microsoft.com/office/drawing/2014/chartex" xmlns:cx1="http://schemas.microsoft.com/office/drawing/2015/9/8/chartex" xmlns:cx2="http://schemas.microsoft.com/office/drawing/2015/10/21/chartex" xmlns:cx3="http://schemas.microsoft.com/office/drawing/2016/5/9/chartex" xmlns:cx4="http://schemas.microsoft.com/office/drawing/2016/5/10/chartex" xmlns:cx5="http://schemas.microsoft.com/office/drawing/2016/5/11/chartex" xmlns:cx6="http://schemas.microsoft.com/office/drawing/2016/5/12/chartex" xmlns:cx7="http://schemas.microsoft.com/office/drawing/2016/5/13/chartex" xmlns:cx8="http://schemas.microsoft.com/office/drawing/2016/5/14/chartex" xmlns:mc="http://schemas.openxmlformats.org/markup-compatibility/2006" xmlns:aink="http://schemas.microsoft.com/office/drawing/2016/ink" xmlns:am3d="http://schemas.microsoft.com/office/drawing/2017/model3d" xmlns:o="urn:schemas-microsoft-com:office:office" xmlns:oel="http://schemas.microsoft.com/office/2019/extlst" xmlns:r="http://schemas.openxmlformats.org/officeDocument/2006/relationships" xmlns:m="http://schemas.openxmlformats.org/officeDocument/2006/math" xmlns:v="urn:schemas-microsoft-com:vml" xmlns:wp14="http://schemas.microsoft.com/office/word/2010/wordprocessingDrawing" xmlns:wp="http://schemas.openxmlformats.org/drawingml/2006/wordprocessingDrawing" xmlns:w10="urn:schemas-microsoft-com:office:word" xmlns:w="http://schemas.openxmlformats.org/wordprocessingml/2006/main" xmlns:w14="http://schemas.microsoft.com/office/word/2010/wordml" xmlns:w15="http://schemas.microsoft.com/office/word/2012/wordml" xmlns:w16cex="http://schemas.microsoft.com/office/word/2018/wordml/cex" xmlns:w16cid="http://schemas.microsoft.com/office/word/2016/wordml/cid" xmlns:w16="http://schemas.microsoft.com/office/word/2018/wordml" xmlns:w16du="http://schemas.microsoft.com/office/word/2023/wordml/word16du" xmlns:w16sdtdh="http://schemas.microsoft.com/office/word/2020/wordml/sdtdatahash" xmlns:w16se="http://schemas.microsoft.com/office/word/2015/wordml/symex" xmlns:wpg="http://schemas.microsoft.com/office/word/2010/wordprocessingGroup" xmlns:wpi="http://schemas.microsoft.com/office/word/2010/wordprocessingInk" xmlns:wne="http://schemas.microsoft.com/office/word/2006/wordml" xmlns:wps="http://schemas.microsoft.com/office/word/2010/wordprocessingShape" mc:Ignorable="w14 w15 w16se w16cid w16 w16cex w16sdtdh wp14">
   <w:body>
     <w:tbl>
       <w:tblPr>
@@ -35,7 +35,7 @@
             <w:tcW w:w="13003" w:type="dxa"/>
             <w:gridSpan w:val="11"/>
             <w:tcBorders>
-              <w:top w:val="thickThinSmallGap" w:sz="24" w:space="0" w:color="auto"/>
+              <w:top w:val="thickThinSmallGap" w:color="auto" w:sz="24" w:space="0"/>
               <w:left w:val="nil"/>
               <w:bottom w:val="nil"/>
               <w:right w:val="nil"/>
@@ -62,7 +62,7 @@
               <w:top w:val="nil"/>
               <w:left w:val="nil"/>
               <w:bottom w:val="nil"/>
-              <w:right w:val="single" w:sz="4" w:space="0" w:color="auto"/>
+              <w:right w:val="single" w:color="auto" w:sz="4" w:space="0"/>
             </w:tcBorders>
             <w:vAlign w:val="center"/>
           </w:tcPr>
@@ -98,9 +98,9 @@
             <w:gridSpan w:val="8"/>
             <w:tcBorders>
               <w:top w:val="nil"/>
-              <w:left w:val="single" w:sz="4" w:space="0" w:color="auto"/>
+              <w:left w:val="single" w:color="auto" w:sz="4" w:space="0"/>
               <w:bottom w:val="nil"/>
-              <w:right w:val="single" w:sz="4" w:space="0" w:color="auto"/>
+              <w:right w:val="single" w:color="auto" w:sz="4" w:space="0"/>
             </w:tcBorders>
             <w:vAlign w:val="center"/>
           </w:tcPr>
@@ -153,7 +153,7 @@
             <w:tcW w:w="1440" w:type="dxa"/>
             <w:tcBorders>
               <w:top w:val="nil"/>
-              <w:left w:val="single" w:sz="4" w:space="0" w:color="auto"/>
+              <w:left w:val="single" w:color="auto" w:sz="4" w:space="0"/>
               <w:bottom w:val="nil"/>
               <w:right w:val="nil"/>
             </w:tcBorders>
@@ -199,7 +199,7 @@
             <w:tcBorders>
               <w:top w:val="nil"/>
               <w:left w:val="nil"/>
-              <w:bottom w:val="thinThickSmallGap" w:sz="24" w:space="0" w:color="auto"/>
+              <w:bottom w:val="thinThickSmallGap" w:color="auto" w:sz="24" w:space="0"/>
               <w:right w:val="nil"/>
             </w:tcBorders>
             <w:vAlign w:val="center"/>
@@ -220,7 +220,7 @@
             <w:tcW w:w="13003" w:type="dxa"/>
             <w:gridSpan w:val="11"/>
             <w:tcBorders>
-              <w:top w:val="thinThickSmallGap" w:sz="24" w:space="0" w:color="auto"/>
+              <w:top w:val="thinThickSmallGap" w:color="auto" w:sz="24" w:space="0"/>
               <w:left w:val="nil"/>
               <w:bottom w:val="nil"/>
               <w:right w:val="nil"/>
@@ -1096,7 +1096,7 @@
             <w:tcBorders>
               <w:top w:val="nil"/>
               <w:left w:val="nil"/>
-              <w:bottom w:val="thickThinMediumGap" w:sz="24" w:space="0" w:color="auto"/>
+              <w:bottom w:val="thickThinMediumGap" w:color="auto" w:sz="24" w:space="0"/>
               <w:right w:val="nil"/>
             </w:tcBorders>
             <w:vAlign w:val="center"/>
@@ -1117,7 +1117,7 @@
             <w:tcW w:w="13003" w:type="dxa"/>
             <w:gridSpan w:val="11"/>
             <w:tcBorders>
-              <w:top w:val="thickThinMediumGap" w:sz="24" w:space="0" w:color="auto"/>
+              <w:top w:val="thickThinMediumGap" w:color="auto" w:sz="24" w:space="0"/>
               <w:left w:val="nil"/>
               <w:bottom w:val="nil"/>
               <w:right w:val="nil"/>
@@ -1146,7 +1146,7 @@
               <w:top w:val="nil"/>
               <w:left w:val="nil"/>
               <w:bottom w:val="nil"/>
-              <w:right w:val="single" w:sz="4" w:space="0" w:color="auto"/>
+              <w:right w:val="single" w:color="auto" w:sz="4" w:space="0"/>
             </w:tcBorders>
             <w:tcMar>
               <w:top w:w="144" w:type="dxa"/>
@@ -1210,9 +1210,9 @@
             <w:gridSpan w:val="4"/>
             <w:tcBorders>
               <w:top w:val="nil"/>
-              <w:left w:val="single" w:sz="4" w:space="0" w:color="auto"/>
+              <w:left w:val="single" w:color="auto" w:sz="4" w:space="0"/>
               <w:bottom w:val="nil"/>
-              <w:right w:val="single" w:sz="4" w:space="0" w:color="auto"/>
+              <w:right w:val="single" w:color="auto" w:sz="4" w:space="0"/>
             </w:tcBorders>
             <w:tcMar>
               <w:top w:w="144" w:type="dxa"/>
@@ -1281,7 +1281,7 @@
             <w:gridSpan w:val="4"/>
             <w:tcBorders>
               <w:top w:val="nil"/>
-              <w:left w:val="single" w:sz="4" w:space="0" w:color="auto"/>
+              <w:left w:val="single" w:color="auto" w:sz="4" w:space="0"/>
               <w:bottom w:val="nil"/>
               <w:right w:val="nil"/>
             </w:tcBorders>
@@ -1359,7 +1359,7 @@
               <w:top w:val="nil"/>
               <w:left w:val="nil"/>
               <w:bottom w:val="nil"/>
-              <w:right w:val="single" w:sz="4" w:space="0" w:color="auto"/>
+              <w:right w:val="single" w:color="auto" w:sz="4" w:space="0"/>
             </w:tcBorders>
             <w:tcMar>
               <w:top w:w="0" w:type="dxa"/>
@@ -1396,9 +1396,9 @@
             <w:gridSpan w:val="4"/>
             <w:tcBorders>
               <w:top w:val="nil"/>
-              <w:left w:val="single" w:sz="4" w:space="0" w:color="auto"/>
+              <w:left w:val="single" w:color="auto" w:sz="4" w:space="0"/>
               <w:bottom w:val="nil"/>
-              <w:right w:val="single" w:sz="4" w:space="0" w:color="auto"/>
+              <w:right w:val="single" w:color="auto" w:sz="4" w:space="0"/>
             </w:tcBorders>
             <w:tcMar>
               <w:top w:w="0" w:type="dxa"/>
@@ -1438,7 +1438,7 @@
             <w:gridSpan w:val="4"/>
             <w:tcBorders>
               <w:top w:val="nil"/>
-              <w:left w:val="single" w:sz="4" w:space="0" w:color="auto"/>
+              <w:left w:val="single" w:color="auto" w:sz="4" w:space="0"/>
               <w:bottom w:val="nil"/>
               <w:right w:val="nil"/>
             </w:tcBorders>
@@ -1487,7 +1487,7 @@
               <w:top w:val="nil"/>
               <w:left w:val="nil"/>
               <w:bottom w:val="nil"/>
-              <w:right w:val="single" w:sz="4" w:space="0" w:color="auto"/>
+              <w:right w:val="single" w:color="auto" w:sz="4" w:space="0"/>
             </w:tcBorders>
             <w:tcMar>
               <w:left w:w="216" w:type="dxa"/>
@@ -1547,9 +1547,9 @@
             <w:gridSpan w:val="4"/>
             <w:tcBorders>
               <w:top w:val="nil"/>
-              <w:left w:val="single" w:sz="4" w:space="0" w:color="auto"/>
+              <w:left w:val="single" w:color="auto" w:sz="4" w:space="0"/>
               <w:bottom w:val="nil"/>
-              <w:right w:val="single" w:sz="4" w:space="0" w:color="auto"/>
+              <w:right w:val="single" w:color="auto" w:sz="4" w:space="0"/>
             </w:tcBorders>
             <w:tcMar>
               <w:left w:w="216" w:type="dxa"/>
@@ -1609,7 +1609,7 @@
             <w:gridSpan w:val="4"/>
             <w:tcBorders>
               <w:top w:val="nil"/>
-              <w:left w:val="single" w:sz="4" w:space="0" w:color="auto"/>
+              <w:left w:val="single" w:color="auto" w:sz="4" w:space="0"/>
               <w:bottom w:val="nil"/>
               <w:right w:val="nil"/>
             </w:tcBorders>
@@ -1680,7 +1680,7 @@
             <w:tcBorders>
               <w:top w:val="nil"/>
               <w:left w:val="nil"/>
-              <w:bottom w:val="thinThickSmallGap" w:sz="24" w:space="0" w:color="auto"/>
+              <w:bottom w:val="thinThickSmallGap" w:color="auto" w:sz="24" w:space="0"/>
               <w:right w:val="nil"/>
             </w:tcBorders>
           </w:tcPr>
@@ -1739,7 +1739,7 @@
             <w:tcBorders>
               <w:top w:val="nil"/>
               <w:left w:val="nil"/>
-              <w:bottom w:val="thinThickSmallGap" w:sz="24" w:space="0" w:color="auto"/>
+              <w:bottom w:val="thinThickSmallGap" w:color="auto" w:sz="24" w:space="0"/>
               <w:right w:val="nil"/>
             </w:tcBorders>
             <w:vAlign w:val="center"/>
@@ -1766,7 +1766,7 @@
             <w:tcW w:w="5938" w:type="dxa"/>
             <w:gridSpan w:val="5"/>
             <w:tcBorders>
-              <w:top w:val="thinThickSmallGap" w:sz="24" w:space="0" w:color="auto"/>
+              <w:top w:val="thinThickSmallGap" w:color="auto" w:sz="24" w:space="0"/>
               <w:left w:val="nil"/>
               <w:bottom w:val="nil"/>
               <w:right w:val="nil"/>
@@ -1800,7 +1800,7 @@
             <w:tcW w:w="5985" w:type="dxa"/>
             <w:gridSpan w:val="5"/>
             <w:tcBorders>
-              <w:top w:val="thinThickSmallGap" w:sz="24" w:space="0" w:color="auto"/>
+              <w:top w:val="thinThickSmallGap" w:color="auto" w:sz="24" w:space="0"/>
               <w:left w:val="nil"/>
               <w:bottom w:val="nil"/>
               <w:right w:val="nil"/>
@@ -1855,12 +1855,12 @@
             <w:tcBorders>
               <w:top w:val="nil"/>
               <w:left w:val="nil"/>
-              <w:bottom w:val="thickThinMediumGap" w:sz="24" w:space="0" w:color="auto"/>
+              <w:bottom w:val="thickThinMediumGap" w:color="auto" w:sz="24" w:space="0"/>
               <w:right w:val="nil"/>
             </w:tcBorders>
             <w:vAlign w:val="center"/>
           </w:tcPr>
-          <w:bookmarkStart w:id="0" w:name="_Hlk55931659"/>
+          <w:bookmarkStart w:name="_Hlk55931659" w:id="0"/>
           <w:p>
             <w:pPr>
               <w:pStyle w:val="MastheadCopy"/>
@@ -1891,7 +1891,7 @@
             <w:tcBorders>
               <w:top w:val="nil"/>
               <w:left w:val="nil"/>
-              <w:bottom w:val="thickThinMediumGap" w:sz="24" w:space="0" w:color="auto"/>
+              <w:bottom w:val="thickThinMediumGap" w:color="auto" w:sz="24" w:space="0"/>
               <w:right w:val="nil"/>
             </w:tcBorders>
             <w:vAlign w:val="center"/>
@@ -1923,7 +1923,7 @@
             <w:tcBorders>
               <w:top w:val="nil"/>
               <w:left w:val="nil"/>
-              <w:bottom w:val="thickThinMediumGap" w:sz="24" w:space="0" w:color="auto"/>
+              <w:bottom w:val="thickThinMediumGap" w:color="auto" w:sz="24" w:space="0"/>
               <w:right w:val="nil"/>
             </w:tcBorders>
             <w:vAlign w:val="center"/>
@@ -1954,12 +1954,12 @@
       <w:tr>
         <w:tblPrEx>
           <w:tblBorders>
-            <w:top w:val="none" w:sz="0" w:space="0" w:color="auto"/>
-            <w:left w:val="none" w:sz="0" w:space="0" w:color="auto"/>
-            <w:bottom w:val="none" w:sz="0" w:space="0" w:color="auto"/>
-            <w:right w:val="none" w:sz="0" w:space="0" w:color="auto"/>
-            <w:insideH w:val="none" w:sz="0" w:space="0" w:color="auto"/>
-            <w:insideV w:val="none" w:sz="0" w:space="0" w:color="auto"/>
+            <w:top w:val="none" w:color="auto" w:sz="0" w:space="0"/>
+            <w:left w:val="none" w:color="auto" w:sz="0" w:space="0"/>
+            <w:bottom w:val="none" w:color="auto" w:sz="0" w:space="0"/>
+            <w:right w:val="none" w:color="auto" w:sz="0" w:space="0"/>
+            <w:insideH w:val="none" w:color="auto" w:sz="0" w:space="0"/>
+            <w:insideV w:val="none" w:color="auto" w:sz="0" w:space="0"/>
           </w:tblBorders>
         </w:tblPrEx>
         <w:trPr>
@@ -1970,7 +1970,7 @@
             <w:tcW w:w="12960" w:type="dxa"/>
             <w:gridSpan w:val="8"/>
             <w:tcBorders>
-              <w:top w:val="thickThinMediumGap" w:sz="24" w:space="0" w:color="auto"/>
+              <w:top w:val="thickThinMediumGap" w:color="auto" w:sz="24" w:space="0"/>
             </w:tcBorders>
             <w:tcMar>
               <w:top w:w="288" w:type="dxa"/>
@@ -2062,12 +2062,12 @@
       <w:tr>
         <w:tblPrEx>
           <w:tblBorders>
-            <w:top w:val="none" w:sz="0" w:space="0" w:color="auto"/>
-            <w:left w:val="none" w:sz="0" w:space="0" w:color="auto"/>
-            <w:bottom w:val="none" w:sz="0" w:space="0" w:color="auto"/>
-            <w:right w:val="none" w:sz="0" w:space="0" w:color="auto"/>
-            <w:insideH w:val="none" w:sz="0" w:space="0" w:color="auto"/>
-            <w:insideV w:val="none" w:sz="0" w:space="0" w:color="auto"/>
+            <w:top w:val="none" w:color="auto" w:sz="0" w:space="0"/>
+            <w:left w:val="none" w:color="auto" w:sz="0" w:space="0"/>
+            <w:bottom w:val="none" w:color="auto" w:sz="0" w:space="0"/>
+            <w:right w:val="none" w:color="auto" w:sz="0" w:space="0"/>
+            <w:insideH w:val="none" w:color="auto" w:sz="0" w:space="0"/>
+            <w:insideV w:val="none" w:color="auto" w:sz="0" w:space="0"/>
           </w:tblBorders>
         </w:tblPrEx>
         <w:trPr>
@@ -2259,12 +2259,12 @@
       <w:tr>
         <w:tblPrEx>
           <w:tblBorders>
-            <w:top w:val="none" w:sz="0" w:space="0" w:color="auto"/>
-            <w:left w:val="none" w:sz="0" w:space="0" w:color="auto"/>
-            <w:bottom w:val="none" w:sz="0" w:space="0" w:color="auto"/>
-            <w:right w:val="none" w:sz="0" w:space="0" w:color="auto"/>
-            <w:insideH w:val="none" w:sz="0" w:space="0" w:color="auto"/>
-            <w:insideV w:val="none" w:sz="0" w:space="0" w:color="auto"/>
+            <w:top w:val="none" w:color="auto" w:sz="0" w:space="0"/>
+            <w:left w:val="none" w:color="auto" w:sz="0" w:space="0"/>
+            <w:bottom w:val="none" w:color="auto" w:sz="0" w:space="0"/>
+            <w:right w:val="none" w:color="auto" w:sz="0" w:space="0"/>
+            <w:insideH w:val="none" w:color="auto" w:sz="0" w:space="0"/>
+            <w:insideV w:val="none" w:color="auto" w:sz="0" w:space="0"/>
           </w:tblBorders>
         </w:tblPrEx>
         <w:trPr>
@@ -2276,7 +2276,7 @@
             <w:gridSpan w:val="3"/>
             <w:vMerge/>
             <w:tcBorders>
-              <w:bottom w:val="thickThinMediumGap" w:sz="24" w:space="0" w:color="auto"/>
+              <w:bottom w:val="thickThinMediumGap" w:color="auto" w:sz="24" w:space="0"/>
             </w:tcBorders>
             <w:tcMar>
               <w:top w:w="288" w:type="dxa"/>
@@ -2300,7 +2300,7 @@
             <w:gridSpan w:val="3"/>
             <w:vMerge/>
             <w:tcBorders>
-              <w:bottom w:val="thickThinMediumGap" w:sz="24" w:space="0" w:color="auto"/>
+              <w:bottom w:val="thickThinMediumGap" w:color="auto" w:sz="24" w:space="0"/>
             </w:tcBorders>
             <w:tcMar>
               <w:top w:w="288" w:type="dxa"/>
@@ -2323,7 +2323,7 @@
             <w:tcW w:w="4378" w:type="dxa"/>
             <w:gridSpan w:val="2"/>
             <w:tcBorders>
-              <w:bottom w:val="thickThinMediumGap" w:sz="24" w:space="0" w:color="auto"/>
+              <w:bottom w:val="thickThinMediumGap" w:color="auto" w:sz="24" w:space="0"/>
             </w:tcBorders>
             <w:tcMar>
               <w:top w:w="0" w:type="dxa"/>
@@ -2361,12 +2361,12 @@
       <w:tr>
         <w:tblPrEx>
           <w:tblBorders>
-            <w:top w:val="none" w:sz="0" w:space="0" w:color="auto"/>
-            <w:left w:val="none" w:sz="0" w:space="0" w:color="auto"/>
-            <w:bottom w:val="none" w:sz="0" w:space="0" w:color="auto"/>
-            <w:right w:val="none" w:sz="0" w:space="0" w:color="auto"/>
-            <w:insideH w:val="none" w:sz="0" w:space="0" w:color="auto"/>
-            <w:insideV w:val="none" w:sz="0" w:space="0" w:color="auto"/>
+            <w:top w:val="none" w:color="auto" w:sz="0" w:space="0"/>
+            <w:left w:val="none" w:color="auto" w:sz="0" w:space="0"/>
+            <w:bottom w:val="none" w:color="auto" w:sz="0" w:space="0"/>
+            <w:right w:val="none" w:color="auto" w:sz="0" w:space="0"/>
+            <w:insideH w:val="none" w:color="auto" w:sz="0" w:space="0"/>
+            <w:insideV w:val="none" w:color="auto" w:sz="0" w:space="0"/>
           </w:tblBorders>
         </w:tblPrEx>
         <w:trPr>
@@ -2377,7 +2377,7 @@
             <w:tcW w:w="4305" w:type="dxa"/>
             <w:gridSpan w:val="3"/>
             <w:tcBorders>
-              <w:top w:val="thickThinMediumGap" w:sz="24" w:space="0" w:color="auto"/>
+              <w:top w:val="thickThinMediumGap" w:color="auto" w:sz="24" w:space="0"/>
             </w:tcBorders>
             <w:tcMar>
               <w:top w:w="0" w:type="dxa"/>
@@ -2397,7 +2397,7 @@
             <w:tcW w:w="4277" w:type="dxa"/>
             <w:gridSpan w:val="3"/>
             <w:tcBorders>
-              <w:top w:val="thickThinMediumGap" w:sz="24" w:space="0" w:color="auto"/>
+              <w:top w:val="thickThinMediumGap" w:color="auto" w:sz="24" w:space="0"/>
             </w:tcBorders>
             <w:tcMar>
               <w:top w:w="0" w:type="dxa"/>
@@ -2417,7 +2417,7 @@
             <w:tcW w:w="4378" w:type="dxa"/>
             <w:gridSpan w:val="2"/>
             <w:tcBorders>
-              <w:top w:val="thickThinMediumGap" w:sz="24" w:space="0" w:color="auto"/>
+              <w:top w:val="thickThinMediumGap" w:color="auto" w:sz="24" w:space="0"/>
             </w:tcBorders>
             <w:tcMar>
               <w:top w:w="0" w:type="dxa"/>
@@ -2436,12 +2436,12 @@
       <w:tr>
         <w:tblPrEx>
           <w:tblBorders>
-            <w:top w:val="none" w:sz="0" w:space="0" w:color="auto"/>
-            <w:left w:val="none" w:sz="0" w:space="0" w:color="auto"/>
-            <w:bottom w:val="none" w:sz="0" w:space="0" w:color="auto"/>
-            <w:right w:val="none" w:sz="0" w:space="0" w:color="auto"/>
-            <w:insideH w:val="none" w:sz="0" w:space="0" w:color="auto"/>
-            <w:insideV w:val="none" w:sz="0" w:space="0" w:color="auto"/>
+            <w:top w:val="none" w:color="auto" w:sz="0" w:space="0"/>
+            <w:left w:val="none" w:color="auto" w:sz="0" w:space="0"/>
+            <w:bottom w:val="none" w:color="auto" w:sz="0" w:space="0"/>
+            <w:right w:val="none" w:color="auto" w:sz="0" w:space="0"/>
+            <w:insideH w:val="none" w:color="auto" w:sz="0" w:space="0"/>
+            <w:insideV w:val="none" w:color="auto" w:sz="0" w:space="0"/>
           </w:tblBorders>
         </w:tblPrEx>
         <w:trPr>
@@ -2452,7 +2452,7 @@
             <w:tcW w:w="8582" w:type="dxa"/>
             <w:gridSpan w:val="6"/>
             <w:tcBorders>
-              <w:right w:val="single" w:sz="4" w:space="0" w:color="auto"/>
+              <w:right w:val="single" w:color="auto" w:sz="4" w:space="0"/>
             </w:tcBorders>
           </w:tcPr>
           <w:p>
@@ -2535,7 +2535,7 @@
             <w:gridSpan w:val="2"/>
             <w:vMerge w:val="restart"/>
             <w:tcBorders>
-              <w:left w:val="single" w:sz="4" w:space="0" w:color="auto"/>
+              <w:left w:val="single" w:color="auto" w:sz="4" w:space="0"/>
             </w:tcBorders>
             <w:tcMar>
               <w:top w:w="0" w:type="dxa"/>
@@ -2743,12 +2743,12 @@
       <w:tr>
         <w:tblPrEx>
           <w:tblBorders>
-            <w:top w:val="none" w:sz="0" w:space="0" w:color="auto"/>
-            <w:left w:val="none" w:sz="0" w:space="0" w:color="auto"/>
-            <w:bottom w:val="none" w:sz="0" w:space="0" w:color="auto"/>
-            <w:right w:val="none" w:sz="0" w:space="0" w:color="auto"/>
-            <w:insideH w:val="none" w:sz="0" w:space="0" w:color="auto"/>
-            <w:insideV w:val="none" w:sz="0" w:space="0" w:color="auto"/>
+            <w:top w:val="none" w:color="auto" w:sz="0" w:space="0"/>
+            <w:left w:val="none" w:color="auto" w:sz="0" w:space="0"/>
+            <w:bottom w:val="none" w:color="auto" w:sz="0" w:space="0"/>
+            <w:right w:val="none" w:color="auto" w:sz="0" w:space="0"/>
+            <w:insideH w:val="none" w:color="auto" w:sz="0" w:space="0"/>
+            <w:insideV w:val="none" w:color="auto" w:sz="0" w:space="0"/>
           </w:tblBorders>
         </w:tblPrEx>
         <w:trPr>
@@ -2759,7 +2759,7 @@
             <w:tcW w:w="8582" w:type="dxa"/>
             <w:gridSpan w:val="6"/>
             <w:tcBorders>
-              <w:right w:val="single" w:sz="4" w:space="0" w:color="auto"/>
+              <w:right w:val="single" w:color="auto" w:sz="4" w:space="0"/>
             </w:tcBorders>
             <w:vAlign w:val="center"/>
           </w:tcPr>
@@ -2811,12 +2811,12 @@
       <w:tr>
         <w:tblPrEx>
           <w:tblBorders>
-            <w:top w:val="none" w:sz="0" w:space="0" w:color="auto"/>
-            <w:left w:val="none" w:sz="0" w:space="0" w:color="auto"/>
-            <w:bottom w:val="none" w:sz="0" w:space="0" w:color="auto"/>
-            <w:right w:val="none" w:sz="0" w:space="0" w:color="auto"/>
-            <w:insideH w:val="none" w:sz="0" w:space="0" w:color="auto"/>
-            <w:insideV w:val="none" w:sz="0" w:space="0" w:color="auto"/>
+            <w:top w:val="none" w:color="auto" w:sz="0" w:space="0"/>
+            <w:left w:val="none" w:color="auto" w:sz="0" w:space="0"/>
+            <w:bottom w:val="none" w:color="auto" w:sz="0" w:space="0"/>
+            <w:right w:val="none" w:color="auto" w:sz="0" w:space="0"/>
+            <w:insideH w:val="none" w:color="auto" w:sz="0" w:space="0"/>
+            <w:insideV w:val="none" w:color="auto" w:sz="0" w:space="0"/>
           </w:tblBorders>
         </w:tblPrEx>
         <w:trPr>
@@ -2827,7 +2827,7 @@
             <w:tcW w:w="8582" w:type="dxa"/>
             <w:gridSpan w:val="6"/>
             <w:tcBorders>
-              <w:right w:val="single" w:sz="4" w:space="0" w:color="auto"/>
+              <w:right w:val="single" w:color="auto" w:sz="4" w:space="0"/>
             </w:tcBorders>
             <w:shd w:val="clear" w:color="auto" w:fill="auto"/>
             <w:tcMar>
@@ -2934,12 +2934,12 @@
       <w:tr>
         <w:tblPrEx>
           <w:tblBorders>
-            <w:top w:val="none" w:sz="0" w:space="0" w:color="auto"/>
-            <w:left w:val="none" w:sz="0" w:space="0" w:color="auto"/>
-            <w:bottom w:val="none" w:sz="0" w:space="0" w:color="auto"/>
-            <w:right w:val="none" w:sz="0" w:space="0" w:color="auto"/>
-            <w:insideH w:val="none" w:sz="0" w:space="0" w:color="auto"/>
-            <w:insideV w:val="none" w:sz="0" w:space="0" w:color="auto"/>
+            <w:top w:val="none" w:color="auto" w:sz="0" w:space="0"/>
+            <w:left w:val="none" w:color="auto" w:sz="0" w:space="0"/>
+            <w:bottom w:val="none" w:color="auto" w:sz="0" w:space="0"/>
+            <w:right w:val="none" w:color="auto" w:sz="0" w:space="0"/>
+            <w:insideH w:val="none" w:color="auto" w:sz="0" w:space="0"/>
+            <w:insideV w:val="none" w:color="auto" w:sz="0" w:space="0"/>
           </w:tblBorders>
         </w:tblPrEx>
         <w:trPr>
@@ -3001,7 +3001,7 @@
                 <w:gridSpan w:val="4"/>
                 <w:vMerge w:val="restart"/>
                 <w:tcBorders>
-                  <w:right w:val="single" w:sz="4" w:space="0" w:color="auto"/>
+                  <w:right w:val="single" w:color="auto" w:sz="4" w:space="0"/>
                 </w:tcBorders>
                 <w:shd w:val="clear" w:color="auto" w:fill="auto"/>
                 <w:tcMar>
@@ -3041,12 +3041,12 @@
       <w:tr>
         <w:tblPrEx>
           <w:tblBorders>
-            <w:top w:val="none" w:sz="0" w:space="0" w:color="auto"/>
-            <w:left w:val="none" w:sz="0" w:space="0" w:color="auto"/>
-            <w:bottom w:val="none" w:sz="0" w:space="0" w:color="auto"/>
-            <w:right w:val="none" w:sz="0" w:space="0" w:color="auto"/>
-            <w:insideH w:val="none" w:sz="0" w:space="0" w:color="auto"/>
-            <w:insideV w:val="none" w:sz="0" w:space="0" w:color="auto"/>
+            <w:top w:val="none" w:color="auto" w:sz="0" w:space="0"/>
+            <w:left w:val="none" w:color="auto" w:sz="0" w:space="0"/>
+            <w:bottom w:val="none" w:color="auto" w:sz="0" w:space="0"/>
+            <w:right w:val="none" w:color="auto" w:sz="0" w:space="0"/>
+            <w:insideH w:val="none" w:color="auto" w:sz="0" w:space="0"/>
+            <w:insideV w:val="none" w:color="auto" w:sz="0" w:space="0"/>
           </w:tblBorders>
         </w:tblPrEx>
         <w:trPr>
@@ -3095,7 +3095,7 @@
             <w:tcW w:w="4378" w:type="dxa"/>
             <w:gridSpan w:val="2"/>
             <w:tcBorders>
-              <w:left w:val="single" w:sz="4" w:space="0" w:color="auto"/>
+              <w:left w:val="single" w:color="auto" w:sz="4" w:space="0"/>
             </w:tcBorders>
             <w:tcMar>
               <w:left w:w="216" w:type="dxa"/>
@@ -3198,7 +3198,7 @@
             <w:tcBorders>
               <w:top w:val="nil"/>
               <w:left w:val="nil"/>
-              <w:bottom w:val="thinThickSmallGap" w:sz="24" w:space="0" w:color="auto"/>
+              <w:bottom w:val="thinThickSmallGap" w:color="auto" w:sz="24" w:space="0"/>
               <w:right w:val="nil"/>
             </w:tcBorders>
           </w:tcPr>
@@ -3218,7 +3218,7 @@
             <w:tcW w:w="5899" w:type="dxa"/>
             <w:gridSpan w:val="4"/>
             <w:tcBorders>
-              <w:top w:val="thinThickSmallGap" w:sz="24" w:space="0" w:color="auto"/>
+              <w:top w:val="thinThickSmallGap" w:color="auto" w:sz="24" w:space="0"/>
               <w:left w:val="nil"/>
               <w:bottom w:val="nil"/>
               <w:right w:val="nil"/>
@@ -3252,7 +3252,7 @@
             <w:tcW w:w="5897" w:type="dxa"/>
             <w:gridSpan w:val="3"/>
             <w:tcBorders>
-              <w:top w:val="thinThickSmallGap" w:sz="24" w:space="0" w:color="auto"/>
+              <w:top w:val="thinThickSmallGap" w:color="auto" w:sz="24" w:space="0"/>
               <w:left w:val="nil"/>
               <w:bottom w:val="nil"/>
               <w:right w:val="nil"/>
@@ -3411,7 +3411,7 @@
             <w:tcW w:w="12968" w:type="dxa"/>
             <w:gridSpan w:val="9"/>
             <w:tcBorders>
-              <w:top w:val="thickThinMediumGap" w:sz="24" w:space="0" w:color="auto"/>
+              <w:top w:val="thickThinMediumGap" w:color="auto" w:sz="24" w:space="0"/>
               <w:left w:val="nil"/>
               <w:bottom w:val="nil"/>
               <w:right w:val="nil"/>
@@ -3616,7 +3616,7 @@
                   <w:top w:val="nil"/>
                   <w:left w:val="nil"/>
                   <w:bottom w:val="nil"/>
-                  <w:right w:val="single" w:sz="4" w:space="0" w:color="auto"/>
+                  <w:right w:val="single" w:color="auto" w:sz="4" w:space="0"/>
                 </w:tcBorders>
                 <w:tcMar>
                   <w:left w:w="115" w:type="dxa"/>
@@ -3658,7 +3658,7 @@
             <w:vMerge w:val="restart"/>
             <w:tcBorders>
               <w:top w:val="nil"/>
-              <w:left w:val="single" w:sz="4" w:space="0" w:color="auto"/>
+              <w:left w:val="single" w:color="auto" w:sz="4" w:space="0"/>
               <w:bottom w:val="nil"/>
               <w:right w:val="nil"/>
             </w:tcBorders>
@@ -4097,7 +4097,7 @@
             <w:gridSpan w:val="3"/>
             <w:tcBorders>
               <w:top w:val="nil"/>
-              <w:left w:val="single" w:sz="4" w:space="0" w:color="auto"/>
+              <w:left w:val="single" w:color="auto" w:sz="4" w:space="0"/>
               <w:bottom w:val="nil"/>
               <w:right w:val="nil"/>
             </w:tcBorders>
@@ -4146,7 +4146,7 @@
             <w:tcBorders>
               <w:top w:val="nil"/>
               <w:left w:val="nil"/>
-              <w:bottom w:val="thickThinMediumGap" w:sz="24" w:space="0" w:color="auto"/>
+              <w:bottom w:val="thickThinMediumGap" w:color="auto" w:sz="24" w:space="0"/>
               <w:right w:val="nil"/>
             </w:tcBorders>
           </w:tcPr>
@@ -4166,7 +4166,7 @@
             <w:tcW w:w="12968" w:type="dxa"/>
             <w:gridSpan w:val="9"/>
             <w:tcBorders>
-              <w:top w:val="thickThinMediumGap" w:sz="24" w:space="0" w:color="auto"/>
+              <w:top w:val="thickThinMediumGap" w:color="auto" w:sz="24" w:space="0"/>
               <w:left w:val="nil"/>
               <w:bottom w:val="nil"/>
               <w:right w:val="nil"/>
@@ -4472,12 +4472,12 @@
       <w:tr>
         <w:tblPrEx>
           <w:tblBorders>
-            <w:top w:val="none" w:sz="0" w:space="0" w:color="auto"/>
-            <w:left w:val="none" w:sz="0" w:space="0" w:color="auto"/>
-            <w:bottom w:val="none" w:sz="0" w:space="0" w:color="auto"/>
-            <w:right w:val="none" w:sz="0" w:space="0" w:color="auto"/>
-            <w:insideH w:val="none" w:sz="0" w:space="0" w:color="auto"/>
-            <w:insideV w:val="none" w:sz="0" w:space="0" w:color="auto"/>
+            <w:top w:val="none" w:color="auto" w:sz="0" w:space="0"/>
+            <w:left w:val="none" w:color="auto" w:sz="0" w:space="0"/>
+            <w:bottom w:val="none" w:color="auto" w:sz="0" w:space="0"/>
+            <w:right w:val="none" w:color="auto" w:sz="0" w:space="0"/>
+            <w:insideH w:val="none" w:color="auto" w:sz="0" w:space="0"/>
+            <w:insideV w:val="none" w:color="auto" w:sz="0" w:space="0"/>
           </w:tblBorders>
         </w:tblPrEx>
         <w:trPr>
@@ -4490,7 +4490,7 @@
             <w:tcW w:w="5940" w:type="dxa"/>
             <w:gridSpan w:val="3"/>
             <w:tcBorders>
-              <w:bottom w:val="thinThickSmallGap" w:sz="24" w:space="0" w:color="auto"/>
+              <w:bottom w:val="thinThickSmallGap" w:color="auto" w:sz="24" w:space="0"/>
             </w:tcBorders>
             <w:tcMar>
               <w:left w:w="0" w:type="dxa"/>
@@ -4551,7 +4551,7 @@
             <w:gridSpan w:val="3"/>
             <w:tcBorders>
               <w:left w:val="nil"/>
-              <w:bottom w:val="thinThickSmallGap" w:sz="24" w:space="0" w:color="auto"/>
+              <w:bottom w:val="thinThickSmallGap" w:color="auto" w:sz="24" w:space="0"/>
             </w:tcBorders>
             <w:tcMar>
               <w:left w:w="115" w:type="dxa"/>
@@ -4568,12 +4568,12 @@
       <w:tr>
         <w:tblPrEx>
           <w:tblBorders>
-            <w:top w:val="none" w:sz="0" w:space="0" w:color="auto"/>
-            <w:left w:val="none" w:sz="0" w:space="0" w:color="auto"/>
-            <w:bottom w:val="none" w:sz="0" w:space="0" w:color="auto"/>
-            <w:right w:val="none" w:sz="0" w:space="0" w:color="auto"/>
-            <w:insideH w:val="none" w:sz="0" w:space="0" w:color="auto"/>
-            <w:insideV w:val="none" w:sz="0" w:space="0" w:color="auto"/>
+            <w:top w:val="none" w:color="auto" w:sz="0" w:space="0"/>
+            <w:left w:val="none" w:color="auto" w:sz="0" w:space="0"/>
+            <w:bottom w:val="none" w:color="auto" w:sz="0" w:space="0"/>
+            <w:right w:val="none" w:color="auto" w:sz="0" w:space="0"/>
+            <w:insideH w:val="none" w:color="auto" w:sz="0" w:space="0"/>
+            <w:insideV w:val="none" w:color="auto" w:sz="0" w:space="0"/>
           </w:tblBorders>
         </w:tblPrEx>
         <w:trPr>
@@ -4586,7 +4586,7 @@
             <w:tcW w:w="5940" w:type="dxa"/>
             <w:gridSpan w:val="3"/>
             <w:tcBorders>
-              <w:top w:val="thinThickSmallGap" w:sz="24" w:space="0" w:color="auto"/>
+              <w:top w:val="thinThickSmallGap" w:color="auto" w:sz="24" w:space="0"/>
             </w:tcBorders>
             <w:tcMar>
               <w:left w:w="0" w:type="dxa"/>
@@ -4622,7 +4622,7 @@
             <w:tcW w:w="5940" w:type="dxa"/>
             <w:gridSpan w:val="3"/>
             <w:tcBorders>
-              <w:top w:val="thinThickSmallGap" w:sz="24" w:space="0" w:color="auto"/>
+              <w:top w:val="thinThickSmallGap" w:color="auto" w:sz="24" w:space="0"/>
               <w:left w:val="nil"/>
             </w:tcBorders>
             <w:tcMar>
@@ -4786,7 +4786,7 @@
             <w:tcW w:w="3829" w:type="dxa"/>
             <w:gridSpan w:val="3"/>
             <w:tcBorders>
-              <w:top w:val="thinThickSmallGap" w:sz="24" w:space="0" w:color="000000" w:themeColor="text1"/>
+              <w:top w:val="thinThickSmallGap" w:color="000000" w:themeColor="text1" w:sz="24" w:space="0"/>
               <w:left w:val="nil"/>
               <w:bottom w:val="nil"/>
               <w:right w:val="nil"/>
@@ -4804,7 +4804,7 @@
             <w:tcW w:w="5106" w:type="dxa"/>
             <w:gridSpan w:val="4"/>
             <w:tcBorders>
-              <w:top w:val="thinThickSmallGap" w:sz="24" w:space="0" w:color="000000" w:themeColor="text1"/>
+              <w:top w:val="thinThickSmallGap" w:color="000000" w:themeColor="text1" w:sz="24" w:space="0"/>
               <w:left w:val="nil"/>
               <w:bottom w:val="nil"/>
               <w:right w:val="nil"/>
@@ -4822,7 +4822,7 @@
             <w:tcW w:w="3971" w:type="dxa"/>
             <w:gridSpan w:val="2"/>
             <w:tcBorders>
-              <w:top w:val="thinThickSmallGap" w:sz="24" w:space="0" w:color="000000" w:themeColor="text1"/>
+              <w:top w:val="thinThickSmallGap" w:color="000000" w:themeColor="text1" w:sz="24" w:space="0"/>
               <w:left w:val="nil"/>
               <w:bottom w:val="nil"/>
               <w:right w:val="nil"/>
@@ -4839,12 +4839,12 @@
       <w:tr>
         <w:tblPrEx>
           <w:tblBorders>
-            <w:top w:val="none" w:sz="0" w:space="0" w:color="auto"/>
-            <w:left w:val="none" w:sz="0" w:space="0" w:color="auto"/>
-            <w:bottom w:val="none" w:sz="0" w:space="0" w:color="auto"/>
-            <w:right w:val="none" w:sz="0" w:space="0" w:color="auto"/>
-            <w:insideH w:val="none" w:sz="0" w:space="0" w:color="auto"/>
-            <w:insideV w:val="none" w:sz="0" w:space="0" w:color="auto"/>
+            <w:top w:val="none" w:color="auto" w:sz="0" w:space="0"/>
+            <w:left w:val="none" w:color="auto" w:sz="0" w:space="0"/>
+            <w:bottom w:val="none" w:color="auto" w:sz="0" w:space="0"/>
+            <w:right w:val="none" w:color="auto" w:sz="0" w:space="0"/>
+            <w:insideH w:val="none" w:color="auto" w:sz="0" w:space="0"/>
+            <w:insideV w:val="none" w:color="auto" w:sz="0" w:space="0"/>
           </w:tblBorders>
         </w:tblPrEx>
         <w:trPr>
@@ -4931,12 +4931,12 @@
       <w:tr>
         <w:tblPrEx>
           <w:tblBorders>
-            <w:top w:val="none" w:sz="0" w:space="0" w:color="auto"/>
-            <w:left w:val="none" w:sz="0" w:space="0" w:color="auto"/>
-            <w:bottom w:val="none" w:sz="0" w:space="0" w:color="auto"/>
-            <w:right w:val="none" w:sz="0" w:space="0" w:color="auto"/>
-            <w:insideH w:val="none" w:sz="0" w:space="0" w:color="auto"/>
-            <w:insideV w:val="none" w:sz="0" w:space="0" w:color="auto"/>
+            <w:top w:val="none" w:color="auto" w:sz="0" w:space="0"/>
+            <w:left w:val="none" w:color="auto" w:sz="0" w:space="0"/>
+            <w:bottom w:val="none" w:color="auto" w:sz="0" w:space="0"/>
+            <w:right w:val="none" w:color="auto" w:sz="0" w:space="0"/>
+            <w:insideH w:val="none" w:color="auto" w:sz="0" w:space="0"/>
+            <w:insideV w:val="none" w:color="auto" w:sz="0" w:space="0"/>
           </w:tblBorders>
         </w:tblPrEx>
         <w:trPr>
@@ -4980,12 +4980,12 @@
       <w:tr>
         <w:tblPrEx>
           <w:tblBorders>
-            <w:top w:val="none" w:sz="0" w:space="0" w:color="auto"/>
-            <w:left w:val="none" w:sz="0" w:space="0" w:color="auto"/>
-            <w:bottom w:val="none" w:sz="0" w:space="0" w:color="auto"/>
-            <w:right w:val="none" w:sz="0" w:space="0" w:color="auto"/>
-            <w:insideH w:val="none" w:sz="0" w:space="0" w:color="auto"/>
-            <w:insideV w:val="none" w:sz="0" w:space="0" w:color="auto"/>
+            <w:top w:val="none" w:color="auto" w:sz="0" w:space="0"/>
+            <w:left w:val="none" w:color="auto" w:sz="0" w:space="0"/>
+            <w:bottom w:val="none" w:color="auto" w:sz="0" w:space="0"/>
+            <w:right w:val="none" w:color="auto" w:sz="0" w:space="0"/>
+            <w:insideH w:val="none" w:color="auto" w:sz="0" w:space="0"/>
+            <w:insideV w:val="none" w:color="auto" w:sz="0" w:space="0"/>
           </w:tblBorders>
         </w:tblPrEx>
         <w:trPr>
@@ -5065,12 +5065,12 @@
       <w:tr>
         <w:tblPrEx>
           <w:tblBorders>
-            <w:top w:val="none" w:sz="0" w:space="0" w:color="auto"/>
-            <w:left w:val="none" w:sz="0" w:space="0" w:color="auto"/>
-            <w:bottom w:val="none" w:sz="0" w:space="0" w:color="auto"/>
-            <w:right w:val="none" w:sz="0" w:space="0" w:color="auto"/>
-            <w:insideH w:val="none" w:sz="0" w:space="0" w:color="auto"/>
-            <w:insideV w:val="none" w:sz="0" w:space="0" w:color="auto"/>
+            <w:top w:val="none" w:color="auto" w:sz="0" w:space="0"/>
+            <w:left w:val="none" w:color="auto" w:sz="0" w:space="0"/>
+            <w:bottom w:val="none" w:color="auto" w:sz="0" w:space="0"/>
+            <w:right w:val="none" w:color="auto" w:sz="0" w:space="0"/>
+            <w:insideH w:val="none" w:color="auto" w:sz="0" w:space="0"/>
+            <w:insideV w:val="none" w:color="auto" w:sz="0" w:space="0"/>
           </w:tblBorders>
         </w:tblPrEx>
         <w:trPr>
@@ -5218,7 +5218,7 @@
             <w:tcW w:w="6480" w:type="dxa"/>
             <w:gridSpan w:val="5"/>
             <w:tcBorders>
-              <w:bottom w:val="single" w:sz="12" w:space="0" w:color="auto"/>
+              <w:bottom w:val="single" w:color="auto" w:sz="12" w:space="0"/>
             </w:tcBorders>
             <w:tcMar>
               <w:left w:w="216" w:type="dxa"/>
@@ -5262,12 +5262,12 @@
       <w:tr>
         <w:tblPrEx>
           <w:tblBorders>
-            <w:top w:val="none" w:sz="0" w:space="0" w:color="auto"/>
-            <w:left w:val="none" w:sz="0" w:space="0" w:color="auto"/>
-            <w:bottom w:val="none" w:sz="0" w:space="0" w:color="auto"/>
-            <w:right w:val="none" w:sz="0" w:space="0" w:color="auto"/>
-            <w:insideH w:val="none" w:sz="0" w:space="0" w:color="auto"/>
-            <w:insideV w:val="none" w:sz="0" w:space="0" w:color="auto"/>
+            <w:top w:val="none" w:color="auto" w:sz="0" w:space="0"/>
+            <w:left w:val="none" w:color="auto" w:sz="0" w:space="0"/>
+            <w:bottom w:val="none" w:color="auto" w:sz="0" w:space="0"/>
+            <w:right w:val="none" w:color="auto" w:sz="0" w:space="0"/>
+            <w:insideH w:val="none" w:color="auto" w:sz="0" w:space="0"/>
+            <w:insideV w:val="none" w:color="auto" w:sz="0" w:space="0"/>
           </w:tblBorders>
         </w:tblPrEx>
         <w:trPr>
@@ -5387,12 +5387,12 @@
       <w:tr>
         <w:tblPrEx>
           <w:tblBorders>
-            <w:top w:val="none" w:sz="0" w:space="0" w:color="auto"/>
-            <w:left w:val="none" w:sz="0" w:space="0" w:color="auto"/>
-            <w:bottom w:val="none" w:sz="0" w:space="0" w:color="auto"/>
-            <w:right w:val="none" w:sz="0" w:space="0" w:color="auto"/>
-            <w:insideH w:val="none" w:sz="0" w:space="0" w:color="auto"/>
-            <w:insideV w:val="none" w:sz="0" w:space="0" w:color="auto"/>
+            <w:top w:val="none" w:color="auto" w:sz="0" w:space="0"/>
+            <w:left w:val="none" w:color="auto" w:sz="0" w:space="0"/>
+            <w:bottom w:val="none" w:color="auto" w:sz="0" w:space="0"/>
+            <w:right w:val="none" w:color="auto" w:sz="0" w:space="0"/>
+            <w:insideH w:val="none" w:color="auto" w:sz="0" w:space="0"/>
+            <w:insideV w:val="none" w:color="auto" w:sz="0" w:space="0"/>
           </w:tblBorders>
         </w:tblPrEx>
         <w:trPr>
@@ -5416,7 +5416,7 @@
             <w:tcW w:w="6480" w:type="dxa"/>
             <w:gridSpan w:val="5"/>
             <w:tcBorders>
-              <w:top w:val="single" w:sz="12" w:space="0" w:color="auto"/>
+              <w:top w:val="single" w:color="auto" w:sz="12" w:space="0"/>
             </w:tcBorders>
             <w:tcMar>
               <w:top w:w="288" w:type="dxa"/>
@@ -5459,12 +5459,12 @@
       <w:tr>
         <w:tblPrEx>
           <w:tblBorders>
-            <w:top w:val="none" w:sz="0" w:space="0" w:color="auto"/>
-            <w:left w:val="none" w:sz="0" w:space="0" w:color="auto"/>
-            <w:bottom w:val="none" w:sz="0" w:space="0" w:color="auto"/>
-            <w:right w:val="none" w:sz="0" w:space="0" w:color="auto"/>
-            <w:insideH w:val="none" w:sz="0" w:space="0" w:color="auto"/>
-            <w:insideV w:val="none" w:sz="0" w:space="0" w:color="auto"/>
+            <w:top w:val="none" w:color="auto" w:sz="0" w:space="0"/>
+            <w:left w:val="none" w:color="auto" w:sz="0" w:space="0"/>
+            <w:bottom w:val="none" w:color="auto" w:sz="0" w:space="0"/>
+            <w:right w:val="none" w:color="auto" w:sz="0" w:space="0"/>
+            <w:insideH w:val="none" w:color="auto" w:sz="0" w:space="0"/>
+            <w:insideV w:val="none" w:color="auto" w:sz="0" w:space="0"/>
           </w:tblBorders>
         </w:tblPrEx>
         <w:trPr>
@@ -5475,7 +5475,7 @@
             <w:tcW w:w="5889" w:type="dxa"/>
             <w:gridSpan w:val="4"/>
             <w:tcBorders>
-              <w:bottom w:val="thinThickSmallGap" w:sz="24" w:space="0" w:color="auto"/>
+              <w:bottom w:val="thinThickSmallGap" w:color="auto" w:sz="24" w:space="0"/>
             </w:tcBorders>
             <w:tcMar>
               <w:left w:w="0" w:type="dxa"/>
@@ -5536,7 +5536,7 @@
             <w:gridSpan w:val="4"/>
             <w:tcBorders>
               <w:left w:val="nil"/>
-              <w:bottom w:val="thinThickSmallGap" w:sz="24" w:space="0" w:color="auto"/>
+              <w:bottom w:val="thinThickSmallGap" w:color="auto" w:sz="24" w:space="0"/>
             </w:tcBorders>
             <w:tcMar>
               <w:left w:w="115" w:type="dxa"/>
@@ -5553,12 +5553,12 @@
       <w:tr>
         <w:tblPrEx>
           <w:tblBorders>
-            <w:top w:val="none" w:sz="0" w:space="0" w:color="auto"/>
-            <w:left w:val="none" w:sz="0" w:space="0" w:color="auto"/>
-            <w:bottom w:val="none" w:sz="0" w:space="0" w:color="auto"/>
-            <w:right w:val="none" w:sz="0" w:space="0" w:color="auto"/>
-            <w:insideH w:val="none" w:sz="0" w:space="0" w:color="auto"/>
-            <w:insideV w:val="none" w:sz="0" w:space="0" w:color="auto"/>
+            <w:top w:val="none" w:color="auto" w:sz="0" w:space="0"/>
+            <w:left w:val="none" w:color="auto" w:sz="0" w:space="0"/>
+            <w:bottom w:val="none" w:color="auto" w:sz="0" w:space="0"/>
+            <w:right w:val="none" w:color="auto" w:sz="0" w:space="0"/>
+            <w:insideH w:val="none" w:color="auto" w:sz="0" w:space="0"/>
+            <w:insideV w:val="none" w:color="auto" w:sz="0" w:space="0"/>
           </w:tblBorders>
         </w:tblPrEx>
         <w:trPr>
@@ -5569,7 +5569,7 @@
             <w:tcW w:w="5889" w:type="dxa"/>
             <w:gridSpan w:val="4"/>
             <w:tcBorders>
-              <w:top w:val="thinThickSmallGap" w:sz="24" w:space="0" w:color="auto"/>
+              <w:top w:val="thinThickSmallGap" w:color="auto" w:sz="24" w:space="0"/>
             </w:tcBorders>
             <w:tcMar>
               <w:left w:w="0" w:type="dxa"/>
@@ -5605,7 +5605,7 @@
             <w:tcW w:w="5909" w:type="dxa"/>
             <w:gridSpan w:val="4"/>
             <w:tcBorders>
-              <w:top w:val="thinThickSmallGap" w:sz="24" w:space="0" w:color="auto"/>
+              <w:top w:val="thinThickSmallGap" w:color="auto" w:sz="24" w:space="0"/>
               <w:left w:val="nil"/>
             </w:tcBorders>
             <w:tcMar>

--- a/src/Tests/Inputs/newsletters/09/input.docx
+++ b/src/Tests/Inputs/newsletters/09/input.docx
@@ -6579,3402 +6579,6 @@
 </w:styles>
 </file>
 
-<file path=word/glossary/document.xml><?xml version="1.0" encoding="utf-8"?>
-<w:glossaryDocument xmlns:wpc="http://schemas.microsoft.com/office/word/2010/wordprocessingCanvas" xmlns:cx="http://schemas.microsoft.com/office/drawing/2014/chartex" xmlns:cx1="http://schemas.microsoft.com/office/drawing/2015/9/8/chartex" xmlns:cx2="http://schemas.microsoft.com/office/drawing/2015/10/21/chartex" xmlns:cx3="http://schemas.microsoft.com/office/drawing/2016/5/9/chartex" xmlns:cx4="http://schemas.microsoft.com/office/drawing/2016/5/10/chartex" xmlns:cx5="http://schemas.microsoft.com/office/drawing/2016/5/11/chartex" xmlns:cx6="http://schemas.microsoft.com/office/drawing/2016/5/12/chartex" xmlns:cx7="http://schemas.microsoft.com/office/drawing/2016/5/13/chartex" xmlns:cx8="http://schemas.microsoft.com/office/drawing/2016/5/14/chartex" xmlns:mc="http://schemas.openxmlformats.org/markup-compatibility/2006" xmlns:aink="http://schemas.microsoft.com/office/drawing/2016/ink" xmlns:am3d="http://schemas.microsoft.com/office/drawing/2017/model3d" xmlns:o="urn:schemas-microsoft-com:office:office" xmlns:oel="http://schemas.microsoft.com/office/2019/extlst" xmlns:r="http://schemas.openxmlformats.org/officeDocument/2006/relationships" xmlns:m="http://schemas.openxmlformats.org/officeDocument/2006/math" xmlns:v="urn:schemas-microsoft-com:vml" xmlns:wp14="http://schemas.microsoft.com/office/word/2010/wordprocessingDrawing" xmlns:wp="http://schemas.openxmlformats.org/drawingml/2006/wordprocessingDrawing" xmlns:w10="urn:schemas-microsoft-com:office:word" xmlns:w="http://schemas.openxmlformats.org/wordprocessingml/2006/main" xmlns:w14="http://schemas.microsoft.com/office/word/2010/wordml" xmlns:w15="http://schemas.microsoft.com/office/word/2012/wordml" xmlns:w16cex="http://schemas.microsoft.com/office/word/2018/wordml/cex" xmlns:w16cid="http://schemas.microsoft.com/office/word/2016/wordml/cid" xmlns:w16="http://schemas.microsoft.com/office/word/2018/wordml" xmlns:w16du="http://schemas.microsoft.com/office/word/2023/wordml/word16du" xmlns:w16sdtdh="http://schemas.microsoft.com/office/word/2020/wordml/sdtdatahash" xmlns:w16se="http://schemas.microsoft.com/office/word/2015/wordml/symex" xmlns:wpg="http://schemas.microsoft.com/office/word/2010/wordprocessingGroup" xmlns:wpi="http://schemas.microsoft.com/office/word/2010/wordprocessingInk" xmlns:wne="http://schemas.microsoft.com/office/word/2006/wordml" xmlns:wps="http://schemas.microsoft.com/office/word/2010/wordprocessingShape" mc:Ignorable="w14 w15 w16se w16cid w16 w16cex w16sdtdh wp14">
-  <w:docParts>
-    <w:docPart>
-      <w:docPartPr>
-        <w:name w:val="25E586B132A54547B718D4A3DBA39302"/>
-        <w:category>
-          <w:name w:val="General"/>
-          <w:gallery w:val="placeholder"/>
-        </w:category>
-        <w:types>
-          <w:type w:val="bbPlcHdr"/>
-        </w:types>
-        <w:behaviors>
-          <w:behavior w:val="content"/>
-        </w:behaviors>
-        <w:guid w:val="{BB227ACA-38CB-438D-9579-5F1E0CB55E4D}"/>
-      </w:docPartPr>
-      <w:docPartBody>
-        <w:p>
-          <w:pPr>
-            <w:pStyle w:val="25E586B132A54547B718D4A3DBA39302"/>
-          </w:pPr>
-          <w:r>
-            <w:t xml:space="preserve">Tuesday, </w:t>
-          </w:r>
-          <w:r>
-            <w:br/>
-            <w:t xml:space="preserve">Sep 20, </w:t>
-          </w:r>
-          <w:r>
-            <w:br/>
-            <w:t>YYYY</w:t>
-          </w:r>
-        </w:p>
-      </w:docPartBody>
-    </w:docPart>
-    <w:docPart>
-      <w:docPartPr>
-        <w:name w:val="25D92326C8E944279FFC47B32C40AFF8"/>
-        <w:category>
-          <w:name w:val="General"/>
-          <w:gallery w:val="placeholder"/>
-        </w:category>
-        <w:types>
-          <w:type w:val="bbPlcHdr"/>
-        </w:types>
-        <w:behaviors>
-          <w:behavior w:val="content"/>
-        </w:behaviors>
-        <w:guid w:val="{034173BE-70D0-4924-8D0F-47AB6EDDCD75}"/>
-      </w:docPartPr>
-      <w:docPartBody>
-        <w:p>
-          <w:pPr>
-            <w:pStyle w:val="25D92326C8E944279FFC47B32C40AFF8"/>
-          </w:pPr>
-          <w:r>
-            <w:t>NEWS TODAY</w:t>
-          </w:r>
-        </w:p>
-      </w:docPartBody>
-    </w:docPart>
-    <w:docPart>
-      <w:docPartPr>
-        <w:name w:val="5570AD82D38C442F93A86228EBE42746"/>
-        <w:category>
-          <w:name w:val="General"/>
-          <w:gallery w:val="placeholder"/>
-        </w:category>
-        <w:types>
-          <w:type w:val="bbPlcHdr"/>
-        </w:types>
-        <w:behaviors>
-          <w:behavior w:val="content"/>
-        </w:behaviors>
-        <w:guid w:val="{8F05D285-F80A-4A94-BEB4-23C8D95B354E}"/>
-      </w:docPartPr>
-      <w:docPartBody>
-        <w:p>
-          <w:pPr>
-            <w:pStyle w:val="5570AD82D38C442F93A86228EBE42746"/>
-          </w:pPr>
-          <w:r>
-            <w:t>Latest news and bulletin updates</w:t>
-          </w:r>
-        </w:p>
-      </w:docPartBody>
-    </w:docPart>
-    <w:docPart>
-      <w:docPartPr>
-        <w:name w:val="6FABB7A3A86D413ABBBDBDB25B12E17E"/>
-        <w:category>
-          <w:name w:val="General"/>
-          <w:gallery w:val="placeholder"/>
-        </w:category>
-        <w:types>
-          <w:type w:val="bbPlcHdr"/>
-        </w:types>
-        <w:behaviors>
-          <w:behavior w:val="content"/>
-        </w:behaviors>
-        <w:guid w:val="{9BD92F22-0968-4DBB-A3DB-FCF01BFF6238}"/>
-      </w:docPartPr>
-      <w:docPartBody>
-        <w:p>
-          <w:pPr>
-            <w:pStyle w:val="6FABB7A3A86D413ABBBDBDB25B12E17E"/>
-          </w:pPr>
-          <w:r>
-            <w:t>Issue</w:t>
-          </w:r>
-          <w:r>
-            <w:br/>
-            <w:t>#10</w:t>
-          </w:r>
-        </w:p>
-      </w:docPartBody>
-    </w:docPart>
-    <w:docPart>
-      <w:docPartPr>
-        <w:name w:val="1CF0A8B8FA5D4440863F571E3CBBD202"/>
-        <w:category>
-          <w:name w:val="General"/>
-          <w:gallery w:val="placeholder"/>
-        </w:category>
-        <w:types>
-          <w:type w:val="bbPlcHdr"/>
-        </w:types>
-        <w:behaviors>
-          <w:behavior w:val="content"/>
-        </w:behaviors>
-        <w:guid w:val="{179BDDA5-6125-408C-A0B6-1CD86ACFC1DB}"/>
-      </w:docPartPr>
-      <w:docPartBody>
-        <w:p>
-          <w:pPr>
-            <w:pStyle w:val="1CF0A8B8FA5D4440863F571E3CBBD202"/>
-          </w:pPr>
-          <w:r>
-            <w:t>Mirjam Nilsson</w:t>
-          </w:r>
-        </w:p>
-      </w:docPartBody>
-    </w:docPart>
-    <w:docPart>
-      <w:docPartPr>
-        <w:name w:val="9A13B804A009417BBE2B02C528431BFC"/>
-        <w:category>
-          <w:name w:val="General"/>
-          <w:gallery w:val="placeholder"/>
-        </w:category>
-        <w:types>
-          <w:type w:val="bbPlcHdr"/>
-        </w:types>
-        <w:behaviors>
-          <w:behavior w:val="content"/>
-        </w:behaviors>
-        <w:guid w:val="{4777EEFF-6C8D-4ECE-BC9E-B7DAEFD72E70}"/>
-      </w:docPartPr>
-      <w:docPartBody>
-        <w:p>
-          <w:pPr>
-            <w:pStyle w:val="9A13B804A009417BBE2B02C528431BFC"/>
-          </w:pPr>
-          <w:r>
-            <w:t>The scoop of the day</w:t>
-          </w:r>
-        </w:p>
-      </w:docPartBody>
-    </w:docPart>
-    <w:docPart>
-      <w:docPartPr>
-        <w:name w:val="293C0F9AF34A4B66B84E9384095042B7"/>
-        <w:category>
-          <w:name w:val="General"/>
-          <w:gallery w:val="placeholder"/>
-        </w:category>
-        <w:types>
-          <w:type w:val="bbPlcHdr"/>
-        </w:types>
-        <w:behaviors>
-          <w:behavior w:val="content"/>
-        </w:behaviors>
-        <w:guid w:val="{87013727-30FD-48D2-B668-C71A6023377E}"/>
-      </w:docPartPr>
-      <w:docPartBody>
-        <w:p>
-          <w:pPr>
-            <w:pStyle w:val="293C0F9AF34A4B66B84E9384095042B7"/>
-          </w:pPr>
-          <w:r>
-            <w:t>The latest updates</w:t>
-          </w:r>
-        </w:p>
-      </w:docPartBody>
-    </w:docPart>
-    <w:docPart>
-      <w:docPartPr>
-        <w:name w:val="2BE80DE48E0541EEBA02D173F26FB315"/>
-        <w:category>
-          <w:name w:val="General"/>
-          <w:gallery w:val="placeholder"/>
-        </w:category>
-        <w:types>
-          <w:type w:val="bbPlcHdr"/>
-        </w:types>
-        <w:behaviors>
-          <w:behavior w:val="content"/>
-        </w:behaviors>
-        <w:guid w:val="{449D4D1E-6252-41DC-94C9-69A5438BA79E}"/>
-      </w:docPartPr>
-      <w:docPartBody>
-        <w:p>
-          <w:r>
-            <w:t xml:space="preserve">Video provides a powerful way to help you prove your point. When you click Online Video, you can paste in the embed code for the video you want to add. You can also type a keyword to search online for the video that best fits your document. </w:t>
-          </w:r>
-        </w:p>
-        <w:p>
-          <w:r>
-            <w:t xml:space="preserve">To make your document look professionally produced, Word provides header, footer, cover page, and text box designs that complement each other. For example, you can add a matching cover page, header, and sidebar. </w:t>
-          </w:r>
-        </w:p>
-        <w:p>
-          <w:r>
-            <w:t xml:space="preserve">Click Insert and then choose the elements you want from the different galleries. </w:t>
-          </w:r>
-        </w:p>
-        <w:p>
-          <w:r>
-            <w:t xml:space="preserve">Themes and styles also help keep your document coordinated. When you click Design and choose a new Theme, the pictures, charts, and SmartArt graphics change to match your new theme. When you apply styles, your headings change to match the new theme. </w:t>
-          </w:r>
-        </w:p>
-        <w:p>
-          <w:r>
-            <w:t xml:space="preserve">Save time in Word with new buttons that show up where you need them. To change the way a picture fits in your document, click it and a button for layout options appears next to it. </w:t>
-          </w:r>
-        </w:p>
-        <w:p>
-          <w:pPr>
-            <w:pStyle w:val="2BE80DE48E0541EEBA02D173F26FB315"/>
-          </w:pPr>
-          <w:r>
-            <w:t>When you work on a table, click where you want to add a row or a column, and then click the plus sign.</w:t>
-          </w:r>
-        </w:p>
-      </w:docPartBody>
-    </w:docPart>
-    <w:docPart>
-      <w:docPartPr>
-        <w:name w:val="D107FD08FDDF4479924F5E4EFBF1252B"/>
-        <w:category>
-          <w:name w:val="General"/>
-          <w:gallery w:val="placeholder"/>
-        </w:category>
-        <w:types>
-          <w:type w:val="bbPlcHdr"/>
-        </w:types>
-        <w:behaviors>
-          <w:behavior w:val="content"/>
-        </w:behaviors>
-        <w:guid w:val="{9F2DB8CB-D284-4BC0-832E-B4EA729B9450}"/>
-      </w:docPartPr>
-      <w:docPartBody>
-        <w:p>
-          <w:pPr>
-            <w:pStyle w:val="D107FD08FDDF4479924F5E4EFBF1252B"/>
-          </w:pPr>
-          <w:r>
-            <w:t>Picture Caption: To make your document look professionally produced, Word provides header, footer, cover page, and text box designs that complement each other.</w:t>
-          </w:r>
-        </w:p>
-      </w:docPartBody>
-    </w:docPart>
-    <w:docPart>
-      <w:docPartPr>
-        <w:name w:val="3B2AD563568F47F685163804C4EB845D"/>
-        <w:category>
-          <w:name w:val="General"/>
-          <w:gallery w:val="placeholder"/>
-        </w:category>
-        <w:types>
-          <w:type w:val="bbPlcHdr"/>
-        </w:types>
-        <w:behaviors>
-          <w:behavior w:val="content"/>
-        </w:behaviors>
-        <w:guid w:val="{3DDFBA21-7A27-41DF-83DA-67F39002ED1D}"/>
-      </w:docPartPr>
-      <w:docPartBody>
-        <w:p>
-          <w:pPr>
-            <w:pStyle w:val="3B2AD563568F47F685163804C4EB845D"/>
-          </w:pPr>
-          <w:r>
-            <w:t>Mirjam Nilsson</w:t>
-          </w:r>
-        </w:p>
-      </w:docPartBody>
-    </w:docPart>
-    <w:docPart>
-      <w:docPartPr>
-        <w:name w:val="371FA13A1CD841D4AC6A7FAD9FEC06C9"/>
-        <w:category>
-          <w:name w:val="General"/>
-          <w:gallery w:val="placeholder"/>
-        </w:category>
-        <w:types>
-          <w:type w:val="bbPlcHdr"/>
-        </w:types>
-        <w:behaviors>
-          <w:behavior w:val="content"/>
-        </w:behaviors>
-        <w:guid w:val="{9A7B21BC-149B-4636-93F5-335739A39076}"/>
-      </w:docPartPr>
-      <w:docPartBody>
-        <w:p>
-          <w:r>
-            <w:t xml:space="preserve">Video provides a powerful way to help you prove your point. When you click Online Video, you can paste in the embed code for the video you want to add. You can also type a keyword to search online for the video that best fits your document. </w:t>
-          </w:r>
-        </w:p>
-        <w:p>
-          <w:pPr>
-            <w:rPr>
-              <w:rFonts w:eastAsia="Times New Roman" w:cs="Times New Roman"/>
-              <w:szCs w:val="24"/>
-            </w:rPr>
-          </w:pPr>
-          <w:r>
-            <w:rPr>
-              <w:rFonts w:eastAsia="Times New Roman" w:cs="Times New Roman"/>
-              <w:szCs w:val="24"/>
-            </w:rPr>
-            <w:t xml:space="preserve">To make your document look professionally produced, Word provides header, footer, cover page, and text box designs that complement each other. For example, you can add a matching cover page, header, and sidebar. </w:t>
-          </w:r>
-        </w:p>
-        <w:p>
-          <w:pPr>
-            <w:pStyle w:val="371FA13A1CD841D4AC6A7FAD9FEC06C9"/>
-          </w:pPr>
-          <w:r>
-            <w:t>Save time in Word with new buttons that show up where you need them. To change the way a picture fits in your document, click it and a button for layout options appears next to it. When you work on a table, click where you want to add a row or a column, and then click the plus sign.</w:t>
-          </w:r>
-        </w:p>
-      </w:docPartBody>
-    </w:docPart>
-    <w:docPart>
-      <w:docPartPr>
-        <w:name w:val="41F83DA81FD140C5B4AA18275E80A909"/>
-        <w:category>
-          <w:name w:val="General"/>
-          <w:gallery w:val="placeholder"/>
-        </w:category>
-        <w:types>
-          <w:type w:val="bbPlcHdr"/>
-        </w:types>
-        <w:behaviors>
-          <w:behavior w:val="content"/>
-        </w:behaviors>
-        <w:guid w:val="{F5F9C9D5-7B2A-4379-B06D-441F6A2ED998}"/>
-      </w:docPartPr>
-      <w:docPartBody>
-        <w:p>
-          <w:r>
-            <w:t xml:space="preserve">Themes and styles also help keep your document coordinated. When you click Design and choose a new Theme, the pictures, charts, and SmartArt graphics change to match your new theme. When you apply styles, your headings change to match the new theme. </w:t>
-          </w:r>
-        </w:p>
-        <w:p>
-          <w:r>
-            <w:t xml:space="preserve">Save time in Word with new buttons that show up where you need them. To change the way a picture fits in your document, click it and a button for layout options appears next to it. When you work on a table, click where you want to add a row or a column, and then click the plus sign. </w:t>
-          </w:r>
-        </w:p>
-        <w:p>
-          <w:pPr>
-            <w:pStyle w:val="41F83DA81FD140C5B4AA18275E80A909"/>
-          </w:pPr>
-          <w:r>
-            <w:t>Reading is easier, too, in the new Reading view. You can collapse parts of the document and focus on the text you want. If you need to stop reading before you reach the end, Word remembers where you left off - even on another device.</w:t>
-          </w:r>
-        </w:p>
-      </w:docPartBody>
-    </w:docPart>
-    <w:docPart>
-      <w:docPartPr>
-        <w:name w:val="BB1B4B76AB7143EFA29E43E4DBD77E40"/>
-        <w:category>
-          <w:name w:val="General"/>
-          <w:gallery w:val="placeholder"/>
-        </w:category>
-        <w:types>
-          <w:type w:val="bbPlcHdr"/>
-        </w:types>
-        <w:behaviors>
-          <w:behavior w:val="content"/>
-        </w:behaviors>
-        <w:guid w:val="{09EA1420-3667-4416-A8AE-B36073FF6147}"/>
-      </w:docPartPr>
-      <w:docPartBody>
-        <w:p>
-          <w:pPr>
-            <w:pStyle w:val="BB1B4B76AB7143EFA29E43E4DBD77E40"/>
-          </w:pPr>
-          <w:r>
-            <w:t>Picture Caption: To make your document look professionally produced, Word provides header, footer, cover page, and text box designs that complement each other.</w:t>
-          </w:r>
-        </w:p>
-      </w:docPartBody>
-    </w:docPart>
-    <w:docPart>
-      <w:docPartPr>
-        <w:name w:val="034321CC7DF848E2B19920803D8D8459"/>
-        <w:category>
-          <w:name w:val="General"/>
-          <w:gallery w:val="placeholder"/>
-        </w:category>
-        <w:types>
-          <w:type w:val="bbPlcHdr"/>
-        </w:types>
-        <w:behaviors>
-          <w:behavior w:val="content"/>
-        </w:behaviors>
-        <w:guid w:val="{A545F304-0C48-4DCA-9316-EBBAE2633A1F}"/>
-      </w:docPartPr>
-      <w:docPartBody>
-        <w:p>
-          <w:pPr>
-            <w:pStyle w:val="034321CC7DF848E2B19920803D8D8459"/>
-          </w:pPr>
-          <w:r>
-            <w:t>The latest updates</w:t>
-          </w:r>
-        </w:p>
-      </w:docPartBody>
-    </w:docPart>
-    <w:docPart>
-      <w:docPartPr>
-        <w:name w:val="E1D33AA7AA7542A7822FB76EAFAFD126"/>
-        <w:category>
-          <w:name w:val="General"/>
-          <w:gallery w:val="placeholder"/>
-        </w:category>
-        <w:types>
-          <w:type w:val="bbPlcHdr"/>
-        </w:types>
-        <w:behaviors>
-          <w:behavior w:val="content"/>
-        </w:behaviors>
-        <w:guid w:val="{8BB20F57-FB28-4F56-AAFA-E0C3269C843D}"/>
-      </w:docPartPr>
-      <w:docPartBody>
-        <w:p>
-          <w:pPr>
-            <w:pStyle w:val="E1D33AA7AA7542A7822FB76EAFAFD126"/>
-          </w:pPr>
-          <w:r>
-            <w:t>The latest updates</w:t>
-          </w:r>
-        </w:p>
-      </w:docPartBody>
-    </w:docPart>
-    <w:docPart>
-      <w:docPartPr>
-        <w:name w:val="056C7F7AD4E94680ADC9693AAC120B4B"/>
-        <w:category>
-          <w:name w:val="General"/>
-          <w:gallery w:val="placeholder"/>
-        </w:category>
-        <w:types>
-          <w:type w:val="bbPlcHdr"/>
-        </w:types>
-        <w:behaviors>
-          <w:behavior w:val="content"/>
-        </w:behaviors>
-        <w:guid w:val="{B7B74E9C-D9B6-458D-BD68-B2550BAA886C}"/>
-      </w:docPartPr>
-      <w:docPartBody>
-        <w:p>
-          <w:pPr>
-            <w:pStyle w:val="056C7F7AD4E94680ADC9693AAC120B4B"/>
-          </w:pPr>
-          <w:r>
-            <w:t>The latest updates</w:t>
-          </w:r>
-        </w:p>
-      </w:docPartBody>
-    </w:docPart>
-    <w:docPart>
-      <w:docPartPr>
-        <w:name w:val="1BA9A283F98E4D848F8CCA137CD8AC0A"/>
-        <w:category>
-          <w:name w:val="General"/>
-          <w:gallery w:val="placeholder"/>
-        </w:category>
-        <w:types>
-          <w:type w:val="bbPlcHdr"/>
-        </w:types>
-        <w:behaviors>
-          <w:behavior w:val="content"/>
-        </w:behaviors>
-        <w:guid w:val="{7FFDA5CC-E27B-4627-AFC4-54F334CB3345}"/>
-      </w:docPartPr>
-      <w:docPartBody>
-        <w:p>
-          <w:pPr>
-            <w:pStyle w:val="1BA9A283F98E4D848F8CCA137CD8AC0A"/>
-          </w:pPr>
-          <w:r>
-            <w:t>Mirjam Nilsson</w:t>
-          </w:r>
-        </w:p>
-      </w:docPartBody>
-    </w:docPart>
-    <w:docPart>
-      <w:docPartPr>
-        <w:name w:val="9F1710EF9AF64FD59A8A4B1E1FD12E1A"/>
-        <w:category>
-          <w:name w:val="General"/>
-          <w:gallery w:val="placeholder"/>
-        </w:category>
-        <w:types>
-          <w:type w:val="bbPlcHdr"/>
-        </w:types>
-        <w:behaviors>
-          <w:behavior w:val="content"/>
-        </w:behaviors>
-        <w:guid w:val="{EAA30989-1460-4ED1-9E41-220845F29DD0}"/>
-      </w:docPartPr>
-      <w:docPartBody>
-        <w:p>
-          <w:pPr>
-            <w:pStyle w:val="9F1710EF9AF64FD59A8A4B1E1FD12E1A"/>
-          </w:pPr>
-          <w:r>
-            <w:t>Mirjam Nilsson</w:t>
-          </w:r>
-        </w:p>
-      </w:docPartBody>
-    </w:docPart>
-    <w:docPart>
-      <w:docPartPr>
-        <w:name w:val="F9D7659D74CE4DBB91E1AB0C6BCE6E09"/>
-        <w:category>
-          <w:name w:val="General"/>
-          <w:gallery w:val="placeholder"/>
-        </w:category>
-        <w:types>
-          <w:type w:val="bbPlcHdr"/>
-        </w:types>
-        <w:behaviors>
-          <w:behavior w:val="content"/>
-        </w:behaviors>
-        <w:guid w:val="{E5EA2EA4-9702-4148-A819-CDD6949EE394}"/>
-      </w:docPartPr>
-      <w:docPartBody>
-        <w:p>
-          <w:pPr>
-            <w:pStyle w:val="F9D7659D74CE4DBB91E1AB0C6BCE6E09"/>
-          </w:pPr>
-          <w:r>
-            <w:t>Mirjam Nilsson</w:t>
-          </w:r>
-        </w:p>
-      </w:docPartBody>
-    </w:docPart>
-    <w:docPart>
-      <w:docPartPr>
-        <w:name w:val="8ED7AEC08F1F4AFF8702887E992E354C"/>
-        <w:category>
-          <w:name w:val="General"/>
-          <w:gallery w:val="placeholder"/>
-        </w:category>
-        <w:types>
-          <w:type w:val="bbPlcHdr"/>
-        </w:types>
-        <w:behaviors>
-          <w:behavior w:val="content"/>
-        </w:behaviors>
-        <w:guid w:val="{F12AAFB6-32B9-4086-8F21-5752831B2D49}"/>
-      </w:docPartPr>
-      <w:docPartBody>
-        <w:p>
-          <w:pPr>
-            <w:pStyle w:val="8ED7AEC08F1F4AFF8702887E992E354C"/>
-          </w:pPr>
-          <w:r>
-            <w:t>To make your document look professionally produced, Word provides header, footer, cover page, and text box designs that complement each other.</w:t>
-          </w:r>
-        </w:p>
-      </w:docPartBody>
-    </w:docPart>
-    <w:docPart>
-      <w:docPartPr>
-        <w:name w:val="6C72922E5C7D45D68BE23CF30A0A4422"/>
-        <w:category>
-          <w:name w:val="General"/>
-          <w:gallery w:val="placeholder"/>
-        </w:category>
-        <w:types>
-          <w:type w:val="bbPlcHdr"/>
-        </w:types>
-        <w:behaviors>
-          <w:behavior w:val="content"/>
-        </w:behaviors>
-        <w:guid w:val="{3382617B-4E1F-4B9C-A4D8-FB3A7C5D2161}"/>
-      </w:docPartPr>
-      <w:docPartBody>
-        <w:p>
-          <w:pPr>
-            <w:pStyle w:val="6C72922E5C7D45D68BE23CF30A0A4422"/>
-          </w:pPr>
-          <w:r>
-            <w:t>Page XX</w:t>
-          </w:r>
-        </w:p>
-      </w:docPartBody>
-    </w:docPart>
-    <w:docPart>
-      <w:docPartPr>
-        <w:name w:val="873AE7C151C94EB0944B4BCAF3555A64"/>
-        <w:category>
-          <w:name w:val="General"/>
-          <w:gallery w:val="placeholder"/>
-        </w:category>
-        <w:types>
-          <w:type w:val="bbPlcHdr"/>
-        </w:types>
-        <w:behaviors>
-          <w:behavior w:val="content"/>
-        </w:behaviors>
-        <w:guid w:val="{C37FAB50-EFEB-4BBD-A3E3-BFFAAE62BF37}"/>
-      </w:docPartPr>
-      <w:docPartBody>
-        <w:p>
-          <w:pPr>
-            <w:pStyle w:val="873AE7C151C94EB0944B4BCAF3555A64"/>
-          </w:pPr>
-          <w:r>
-            <w:t>Reading is easier, too, in the new Reading view. You can collapse parts of the document and focus on the text you want.</w:t>
-          </w:r>
-        </w:p>
-      </w:docPartBody>
-    </w:docPart>
-    <w:docPart>
-      <w:docPartPr>
-        <w:name w:val="C72DD09570CE4265B7C6F9D84AEA20E9"/>
-        <w:category>
-          <w:name w:val="General"/>
-          <w:gallery w:val="placeholder"/>
-        </w:category>
-        <w:types>
-          <w:type w:val="bbPlcHdr"/>
-        </w:types>
-        <w:behaviors>
-          <w:behavior w:val="content"/>
-        </w:behaviors>
-        <w:guid w:val="{FA888B1D-F6E3-46E4-85B7-CB6B569E98D7}"/>
-      </w:docPartPr>
-      <w:docPartBody>
-        <w:p>
-          <w:pPr>
-            <w:pStyle w:val="C72DD09570CE4265B7C6F9D84AEA20E9"/>
-          </w:pPr>
-          <w:r>
-            <w:t>Page XX</w:t>
-          </w:r>
-        </w:p>
-      </w:docPartBody>
-    </w:docPart>
-    <w:docPart>
-      <w:docPartPr>
-        <w:name w:val="F42BF83CEA2C43DBB3D201F17B145EDA"/>
-        <w:category>
-          <w:name w:val="General"/>
-          <w:gallery w:val="placeholder"/>
-        </w:category>
-        <w:types>
-          <w:type w:val="bbPlcHdr"/>
-        </w:types>
-        <w:behaviors>
-          <w:behavior w:val="content"/>
-        </w:behaviors>
-        <w:guid w:val="{DD03A1A6-3AFB-4EC7-81F1-E9855F81782F}"/>
-      </w:docPartPr>
-      <w:docPartBody>
-        <w:p>
-          <w:pPr>
-            <w:pStyle w:val="F42BF83CEA2C43DBB3D201F17B145EDA"/>
-          </w:pPr>
-          <w:r>
-            <w:t>To make your document look professionally produced, Word provides header, footer, cover page, and text box designs that complement each other.</w:t>
-          </w:r>
-        </w:p>
-      </w:docPartBody>
-    </w:docPart>
-    <w:docPart>
-      <w:docPartPr>
-        <w:name w:val="E559164BD8104C4CA080ACAA8723CC23"/>
-        <w:category>
-          <w:name w:val="General"/>
-          <w:gallery w:val="placeholder"/>
-        </w:category>
-        <w:types>
-          <w:type w:val="bbPlcHdr"/>
-        </w:types>
-        <w:behaviors>
-          <w:behavior w:val="content"/>
-        </w:behaviors>
-        <w:guid w:val="{BE4ABE98-0C51-4461-A7A3-F03C97071275}"/>
-      </w:docPartPr>
-      <w:docPartBody>
-        <w:p>
-          <w:pPr>
-            <w:pStyle w:val="E559164BD8104C4CA080ACAA8723CC23"/>
-          </w:pPr>
-          <w:r>
-            <w:t>Page XX</w:t>
-          </w:r>
-        </w:p>
-      </w:docPartBody>
-    </w:docPart>
-    <w:docPart>
-      <w:docPartPr>
-        <w:name w:val="AB9944506A25436E9528DC8FF5229E79"/>
-        <w:category>
-          <w:name w:val="General"/>
-          <w:gallery w:val="placeholder"/>
-        </w:category>
-        <w:types>
-          <w:type w:val="bbPlcHdr"/>
-        </w:types>
-        <w:behaviors>
-          <w:behavior w:val="content"/>
-        </w:behaviors>
-        <w:guid w:val="{5D123067-C78D-499E-9A5D-79F1193CFE5C}"/>
-      </w:docPartPr>
-      <w:docPartBody>
-        <w:p>
-          <w:pPr>
-            <w:pStyle w:val="AB9944506A25436E9528DC8FF5229E79"/>
-          </w:pPr>
-          <w:r>
-            <w:t xml:space="preserve">Tuesday, Sep 20, </w:t>
-          </w:r>
-          <w:r>
-            <w:t>Y</w:t>
-          </w:r>
-          <w:r>
-            <w:t>YYY</w:t>
-          </w:r>
-        </w:p>
-      </w:docPartBody>
-    </w:docPart>
-    <w:docPart>
-      <w:docPartPr>
-        <w:name w:val="C5DB3C98C1964B0AABF67AEE31545D42"/>
-        <w:category>
-          <w:name w:val="General"/>
-          <w:gallery w:val="placeholder"/>
-        </w:category>
-        <w:types>
-          <w:type w:val="bbPlcHdr"/>
-        </w:types>
-        <w:behaviors>
-          <w:behavior w:val="content"/>
-        </w:behaviors>
-        <w:guid w:val="{362EA337-3172-4B14-9D94-47347D2042F0}"/>
-      </w:docPartPr>
-      <w:docPartBody>
-        <w:p>
-          <w:pPr>
-            <w:pStyle w:val="C5DB3C98C1964B0AABF67AEE31545D42"/>
-          </w:pPr>
-          <w:r>
-            <w:t>NEWS TODAY</w:t>
-          </w:r>
-        </w:p>
-      </w:docPartBody>
-    </w:docPart>
-    <w:docPart>
-      <w:docPartPr>
-        <w:name w:val="478BDE7F21884C9895EFFF842C7EA35A"/>
-        <w:category>
-          <w:name w:val="General"/>
-          <w:gallery w:val="placeholder"/>
-        </w:category>
-        <w:types>
-          <w:type w:val="bbPlcHdr"/>
-        </w:types>
-        <w:behaviors>
-          <w:behavior w:val="content"/>
-        </w:behaviors>
-        <w:guid w:val="{82389D79-8A5C-4967-91AB-2F14EC645BF0}"/>
-      </w:docPartPr>
-      <w:docPartBody>
-        <w:p>
-          <w:pPr>
-            <w:pStyle w:val="478BDE7F21884C9895EFFF842C7EA35A"/>
-          </w:pPr>
-          <w:r>
-            <w:t>Issue #10</w:t>
-          </w:r>
-        </w:p>
-      </w:docPartBody>
-    </w:docPart>
-    <w:docPart>
-      <w:docPartPr>
-        <w:name w:val="631D950D426749668FA7F9D263F12B36"/>
-        <w:category>
-          <w:name w:val="General"/>
-          <w:gallery w:val="placeholder"/>
-        </w:category>
-        <w:types>
-          <w:type w:val="bbPlcHdr"/>
-        </w:types>
-        <w:behaviors>
-          <w:behavior w:val="content"/>
-        </w:behaviors>
-        <w:guid w:val="{B74B5B8B-9181-40FF-9E51-EE04E27102A6}"/>
-      </w:docPartPr>
-      <w:docPartBody>
-        <w:p>
-          <w:pPr>
-            <w:pStyle w:val="631D950D426749668FA7F9D263F12B36"/>
-          </w:pPr>
-          <w:r>
-            <w:t>Mirjam Nilsson</w:t>
-          </w:r>
-        </w:p>
-      </w:docPartBody>
-    </w:docPart>
-    <w:docPart>
-      <w:docPartPr>
-        <w:name w:val="F668D96BC9EA4D8690D290F398A09EB4"/>
-        <w:category>
-          <w:name w:val="General"/>
-          <w:gallery w:val="placeholder"/>
-        </w:category>
-        <w:types>
-          <w:type w:val="bbPlcHdr"/>
-        </w:types>
-        <w:behaviors>
-          <w:behavior w:val="content"/>
-        </w:behaviors>
-        <w:guid w:val="{6A2F1FD6-465D-4D5F-A095-8F16888188BB}"/>
-      </w:docPartPr>
-      <w:docPartBody>
-        <w:p>
-          <w:pPr>
-            <w:pStyle w:val="F668D96BC9EA4D8690D290F398A09EB4"/>
-          </w:pPr>
-          <w:r>
-            <w:t>The latest breaking news of the day</w:t>
-          </w:r>
-        </w:p>
-      </w:docPartBody>
-    </w:docPart>
-    <w:docPart>
-      <w:docPartPr>
-        <w:name w:val="50592E8AF0E54953BB1024E901BF513C"/>
-        <w:category>
-          <w:name w:val="General"/>
-          <w:gallery w:val="placeholder"/>
-        </w:category>
-        <w:types>
-          <w:type w:val="bbPlcHdr"/>
-        </w:types>
-        <w:behaviors>
-          <w:behavior w:val="content"/>
-        </w:behaviors>
-        <w:guid w:val="{A1A0E029-3A0C-41F2-B551-87388123A325}"/>
-      </w:docPartPr>
-      <w:docPartBody>
-        <w:p>
-          <w:pPr>
-            <w:pStyle w:val="50592E8AF0E54953BB1024E901BF513C"/>
-          </w:pPr>
-          <w:r>
-            <w:t>The latest updates to get you through the day</w:t>
-          </w:r>
-        </w:p>
-      </w:docPartBody>
-    </w:docPart>
-    <w:docPart>
-      <w:docPartPr>
-        <w:name w:val="CFEE2527F41143A79E0806487B28B319"/>
-        <w:category>
-          <w:name w:val="General"/>
-          <w:gallery w:val="placeholder"/>
-        </w:category>
-        <w:types>
-          <w:type w:val="bbPlcHdr"/>
-        </w:types>
-        <w:behaviors>
-          <w:behavior w:val="content"/>
-        </w:behaviors>
-        <w:guid w:val="{EECF5861-1372-45BA-95B7-73E114690139}"/>
-      </w:docPartPr>
-      <w:docPartBody>
-        <w:p>
-          <w:r>
-            <w:t xml:space="preserve">Save time in Word with new buttons that show up where you need them. To change the way a picture fits in your document, click it and a button for layout options appears next to it. When you work on a table, click where you want to add a row or a column, and then click the plus sign. </w:t>
-          </w:r>
-        </w:p>
-        <w:p>
-          <w:r>
-            <w:t xml:space="preserve">Reading is easier, too, in the new Reading view. You can collapse parts of the document and focus on the text you want. If you need to stop reading before you reach the end, Word remembers where you left off - even on another device. </w:t>
-          </w:r>
-        </w:p>
-        <w:p>
-          <w:pPr>
-            <w:pStyle w:val="CFEE2527F41143A79E0806487B28B319"/>
-          </w:pPr>
-          <w:r>
-            <w:t>Themes and styles also help keep your document coordinated. When you click Design and choose a new Theme, the pictures, charts, and SmartArt graphics change to match your new theme. When you apply styles, your headings change to match the new theme.</w:t>
-          </w:r>
-        </w:p>
-      </w:docPartBody>
-    </w:docPart>
-    <w:docPart>
-      <w:docPartPr>
-        <w:name w:val="05CBF02FA18946AAB37FDDA792C1C7BB"/>
-        <w:category>
-          <w:name w:val="General"/>
-          <w:gallery w:val="placeholder"/>
-        </w:category>
-        <w:types>
-          <w:type w:val="bbPlcHdr"/>
-        </w:types>
-        <w:behaviors>
-          <w:behavior w:val="content"/>
-        </w:behaviors>
-        <w:guid w:val="{07B4FD3F-F0F0-4200-80C8-6CEE19C65987}"/>
-      </w:docPartPr>
-      <w:docPartBody>
-        <w:p>
-          <w:r>
-            <w:t xml:space="preserve">Video provides a powerful way to help you prove your point. When you click Online Video, you can paste in the embed code for the video you want to add. You can also type a keyword to search online for the video that best fits your document. </w:t>
-          </w:r>
-        </w:p>
-        <w:p>
-          <w:r>
-            <w:t xml:space="preserve">To make your document look professionally produced, Word provides header, footer, cover page, and text box designs that complement each other. For example, you can add a matching cover page, header, and sidebar. </w:t>
-          </w:r>
-        </w:p>
-        <w:p>
-          <w:pPr>
-            <w:pStyle w:val="05CBF02FA18946AAB37FDDA792C1C7BB"/>
-          </w:pPr>
-          <w:r>
-            <w:t xml:space="preserve">Save time in Word with new buttons that show up where you need them. To change the way a picture fits in your document, click it and a button for layout options appears next to it. When you work on a table, click where you want to add a row or a column, and then click the plus sign.  </w:t>
-          </w:r>
-        </w:p>
-      </w:docPartBody>
-    </w:docPart>
-    <w:docPart>
-      <w:docPartPr>
-        <w:name w:val="95E2822A3528488E8D67C39EA964EBBF"/>
-        <w:category>
-          <w:name w:val="General"/>
-          <w:gallery w:val="placeholder"/>
-        </w:category>
-        <w:types>
-          <w:type w:val="bbPlcHdr"/>
-        </w:types>
-        <w:behaviors>
-          <w:behavior w:val="content"/>
-        </w:behaviors>
-        <w:guid w:val="{579DE51F-B7A8-4969-A1EE-7530C1BEE0B4}"/>
-      </w:docPartPr>
-      <w:docPartBody>
-        <w:p>
-          <w:pPr>
-            <w:pStyle w:val="95E2822A3528488E8D67C39EA964EBBF"/>
-          </w:pPr>
-          <w:r>
-            <w:t>Themes and styles also help keep your document coordinated. When you click Design and choose a new Theme, the pictures, charts, and SmartArt graphics change to match your new theme. When you apply styles, your headings change to match the new theme.</w:t>
-          </w:r>
-        </w:p>
-      </w:docPartBody>
-    </w:docPart>
-    <w:docPart>
-      <w:docPartPr>
-        <w:name w:val="13BBF3F5B099494D949D92E7713A0AF1"/>
-        <w:category>
-          <w:name w:val="General"/>
-          <w:gallery w:val="placeholder"/>
-        </w:category>
-        <w:types>
-          <w:type w:val="bbPlcHdr"/>
-        </w:types>
-        <w:behaviors>
-          <w:behavior w:val="content"/>
-        </w:behaviors>
-        <w:guid w:val="{34E8DE21-F038-45CE-AF05-91C6C2D04674}"/>
-      </w:docPartPr>
-      <w:docPartBody>
-        <w:p>
-          <w:pPr>
-            <w:pStyle w:val="13BBF3F5B099494D949D92E7713A0AF1"/>
-          </w:pPr>
-          <w:r>
-            <w:t>Picture caption: Picture Caption: To make your document look professionally produced, Word provides header, footer, cover page, and text box designs that complement each other.</w:t>
-          </w:r>
-        </w:p>
-      </w:docPartBody>
-    </w:docPart>
-    <w:docPart>
-      <w:docPartPr>
-        <w:name w:val="0E824149D1144AAEB17BC6E64C8D19AD"/>
-        <w:category>
-          <w:name w:val="General"/>
-          <w:gallery w:val="placeholder"/>
-        </w:category>
-        <w:types>
-          <w:type w:val="bbPlcHdr"/>
-        </w:types>
-        <w:behaviors>
-          <w:behavior w:val="content"/>
-        </w:behaviors>
-        <w:guid w:val="{7264AF44-174E-423D-9481-97F04F5F7E83}"/>
-      </w:docPartPr>
-      <w:docPartBody>
-        <w:p>
-          <w:pPr>
-            <w:pStyle w:val="0E824149D1144AAEB17BC6E64C8D19AD"/>
-          </w:pPr>
-          <w:r>
-            <w:t>Mirjam Nilsson</w:t>
-          </w:r>
-        </w:p>
-      </w:docPartBody>
-    </w:docPart>
-    <w:docPart>
-      <w:docPartPr>
-        <w:name w:val="DF8E19B06D7F472886D24749BDD0376F"/>
-        <w:category>
-          <w:name w:val="General"/>
-          <w:gallery w:val="placeholder"/>
-        </w:category>
-        <w:types>
-          <w:type w:val="bbPlcHdr"/>
-        </w:types>
-        <w:behaviors>
-          <w:behavior w:val="content"/>
-        </w:behaviors>
-        <w:guid w:val="{CB7D5FDE-6748-4914-9487-9E2C168B43B3}"/>
-      </w:docPartPr>
-      <w:docPartBody>
-        <w:p>
-          <w:pPr>
-            <w:pStyle w:val="DF8E19B06D7F472886D24749BDD0376F"/>
-          </w:pPr>
-          <w:r>
-            <w:t>The scoop of the day</w:t>
-          </w:r>
-        </w:p>
-      </w:docPartBody>
-    </w:docPart>
-    <w:docPart>
-      <w:docPartPr>
-        <w:name w:val="A2A71084084A427693A9EEA12A76C499"/>
-        <w:category>
-          <w:name w:val="General"/>
-          <w:gallery w:val="placeholder"/>
-        </w:category>
-        <w:types>
-          <w:type w:val="bbPlcHdr"/>
-        </w:types>
-        <w:behaviors>
-          <w:behavior w:val="content"/>
-        </w:behaviors>
-        <w:guid w:val="{6BE73A3E-63D6-49F9-B5B1-7A13CB3590E8}"/>
-      </w:docPartPr>
-      <w:docPartBody>
-        <w:p>
-          <w:pPr>
-            <w:pStyle w:val="A2A71084084A427693A9EEA12A76C499"/>
-          </w:pPr>
-          <w:r>
-            <w:t>The latest updates</w:t>
-          </w:r>
-        </w:p>
-      </w:docPartBody>
-    </w:docPart>
-    <w:docPart>
-      <w:docPartPr>
-        <w:name w:val="0BB010A4136D4AEB97F13FBFCDFAFB61"/>
-        <w:category>
-          <w:name w:val="General"/>
-          <w:gallery w:val="placeholder"/>
-        </w:category>
-        <w:types>
-          <w:type w:val="bbPlcHdr"/>
-        </w:types>
-        <w:behaviors>
-          <w:behavior w:val="content"/>
-        </w:behaviors>
-        <w:guid w:val="{4982B641-FE04-45B7-A856-DBDD558003B6}"/>
-      </w:docPartPr>
-      <w:docPartBody>
-        <w:p>
-          <w:r>
-            <w:t xml:space="preserve">Themes and styles also help keep your document coordinated. When you click Design and choose a new Theme, the pictures, charts, and SmartArt graphics change to match your new theme. When you apply styles, your headings change to match the new theme. </w:t>
-          </w:r>
-        </w:p>
-        <w:p>
-          <w:r>
-            <w:t xml:space="preserve">Save time in Word with new buttons that show up where you need them. To change the way a picture fits in your document, click it and a button for layout options appears next to it. When you work on a table, click where you want to add a row or a column, and then click the plus sign. Reading is easier, too, in the new Reading view. You can collapse parts of the document and focus on the text you want. </w:t>
-          </w:r>
-        </w:p>
-        <w:p>
-          <w:pPr>
-            <w:pStyle w:val="0BB010A4136D4AEB97F13FBFCDFAFB61"/>
-          </w:pPr>
-          <w:r>
-            <w:t xml:space="preserve">When you work on a table, click where you want to add a row or a column, and then click the plus sign.  </w:t>
-          </w:r>
-        </w:p>
-      </w:docPartBody>
-    </w:docPart>
-    <w:docPart>
-      <w:docPartPr>
-        <w:name w:val="B082EE69D7004F7D9DC0BFEF75A65ACB"/>
-        <w:category>
-          <w:name w:val="General"/>
-          <w:gallery w:val="placeholder"/>
-        </w:category>
-        <w:types>
-          <w:type w:val="bbPlcHdr"/>
-        </w:types>
-        <w:behaviors>
-          <w:behavior w:val="content"/>
-        </w:behaviors>
-        <w:guid w:val="{B9A7340D-4A78-4DB3-B312-AD8D9C218C70}"/>
-      </w:docPartPr>
-      <w:docPartBody>
-        <w:p>
-          <w:pPr>
-            <w:pStyle w:val="B082EE69D7004F7D9DC0BFEF75A65ACB"/>
-          </w:pPr>
-          <w:r>
-            <w:t>Picture Caption: To make your document look professionally produced, Word provides header, footer, cover page, and text box designs that complement each other.</w:t>
-          </w:r>
-        </w:p>
-      </w:docPartBody>
-    </w:docPart>
-    <w:docPart>
-      <w:docPartPr>
-        <w:name w:val="4CEE50A203074D8CB986CC5CCDBFCF7D"/>
-        <w:category>
-          <w:name w:val="General"/>
-          <w:gallery w:val="placeholder"/>
-        </w:category>
-        <w:types>
-          <w:type w:val="bbPlcHdr"/>
-        </w:types>
-        <w:behaviors>
-          <w:behavior w:val="content"/>
-        </w:behaviors>
-        <w:guid w:val="{C1FAF7AD-0848-4ABA-8515-C863533CA811}"/>
-      </w:docPartPr>
-      <w:docPartBody>
-        <w:p>
-          <w:pPr>
-            <w:pStyle w:val="4CEE50A203074D8CB986CC5CCDBFCF7D"/>
-          </w:pPr>
-          <w:r>
-            <w:t>Mirjam Nilsson</w:t>
-          </w:r>
-        </w:p>
-      </w:docPartBody>
-    </w:docPart>
-    <w:docPart>
-      <w:docPartPr>
-        <w:name w:val="102D0D2EABE44D66AE1DA8CD7E6A4345"/>
-        <w:category>
-          <w:name w:val="General"/>
-          <w:gallery w:val="placeholder"/>
-        </w:category>
-        <w:types>
-          <w:type w:val="bbPlcHdr"/>
-        </w:types>
-        <w:behaviors>
-          <w:behavior w:val="content"/>
-        </w:behaviors>
-        <w:guid w:val="{20488ACE-486E-4945-AB04-48A33E35B119}"/>
-      </w:docPartPr>
-      <w:docPartBody>
-        <w:p>
-          <w:pPr>
-            <w:pStyle w:val="102D0D2EABE44D66AE1DA8CD7E6A4345"/>
-          </w:pPr>
-          <w:r>
-            <w:t>The latest breaking news</w:t>
-          </w:r>
-        </w:p>
-      </w:docPartBody>
-    </w:docPart>
-    <w:docPart>
-      <w:docPartPr>
-        <w:name w:val="8519AAB619844C2A95793008E5BDEA80"/>
-        <w:category>
-          <w:name w:val="General"/>
-          <w:gallery w:val="placeholder"/>
-        </w:category>
-        <w:types>
-          <w:type w:val="bbPlcHdr"/>
-        </w:types>
-        <w:behaviors>
-          <w:behavior w:val="content"/>
-        </w:behaviors>
-        <w:guid w:val="{37508F0F-0558-4C2A-9947-0D9D12536649}"/>
-      </w:docPartPr>
-      <w:docPartBody>
-        <w:p>
-          <w:pPr>
-            <w:pStyle w:val="8519AAB619844C2A95793008E5BDEA80"/>
-          </w:pPr>
-          <w:r>
-            <w:t>The latest updates to get you through the day</w:t>
-          </w:r>
-        </w:p>
-      </w:docPartBody>
-    </w:docPart>
-    <w:docPart>
-      <w:docPartPr>
-        <w:name w:val="BB2B842611074A4EA41C4F988EED6896"/>
-        <w:category>
-          <w:name w:val="General"/>
-          <w:gallery w:val="placeholder"/>
-        </w:category>
-        <w:types>
-          <w:type w:val="bbPlcHdr"/>
-        </w:types>
-        <w:behaviors>
-          <w:behavior w:val="content"/>
-        </w:behaviors>
-        <w:guid w:val="{F92D28EE-16AB-4328-87C6-713405E62C81}"/>
-      </w:docPartPr>
-      <w:docPartBody>
-        <w:p>
-          <w:r>
-            <w:t xml:space="preserve">Save time in Word with new buttons that show up where you need them. To change the way a picture fits in your document, click it and a button for layout options appears next to it. </w:t>
-          </w:r>
-        </w:p>
-        <w:p>
-          <w:r>
-            <w:t xml:space="preserve">When you work on a table, click where you want to add a row or a column, and then click the plus sign.  </w:t>
-          </w:r>
-        </w:p>
-        <w:p>
-          <w:pPr>
-            <w:pStyle w:val="BB2B842611074A4EA41C4F988EED6896"/>
-          </w:pPr>
-          <w:r>
-            <w:t>Video provides a powerful way to help you prove your point. When you click</w:t>
-          </w:r>
-        </w:p>
-      </w:docPartBody>
-    </w:docPart>
-    <w:docPart>
-      <w:docPartPr>
-        <w:name w:val="45DC432960A1401E95171F2F60CF6B5B"/>
-        <w:category>
-          <w:name w:val="General"/>
-          <w:gallery w:val="placeholder"/>
-        </w:category>
-        <w:types>
-          <w:type w:val="bbPlcHdr"/>
-        </w:types>
-        <w:behaviors>
-          <w:behavior w:val="content"/>
-        </w:behaviors>
-        <w:guid w:val="{1E35B602-50B9-46BD-9277-9079B3645467}"/>
-      </w:docPartPr>
-      <w:docPartBody>
-        <w:p>
-          <w:r>
-            <w:t xml:space="preserve">Online Video, you can paste in the embed code for the video you want to add. You can also type a keyword to search online for the video that best fits your document. </w:t>
-          </w:r>
-        </w:p>
-        <w:p>
-          <w:pPr>
-            <w:pStyle w:val="45DC432960A1401E95171F2F60CF6B5B"/>
-          </w:pPr>
-          <w:r>
-            <w:t>Themes and styles also help keep your document coordinated. When you click Design and choose a new Theme, the pictures, charts, and SmartArt graphics change to match your new theme.</w:t>
-          </w:r>
-        </w:p>
-      </w:docPartBody>
-    </w:docPart>
-    <w:docPart>
-      <w:docPartPr>
-        <w:name w:val="38B723202FC444D0B978B3F3451088BA"/>
-        <w:category>
-          <w:name w:val="General"/>
-          <w:gallery w:val="placeholder"/>
-        </w:category>
-        <w:types>
-          <w:type w:val="bbPlcHdr"/>
-        </w:types>
-        <w:behaviors>
-          <w:behavior w:val="content"/>
-        </w:behaviors>
-        <w:guid w:val="{89A4A0AC-EB05-4939-BF2C-3286C7CA99C8}"/>
-      </w:docPartPr>
-      <w:docPartBody>
-        <w:p>
-          <w:pPr>
-            <w:pStyle w:val="38B723202FC444D0B978B3F3451088BA"/>
-          </w:pPr>
-          <w:r>
-            <w:t>Picture Caption: To make your document look professionally produced, Word provides header, footer, cover page, and text box designs that complement each other.</w:t>
-          </w:r>
-        </w:p>
-      </w:docPartBody>
-    </w:docPart>
-    <w:docPart>
-      <w:docPartPr>
-        <w:name w:val="6D133C00B9514D74BDF88246C1669482"/>
-        <w:category>
-          <w:name w:val="General"/>
-          <w:gallery w:val="placeholder"/>
-        </w:category>
-        <w:types>
-          <w:type w:val="bbPlcHdr"/>
-        </w:types>
-        <w:behaviors>
-          <w:behavior w:val="content"/>
-        </w:behaviors>
-        <w:guid w:val="{040898E3-6147-48CB-B5B7-53757582251B}"/>
-      </w:docPartPr>
-      <w:docPartBody>
-        <w:p>
-          <w:pPr>
-            <w:pStyle w:val="6D133C00B9514D74BDF88246C1669482"/>
-          </w:pPr>
-          <w:r>
-            <w:t xml:space="preserve">Tuesday, Sep 20, </w:t>
-          </w:r>
-          <w:r>
-            <w:t>Y</w:t>
-          </w:r>
-          <w:r>
-            <w:t>YYY</w:t>
-          </w:r>
-        </w:p>
-      </w:docPartBody>
-    </w:docPart>
-    <w:docPart>
-      <w:docPartPr>
-        <w:name w:val="4CD97423CB4B43CC94EF6DC172DFD4A5"/>
-        <w:category>
-          <w:name w:val="General"/>
-          <w:gallery w:val="placeholder"/>
-        </w:category>
-        <w:types>
-          <w:type w:val="bbPlcHdr"/>
-        </w:types>
-        <w:behaviors>
-          <w:behavior w:val="content"/>
-        </w:behaviors>
-        <w:guid w:val="{5B7B6273-50B3-4E04-8EA9-7408C7213839}"/>
-      </w:docPartPr>
-      <w:docPartBody>
-        <w:p>
-          <w:pPr>
-            <w:pStyle w:val="4CD97423CB4B43CC94EF6DC172DFD4A5"/>
-          </w:pPr>
-          <w:r>
-            <w:t>NEWS TODAY</w:t>
-          </w:r>
-        </w:p>
-      </w:docPartBody>
-    </w:docPart>
-    <w:docPart>
-      <w:docPartPr>
-        <w:name w:val="016180B1002B4ED0AC698B3863D4CE5C"/>
-        <w:category>
-          <w:name w:val="General"/>
-          <w:gallery w:val="placeholder"/>
-        </w:category>
-        <w:types>
-          <w:type w:val="bbPlcHdr"/>
-        </w:types>
-        <w:behaviors>
-          <w:behavior w:val="content"/>
-        </w:behaviors>
-        <w:guid w:val="{D0FE4971-D91D-4450-9979-AB7B5EEA10F0}"/>
-      </w:docPartPr>
-      <w:docPartBody>
-        <w:p>
-          <w:pPr>
-            <w:pStyle w:val="016180B1002B4ED0AC698B3863D4CE5C"/>
-          </w:pPr>
-          <w:r>
-            <w:t>Issue #10</w:t>
-          </w:r>
-        </w:p>
-      </w:docPartBody>
-    </w:docPart>
-    <w:docPart>
-      <w:docPartPr>
-        <w:name w:val="268ED2D6054648A6B8398C3229881278"/>
-        <w:category>
-          <w:name w:val="General"/>
-          <w:gallery w:val="placeholder"/>
-        </w:category>
-        <w:types>
-          <w:type w:val="bbPlcHdr"/>
-        </w:types>
-        <w:behaviors>
-          <w:behavior w:val="content"/>
-        </w:behaviors>
-        <w:guid w:val="{620ED575-3092-46BB-90C5-3C835706D7D9}"/>
-      </w:docPartPr>
-      <w:docPartBody>
-        <w:p>
-          <w:pPr>
-            <w:pStyle w:val="268ED2D6054648A6B8398C3229881278"/>
-          </w:pPr>
-          <w:r>
-            <w:t>Mirjam Nilsson</w:t>
-          </w:r>
-        </w:p>
-      </w:docPartBody>
-    </w:docPart>
-    <w:docPart>
-      <w:docPartPr>
-        <w:name w:val="3B2ED9D3B29442B18A84196D732D5E99"/>
-        <w:category>
-          <w:name w:val="General"/>
-          <w:gallery w:val="placeholder"/>
-        </w:category>
-        <w:types>
-          <w:type w:val="bbPlcHdr"/>
-        </w:types>
-        <w:behaviors>
-          <w:behavior w:val="content"/>
-        </w:behaviors>
-        <w:guid w:val="{4338DC65-7BB1-454E-9CE0-98150A1F4234}"/>
-      </w:docPartPr>
-      <w:docPartBody>
-        <w:p>
-          <w:pPr>
-            <w:pStyle w:val="3B2ED9D3B29442B18A84196D732D5E99"/>
-          </w:pPr>
-          <w:r>
-            <w:t>The scoop of the day</w:t>
-          </w:r>
-        </w:p>
-      </w:docPartBody>
-    </w:docPart>
-    <w:docPart>
-      <w:docPartPr>
-        <w:name w:val="7DC327164774498EA56E34C96B639EC7"/>
-        <w:category>
-          <w:name w:val="General"/>
-          <w:gallery w:val="placeholder"/>
-        </w:category>
-        <w:types>
-          <w:type w:val="bbPlcHdr"/>
-        </w:types>
-        <w:behaviors>
-          <w:behavior w:val="content"/>
-        </w:behaviors>
-        <w:guid w:val="{CE3CD9C9-F8E2-464D-B9AF-B400B0C77487}"/>
-      </w:docPartPr>
-      <w:docPartBody>
-        <w:p>
-          <w:pPr>
-            <w:pStyle w:val="7DC327164774498EA56E34C96B639EC7"/>
-          </w:pPr>
-          <w:r>
-            <w:t>The latest updates</w:t>
-          </w:r>
-        </w:p>
-      </w:docPartBody>
-    </w:docPart>
-    <w:docPart>
-      <w:docPartPr>
-        <w:name w:val="64FEDBE8AB5344A88F1B7748A41A2F32"/>
-        <w:category>
-          <w:name w:val="General"/>
-          <w:gallery w:val="placeholder"/>
-        </w:category>
-        <w:types>
-          <w:type w:val="bbPlcHdr"/>
-        </w:types>
-        <w:behaviors>
-          <w:behavior w:val="content"/>
-        </w:behaviors>
-        <w:guid w:val="{F2FFD4E0-6A31-4F4A-86A9-DAFDDED99796}"/>
-      </w:docPartPr>
-      <w:docPartBody>
-        <w:p>
-          <w:r>
-            <w:t xml:space="preserve">To change the way a picture fits in your document, click it and a button for layout options appears next to it. </w:t>
-          </w:r>
-        </w:p>
-        <w:p>
-          <w:r>
-            <w:t xml:space="preserve">Themes and styles also help keep your document coordinated. When you click Design and choose a new Theme, the pictures, charts, and SmartArt graphics change to match your new theme. When you apply styles, your headings change to match the new theme. </w:t>
-          </w:r>
-        </w:p>
-        <w:p>
-          <w:r>
-            <w:t xml:space="preserve">Save time in Word with new buttons that show up where you need them. To change the way a picture fits in your document, click it and a button for layout options appears next to it. </w:t>
-          </w:r>
-        </w:p>
-        <w:p>
-          <w:r>
-            <w:t xml:space="preserve">When you work on a table, click where you want to add a row or a column, and then click the plus sign. Reading is easier, too, in the new Reading view. You can collapse parts of the document and focus on the text you want. </w:t>
-          </w:r>
-        </w:p>
-        <w:p>
-          <w:pPr>
-            <w:pStyle w:val="64FEDBE8AB5344A88F1B7748A41A2F32"/>
-          </w:pPr>
-          <w:r>
-            <w:t>To change the way a picture fits in your document, click it and a button for layout options appears next to it.</w:t>
-          </w:r>
-        </w:p>
-      </w:docPartBody>
-    </w:docPart>
-    <w:docPart>
-      <w:docPartPr>
-        <w:name w:val="218EEE9DDCF140A3B7246C86809E186D"/>
-        <w:category>
-          <w:name w:val="General"/>
-          <w:gallery w:val="placeholder"/>
-        </w:category>
-        <w:types>
-          <w:type w:val="bbPlcHdr"/>
-        </w:types>
-        <w:behaviors>
-          <w:behavior w:val="content"/>
-        </w:behaviors>
-        <w:guid w:val="{96BE695D-757F-42C9-B4BA-8D5D3B342578}"/>
-      </w:docPartPr>
-      <w:docPartBody>
-        <w:p>
-          <w:pPr>
-            <w:pStyle w:val="218EEE9DDCF140A3B7246C86809E186D"/>
-          </w:pPr>
-          <w:r>
-            <w:t>Mirjam Nilsson</w:t>
-          </w:r>
-        </w:p>
-      </w:docPartBody>
-    </w:docPart>
-    <w:docPart>
-      <w:docPartPr>
-        <w:name w:val="89F7CC8E772D4E22901F3014A18AF87F"/>
-        <w:category>
-          <w:name w:val="General"/>
-          <w:gallery w:val="placeholder"/>
-        </w:category>
-        <w:types>
-          <w:type w:val="bbPlcHdr"/>
-        </w:types>
-        <w:behaviors>
-          <w:behavior w:val="content"/>
-        </w:behaviors>
-        <w:guid w:val="{AA780801-C240-4876-95B3-1892A38B9B66}"/>
-      </w:docPartPr>
-      <w:docPartBody>
-        <w:p>
-          <w:pPr>
-            <w:pStyle w:val="89F7CC8E772D4E22901F3014A18AF87F"/>
-          </w:pPr>
-          <w:r>
-            <w:t>The scoop of the day</w:t>
-          </w:r>
-        </w:p>
-      </w:docPartBody>
-    </w:docPart>
-    <w:docPart>
-      <w:docPartPr>
-        <w:name w:val="55F3F76C2D3B466688704479EF0B44CD"/>
-        <w:category>
-          <w:name w:val="General"/>
-          <w:gallery w:val="placeholder"/>
-        </w:category>
-        <w:types>
-          <w:type w:val="bbPlcHdr"/>
-        </w:types>
-        <w:behaviors>
-          <w:behavior w:val="content"/>
-        </w:behaviors>
-        <w:guid w:val="{3D7AFD89-5B99-4C94-85B8-3298804AAD78}"/>
-      </w:docPartPr>
-      <w:docPartBody>
-        <w:p>
-          <w:pPr>
-            <w:pStyle w:val="55F3F76C2D3B466688704479EF0B44CD"/>
-          </w:pPr>
-          <w:r>
-            <w:t>The latest updates</w:t>
-          </w:r>
-        </w:p>
-      </w:docPartBody>
-    </w:docPart>
-    <w:docPart>
-      <w:docPartPr>
-        <w:name w:val="EFEB76D577E94F169B1FD387BFD18221"/>
-        <w:category>
-          <w:name w:val="General"/>
-          <w:gallery w:val="placeholder"/>
-        </w:category>
-        <w:types>
-          <w:type w:val="bbPlcHdr"/>
-        </w:types>
-        <w:behaviors>
-          <w:behavior w:val="content"/>
-        </w:behaviors>
-        <w:guid w:val="{44EBE897-2CB2-4533-AC3C-C8CF927B4923}"/>
-      </w:docPartPr>
-      <w:docPartBody>
-        <w:p>
-          <w:r>
-            <w:t xml:space="preserve">Themes and styles also help keep your document coordinated. When you click Design and choose a new Theme, the pictures, charts, and SmartArt graphics change to match your new theme. When you apply styles, your headings change to match the new theme. </w:t>
-          </w:r>
-        </w:p>
-        <w:p>
-          <w:pPr>
-            <w:pStyle w:val="EFEB76D577E94F169B1FD387BFD18221"/>
-          </w:pPr>
-          <w:r>
-            <w:t>To change the way a picture fits in your document, click it and a button for layout options appears next to it.</w:t>
-          </w:r>
-        </w:p>
-      </w:docPartBody>
-    </w:docPart>
-    <w:docPart>
-      <w:docPartPr>
-        <w:name w:val="DA5C43E3F83745C88DFE35753B59E3E1"/>
-        <w:category>
-          <w:name w:val="General"/>
-          <w:gallery w:val="placeholder"/>
-        </w:category>
-        <w:types>
-          <w:type w:val="bbPlcHdr"/>
-        </w:types>
-        <w:behaviors>
-          <w:behavior w:val="content"/>
-        </w:behaviors>
-        <w:guid w:val="{27A871F9-F72D-4EEA-BE3A-A379C06FB4A6}"/>
-      </w:docPartPr>
-      <w:docPartBody>
-        <w:p>
-          <w:pPr>
-            <w:pStyle w:val="DA5C43E3F83745C88DFE35753B59E3E14"/>
-          </w:pPr>
-          <w:r>
-            <w:rPr>
-              <w:rStyle w:val="PlaceholderText"/>
-            </w:rPr>
-            <w:t>Picture Caption: To make your document look professionally produced, Word provides header, footer, cover page, and text box designs that complement each other.</w:t>
-          </w:r>
-        </w:p>
-      </w:docPartBody>
-    </w:docPart>
-    <w:docPart>
-      <w:docPartPr>
-        <w:name w:val="7246989150D944DC9C058880343CD519"/>
-        <w:category>
-          <w:name w:val="General"/>
-          <w:gallery w:val="placeholder"/>
-        </w:category>
-        <w:types>
-          <w:type w:val="bbPlcHdr"/>
-        </w:types>
-        <w:behaviors>
-          <w:behavior w:val="content"/>
-        </w:behaviors>
-        <w:guid w:val="{3A7ACE60-186D-4CD6-8E58-B0C84FBF86E4}"/>
-      </w:docPartPr>
-      <w:docPartBody>
-        <w:p>
-          <w:r>
-            <w:t xml:space="preserve">To make your document look professionally produced, Word provides header, footer, cover page, and text box designs that complement each other. For example, you can add a matching cover page, header, and sidebar. </w:t>
-          </w:r>
-        </w:p>
-        <w:p>
-          <w:pPr>
-            <w:pStyle w:val="7246989150D944DC9C058880343CD519"/>
-          </w:pPr>
-          <w:r>
-            <w:t>Click Insert and then choose the elements you want from the different galleries. Save time in Word with new buttons that show up where you need them.</w:t>
-          </w:r>
-        </w:p>
-      </w:docPartBody>
-    </w:docPart>
-    <w:docPart>
-      <w:docPartPr>
-        <w:name w:val="F694B9859A96444DAB678849D34136EF"/>
-        <w:category>
-          <w:name w:val="General"/>
-          <w:gallery w:val="placeholder"/>
-        </w:category>
-        <w:types>
-          <w:type w:val="bbPlcHdr"/>
-        </w:types>
-        <w:behaviors>
-          <w:behavior w:val="content"/>
-        </w:behaviors>
-        <w:guid w:val="{9411228C-00C9-48EB-8FB7-BCB72CE43A3F}"/>
-      </w:docPartPr>
-      <w:docPartBody>
-        <w:p>
-          <w:pPr>
-            <w:pStyle w:val="F694B9859A96444DAB678849D34136EF4"/>
-          </w:pPr>
-          <w:r>
-            <w:rPr>
-              <w:rStyle w:val="PlaceholderText"/>
-            </w:rPr>
-            <w:t>Picture Caption: To make your document look professionally produced, Word provides header, footer, cover page, and text box designs that complement each other.</w:t>
-          </w:r>
-        </w:p>
-      </w:docPartBody>
-    </w:docPart>
-    <w:docPart>
-      <w:docPartPr>
-        <w:name w:val="DA317412B30646F1BCDE482B6C5517E4"/>
-        <w:category>
-          <w:name w:val="General"/>
-          <w:gallery w:val="placeholder"/>
-        </w:category>
-        <w:types>
-          <w:type w:val="bbPlcHdr"/>
-        </w:types>
-        <w:behaviors>
-          <w:behavior w:val="content"/>
-        </w:behaviors>
-        <w:guid w:val="{74684534-F5F7-467B-A1F3-17A0D9A452A8}"/>
-      </w:docPartPr>
-      <w:docPartBody>
-        <w:p>
-          <w:pPr>
-            <w:pStyle w:val="DA317412B30646F1BCDE482B6C5517E4"/>
-          </w:pPr>
-          <w:r>
-            <w:t>Picture Caption: To make your document look professionally produced, Word provides header, footer, cover page, and text box designs that complement each other.</w:t>
-          </w:r>
-        </w:p>
-      </w:docPartBody>
-    </w:docPart>
-    <w:docPart>
-      <w:docPartPr>
-        <w:name w:val="BD8867FB65434837AB08FF85E26BEEE8"/>
-        <w:category>
-          <w:name w:val="General"/>
-          <w:gallery w:val="placeholder"/>
-        </w:category>
-        <w:types>
-          <w:type w:val="bbPlcHdr"/>
-        </w:types>
-        <w:behaviors>
-          <w:behavior w:val="content"/>
-        </w:behaviors>
-        <w:guid w:val="{54776FD7-AC68-4180-9884-2E926F28C5D1}"/>
-      </w:docPartPr>
-      <w:docPartBody>
-        <w:p>
-          <w:pPr>
-            <w:pStyle w:val="BD8867FB65434837AB08FF85E26BEEE8"/>
-          </w:pPr>
-          <w:r>
-            <w:t>Mirjam Nilsson</w:t>
-          </w:r>
-        </w:p>
-      </w:docPartBody>
-    </w:docPart>
-    <w:docPart>
-      <w:docPartPr>
-        <w:name w:val="30766875A9C649C9845FE001F6DA463E"/>
-        <w:category>
-          <w:name w:val="General"/>
-          <w:gallery w:val="placeholder"/>
-        </w:category>
-        <w:types>
-          <w:type w:val="bbPlcHdr"/>
-        </w:types>
-        <w:behaviors>
-          <w:behavior w:val="content"/>
-        </w:behaviors>
-        <w:guid w:val="{DC09D989-71A3-4EBF-B183-C33E00CA3505}"/>
-      </w:docPartPr>
-      <w:docPartBody>
-        <w:p>
-          <w:pPr>
-            <w:pStyle w:val="30766875A9C649C9845FE001F6DA463E"/>
-          </w:pPr>
-          <w:r>
-            <w:t>The latest breaking news of the day</w:t>
-          </w:r>
-        </w:p>
-      </w:docPartBody>
-    </w:docPart>
-    <w:docPart>
-      <w:docPartPr>
-        <w:name w:val="547E179CCAC24E33A0AC44E8F70912CE"/>
-        <w:category>
-          <w:name w:val="General"/>
-          <w:gallery w:val="placeholder"/>
-        </w:category>
-        <w:types>
-          <w:type w:val="bbPlcHdr"/>
-        </w:types>
-        <w:behaviors>
-          <w:behavior w:val="content"/>
-        </w:behaviors>
-        <w:guid w:val="{FE1E734D-F987-47B2-A2A4-A4B9D3A6807A}"/>
-      </w:docPartPr>
-      <w:docPartBody>
-        <w:p>
-          <w:pPr>
-            <w:pStyle w:val="547E179CCAC24E33A0AC44E8F70912CE"/>
-          </w:pPr>
-          <w:r>
-            <w:t>The latest updates to get you through the day</w:t>
-          </w:r>
-        </w:p>
-      </w:docPartBody>
-    </w:docPart>
-    <w:docPart>
-      <w:docPartPr>
-        <w:name w:val="AE393E263A9541A7A347F0D24C851C12"/>
-        <w:category>
-          <w:name w:val="General"/>
-          <w:gallery w:val="placeholder"/>
-        </w:category>
-        <w:types>
-          <w:type w:val="bbPlcHdr"/>
-        </w:types>
-        <w:behaviors>
-          <w:behavior w:val="content"/>
-        </w:behaviors>
-        <w:guid w:val="{07D549EC-DB68-41EF-8200-0022D35DEA23}"/>
-      </w:docPartPr>
-      <w:docPartBody>
-        <w:p>
-          <w:r>
-            <w:t xml:space="preserve">To make your document look professionally produced, Word provides header, footer, cover page, and text box designs that complement each other. For example, you can add a matching cover page, header, and sidebar. Click Insert and then choose the elements you want from the different galleries. </w:t>
-          </w:r>
-        </w:p>
-        <w:p>
-          <w:pPr>
-            <w:pStyle w:val="AE393E263A9541A7A347F0D24C851C12"/>
-          </w:pPr>
-          <w:r>
-            <w:t>Save time in Word with new buttons that show up where you need them.To change the way a picture fits in your document, click it and a button for layout options appears next to it. Themes and styles also help keep your document coordinated. When you click Design and choose a new Theme, the pictures,</w:t>
-          </w:r>
-        </w:p>
-      </w:docPartBody>
-    </w:docPart>
-    <w:docPart>
-      <w:docPartPr>
-        <w:name w:val="F8AF6F36CBC54989995D281F5A32BF09"/>
-        <w:category>
-          <w:name w:val="General"/>
-          <w:gallery w:val="placeholder"/>
-        </w:category>
-        <w:types>
-          <w:type w:val="bbPlcHdr"/>
-        </w:types>
-        <w:behaviors>
-          <w:behavior w:val="content"/>
-        </w:behaviors>
-        <w:guid w:val="{E7770CC6-54B4-4343-8446-DFF2B2FC8880}"/>
-      </w:docPartPr>
-      <w:docPartBody>
-        <w:p>
-          <w:r>
-            <w:t xml:space="preserve">charts, and SmartArt graphics change to match your new theme. When you apply styles, your headings change to match the new theme. </w:t>
-          </w:r>
-        </w:p>
-        <w:p>
-          <w:pPr>
-            <w:pStyle w:val="F8AF6F36CBC54989995D281F5A32BF09"/>
-          </w:pPr>
-          <w:r>
-            <w:t>Save time in Word with new buttons that show up where you need them. To change the way a picture fits in your document, click it and a button for layout options appears next to it. When you work on a table, click where you want to add a row or a column, and then click the plus sign. Reading is easier, too, in the new Reading view. You can collapse parts of the document and focus on the text you want.</w:t>
-          </w:r>
-        </w:p>
-      </w:docPartBody>
-    </w:docPart>
-    <w:docPart>
-      <w:docPartPr>
-        <w:name w:val="2B3ED110C90A4563875468B39F40CEA2"/>
-        <w:category>
-          <w:name w:val="General"/>
-          <w:gallery w:val="placeholder"/>
-        </w:category>
-        <w:types>
-          <w:type w:val="bbPlcHdr"/>
-        </w:types>
-        <w:behaviors>
-          <w:behavior w:val="content"/>
-        </w:behaviors>
-        <w:guid w:val="{691F442B-B2E1-4726-93B8-74653253F7AA}"/>
-      </w:docPartPr>
-      <w:docPartBody>
-        <w:p>
-          <w:pPr>
-            <w:pStyle w:val="2B3ED110C90A4563875468B39F40CEA2"/>
-          </w:pPr>
-          <w:r>
-            <w:t xml:space="preserve">Tuesday, Sep 20, </w:t>
-          </w:r>
-          <w:r>
-            <w:t>Y</w:t>
-          </w:r>
-          <w:r>
-            <w:t>YYY</w:t>
-          </w:r>
-        </w:p>
-      </w:docPartBody>
-    </w:docPart>
-    <w:docPart>
-      <w:docPartPr>
-        <w:name w:val="3D865760F1064AC0B53032AF5C6D419C"/>
-        <w:category>
-          <w:name w:val="General"/>
-          <w:gallery w:val="placeholder"/>
-        </w:category>
-        <w:types>
-          <w:type w:val="bbPlcHdr"/>
-        </w:types>
-        <w:behaviors>
-          <w:behavior w:val="content"/>
-        </w:behaviors>
-        <w:guid w:val="{C83C6843-B438-4831-A8AB-20BD80F4C58D}"/>
-      </w:docPartPr>
-      <w:docPartBody>
-        <w:p>
-          <w:pPr>
-            <w:pStyle w:val="3D865760F1064AC0B53032AF5C6D419C"/>
-          </w:pPr>
-          <w:r>
-            <w:t>NEWS TODAY</w:t>
-          </w:r>
-        </w:p>
-      </w:docPartBody>
-    </w:docPart>
-    <w:docPart>
-      <w:docPartPr>
-        <w:name w:val="67BA6C69B42E40F2A9A2B7B746EC91AA"/>
-        <w:category>
-          <w:name w:val="General"/>
-          <w:gallery w:val="placeholder"/>
-        </w:category>
-        <w:types>
-          <w:type w:val="bbPlcHdr"/>
-        </w:types>
-        <w:behaviors>
-          <w:behavior w:val="content"/>
-        </w:behaviors>
-        <w:guid w:val="{A6D6A41C-3DCC-4D55-8194-F42396EB4AE3}"/>
-      </w:docPartPr>
-      <w:docPartBody>
-        <w:p>
-          <w:pPr>
-            <w:pStyle w:val="67BA6C69B42E40F2A9A2B7B746EC91AA"/>
-          </w:pPr>
-          <w:r>
-            <w:t>Issue #10</w:t>
-          </w:r>
-        </w:p>
-      </w:docPartBody>
-    </w:docPart>
-    <w:docPart>
-      <w:docPartPr>
-        <w:name w:val="DBC35558788946AF84119DC0AC9A2109"/>
-        <w:category>
-          <w:name w:val="General"/>
-          <w:gallery w:val="placeholder"/>
-        </w:category>
-        <w:types>
-          <w:type w:val="bbPlcHdr"/>
-        </w:types>
-        <w:behaviors>
-          <w:behavior w:val="content"/>
-        </w:behaviors>
-        <w:guid w:val="{203E158A-9112-43F8-8EAC-85104A6E2E6A}"/>
-      </w:docPartPr>
-      <w:docPartBody>
-        <w:p>
-          <w:pPr>
-            <w:pStyle w:val="DBC35558788946AF84119DC0AC9A21094"/>
-          </w:pPr>
-          <w:r>
-            <w:rPr>
-              <w:rStyle w:val="PlaceholderText"/>
-            </w:rPr>
-            <w:t>Picture Caption: To make your document look professionally produced, Word provides header, footer, cover page, and text box designs that complement each other.</w:t>
-          </w:r>
-        </w:p>
-      </w:docPartBody>
-    </w:docPart>
-    <w:docPart>
-      <w:docPartPr>
-        <w:name w:val="5062A86F66DD4022B69C8F4C884A36F9"/>
-        <w:category>
-          <w:name w:val="General"/>
-          <w:gallery w:val="placeholder"/>
-        </w:category>
-        <w:types>
-          <w:type w:val="bbPlcHdr"/>
-        </w:types>
-        <w:behaviors>
-          <w:behavior w:val="content"/>
-        </w:behaviors>
-        <w:guid w:val="{74D71451-6AF4-44A2-BFB8-0520BF66D707}"/>
-      </w:docPartPr>
-      <w:docPartBody>
-        <w:p>
-          <w:pPr>
-            <w:pStyle w:val="5062A86F66DD4022B69C8F4C884A36F9"/>
-          </w:pPr>
-          <w:r>
-            <w:t>The latest breaking news of the day</w:t>
-          </w:r>
-        </w:p>
-      </w:docPartBody>
-    </w:docPart>
-    <w:docPart>
-      <w:docPartPr>
-        <w:name w:val="8F7BBB58A12542DDAF34D6968F351533"/>
-        <w:category>
-          <w:name w:val="General"/>
-          <w:gallery w:val="placeholder"/>
-        </w:category>
-        <w:types>
-          <w:type w:val="bbPlcHdr"/>
-        </w:types>
-        <w:behaviors>
-          <w:behavior w:val="content"/>
-        </w:behaviors>
-        <w:guid w:val="{60B935BD-7C98-4F46-A9A0-23A3F106EC2D}"/>
-      </w:docPartPr>
-      <w:docPartBody>
-        <w:p>
-          <w:pPr>
-            <w:pStyle w:val="8F7BBB58A12542DDAF34D6968F351533"/>
-          </w:pPr>
-          <w:r>
-            <w:t>The latest updates to get you through the day</w:t>
-          </w:r>
-        </w:p>
-      </w:docPartBody>
-    </w:docPart>
-    <w:docPart>
-      <w:docPartPr>
-        <w:name w:val="C48853E49230482998AC0A9FB1B3F2B6"/>
-        <w:category>
-          <w:name w:val="General"/>
-          <w:gallery w:val="placeholder"/>
-        </w:category>
-        <w:types>
-          <w:type w:val="bbPlcHdr"/>
-        </w:types>
-        <w:behaviors>
-          <w:behavior w:val="content"/>
-        </w:behaviors>
-        <w:guid w:val="{5A32CFC7-6EA1-4FE9-A99A-9F1BA7326517}"/>
-      </w:docPartPr>
-      <w:docPartBody>
-        <w:p>
-          <w:pPr>
-            <w:pStyle w:val="C48853E49230482998AC0A9FB1B3F2B6"/>
-          </w:pPr>
-          <w:r>
-            <w:rPr>
-              <w:rFonts w:eastAsia="Times New Roman"/>
-              <w:bCs/>
-            </w:rPr>
-            <w:t>Mirjam Nilsson</w:t>
-          </w:r>
-        </w:p>
-      </w:docPartBody>
-    </w:docPart>
-    <w:docPart>
-      <w:docPartPr>
-        <w:name w:val="A935FFCC8BEC471A871F36B2B1759523"/>
-        <w:category>
-          <w:name w:val="General"/>
-          <w:gallery w:val="placeholder"/>
-        </w:category>
-        <w:types>
-          <w:type w:val="bbPlcHdr"/>
-        </w:types>
-        <w:behaviors>
-          <w:behavior w:val="content"/>
-        </w:behaviors>
-        <w:guid w:val="{99C35457-CD7C-4B02-99D5-7D6E07B45509}"/>
-      </w:docPartPr>
-      <w:docPartBody>
-        <w:p>
-          <w:pPr>
-            <w:pStyle w:val="A935FFCC8BEC471A871F36B2B1759523"/>
-          </w:pPr>
-          <w:r>
-            <w:t xml:space="preserve">Video provides a powerful way to help you prove your point. When you click Online Video, you can paste in the embed code for the video you want to add. You can also type a keyword to search online for the video that best fits your document. </w:t>
-          </w:r>
-        </w:p>
-      </w:docPartBody>
-    </w:docPart>
-    <w:docPart>
-      <w:docPartPr>
-        <w:name w:val="B7FDBFBDA7DB479A810A99089E4E8767"/>
-        <w:category>
-          <w:name w:val="General"/>
-          <w:gallery w:val="placeholder"/>
-        </w:category>
-        <w:types>
-          <w:type w:val="bbPlcHdr"/>
-        </w:types>
-        <w:behaviors>
-          <w:behavior w:val="content"/>
-        </w:behaviors>
-        <w:guid w:val="{C991DDC8-8279-44EA-942E-DE8D4409BE4E}"/>
-      </w:docPartPr>
-      <w:docPartBody>
-        <w:p>
-          <w:pPr>
-            <w:pStyle w:val="B7FDBFBDA7DB479A810A99089E4E8767"/>
-          </w:pPr>
-          <w:r>
-            <w:t>Save time in Word with new buttons that show up where you need them. To change the way a picture fits in your document, click it and a button for layout options appears next to it. When you work on a table, click where you want to add a row or a column, and then click the plus sign. Reading is easier, too, in the new Reading view. You can collapse parts of the document and focus on the text you want.</w:t>
-          </w:r>
-        </w:p>
-      </w:docPartBody>
-    </w:docPart>
-    <w:docPart>
-      <w:docPartPr>
-        <w:name w:val="13D063997AEC42419FBD593A7EF80A63"/>
-        <w:category>
-          <w:name w:val="General"/>
-          <w:gallery w:val="placeholder"/>
-        </w:category>
-        <w:types>
-          <w:type w:val="bbPlcHdr"/>
-        </w:types>
-        <w:behaviors>
-          <w:behavior w:val="content"/>
-        </w:behaviors>
-        <w:guid w:val="{BAEFF326-19CF-4813-A5DD-E6A89C42BAB3}"/>
-      </w:docPartPr>
-      <w:docPartBody>
-        <w:p>
-          <w:r>
-            <w:t>To make your document look</w:t>
-          </w:r>
-          <w:r>
-            <w:t xml:space="preserve"> professionally produced, Word provides header, footer, cover page, and text box designs that complement each other. For example, you can add a matching cover page, header, and sidebar. Click Insert and then choose the elements you want from the different galleries. </w:t>
-          </w:r>
-        </w:p>
-        <w:p>
-          <w:r>
-            <w:t xml:space="preserve">Themes and styles also help keep your document coordinated. When you click Design and choose a new Theme, the pictures, charts, and SmartArt graphics change to match your new theme. When you apply styles, your headings change to match the new theme. Save time in Word with new buttons that show up where you need them. </w:t>
-          </w:r>
-        </w:p>
-        <w:p>
-          <w:r>
-            <w:t xml:space="preserve">To change the way a picture fits in your document, click it and a button for layout options appears next to it. When you work on a table, click where you want to add a row or a column, and then click the plus sign. Reading is easier, too, in the new Reading view. You can collapse parts of the document and focus on the text you want. </w:t>
-          </w:r>
-        </w:p>
-        <w:p>
-          <w:pPr>
-            <w:pStyle w:val="13D063997AEC42419FBD593A7EF80A63"/>
-          </w:pPr>
-          <w:r>
-            <w:t>To make your document look professionally produced, Word provides header, footer, cover page, and text box designs that complement each other. For example, you can add a matching cover page, header, and sidebar.</w:t>
-          </w:r>
-        </w:p>
-      </w:docPartBody>
-    </w:docPart>
-    <w:docPart>
-      <w:docPartPr>
-        <w:name w:val="230648BA384846F581D907463FD26049"/>
-        <w:category>
-          <w:name w:val="General"/>
-          <w:gallery w:val="placeholder"/>
-        </w:category>
-        <w:types>
-          <w:type w:val="bbPlcHdr"/>
-        </w:types>
-        <w:behaviors>
-          <w:behavior w:val="content"/>
-        </w:behaviors>
-        <w:guid w:val="{26429FE2-1512-4AD5-8E4B-156F56CC8259}"/>
-      </w:docPartPr>
-      <w:docPartBody>
-        <w:p>
-          <w:pPr>
-            <w:pStyle w:val="230648BA384846F581D907463FD26049"/>
-          </w:pPr>
-          <w:r>
-            <w:t>“Video provides a powerful way to help you prove your point.”</w:t>
-          </w:r>
-        </w:p>
-      </w:docPartBody>
-    </w:docPart>
-    <w:docPart>
-      <w:docPartPr>
-        <w:name w:val="A766C068025E481696FBAB9A1B27A368"/>
-        <w:category>
-          <w:name w:val="General"/>
-          <w:gallery w:val="placeholder"/>
-        </w:category>
-        <w:types>
-          <w:type w:val="bbPlcHdr"/>
-        </w:types>
-        <w:behaviors>
-          <w:behavior w:val="content"/>
-        </w:behaviors>
-        <w:guid w:val="{47721C81-F017-4975-B48C-0CC99E61047B}"/>
-      </w:docPartPr>
-      <w:docPartBody>
-        <w:p>
-          <w:pPr>
-            <w:pStyle w:val="A766C068025E481696FBAB9A1B27A368"/>
-          </w:pPr>
-          <w:r>
-            <w:t>Mirjam Nilsson</w:t>
-          </w:r>
-        </w:p>
-      </w:docPartBody>
-    </w:docPart>
-    <w:docPart>
-      <w:docPartPr>
-        <w:name w:val="398BDB93EFC64F3B98042DAF22FBB9F9"/>
-        <w:category>
-          <w:name w:val="General"/>
-          <w:gallery w:val="placeholder"/>
-        </w:category>
-        <w:types>
-          <w:type w:val="bbPlcHdr"/>
-        </w:types>
-        <w:behaviors>
-          <w:behavior w:val="content"/>
-        </w:behaviors>
-        <w:guid w:val="{94FE1F5E-5122-4600-95AC-8FD414493DBF}"/>
-      </w:docPartPr>
-      <w:docPartBody>
-        <w:p>
-          <w:r>
-            <w:t xml:space="preserve">Video provides a powerful way to help you prove your point. When you click Online Video, you can paste in the embed code for the video you want to add. You can also type a keyword to search online for the video that best fits your document. To make your document look professionally produced, Word provides header, footer, cover page, and text box designs that complement each other. For example, you can add a matching cover page, header, and sidebar. </w:t>
-          </w:r>
-        </w:p>
-        <w:p>
-          <w:pPr>
-            <w:pStyle w:val="398BDB93EFC64F3B98042DAF22FBB9F9"/>
-          </w:pPr>
-          <w:r>
-            <w:t>Click Insert and then choose the elements you want from the different galleries. Themes and styles also help keep your document coordinated. When you click Design and choose a new Theme, the pictures, charts, and SmartArt graphics change to match your new theme.</w:t>
-          </w:r>
-        </w:p>
-      </w:docPartBody>
-    </w:docPart>
-    <w:docPart>
-      <w:docPartPr>
-        <w:name w:val="593D0A2F006B49B9BF23477062062FCC"/>
-        <w:category>
-          <w:name w:val="General"/>
-          <w:gallery w:val="placeholder"/>
-        </w:category>
-        <w:types>
-          <w:type w:val="bbPlcHdr"/>
-        </w:types>
-        <w:behaviors>
-          <w:behavior w:val="content"/>
-        </w:behaviors>
-        <w:guid w:val="{5F8E1D09-3222-4785-8DA3-F095C083CB41}"/>
-      </w:docPartPr>
-      <w:docPartBody>
-        <w:p>
-          <w:r>
-            <w:t>Community rallies for charity</w:t>
-          </w:r>
-        </w:p>
-      </w:docPartBody>
-    </w:docPart>
-    <w:docPart>
-      <w:docPartPr>
-        <w:name w:val="8CD3AF375D564BF99C1EC5B4AA3A9C78"/>
-        <w:category>
-          <w:name w:val="General"/>
-          <w:gallery w:val="placeholder"/>
-        </w:category>
-        <w:types>
-          <w:type w:val="bbPlcHdr"/>
-        </w:types>
-        <w:behaviors>
-          <w:behavior w:val="content"/>
-        </w:behaviors>
-        <w:guid w:val="{FB1D2BD5-31D4-4344-A779-091202360FF3}"/>
-      </w:docPartPr>
-      <w:docPartBody>
-        <w:p>
-          <w:r>
-            <w:t>School budget</w:t>
-          </w:r>
-        </w:p>
-      </w:docPartBody>
-    </w:docPart>
-    <w:docPart>
-      <w:docPartPr>
-        <w:name w:val="806D8E5CCE6B404BA15780C7B06597FC"/>
-        <w:category>
-          <w:name w:val="General"/>
-          <w:gallery w:val="placeholder"/>
-        </w:category>
-        <w:types>
-          <w:type w:val="bbPlcHdr"/>
-        </w:types>
-        <w:behaviors>
-          <w:behavior w:val="content"/>
-        </w:behaviors>
-        <w:guid w:val="{FF08DBF5-2490-438B-90B2-3F59EBE9BBC6}"/>
-      </w:docPartPr>
-      <w:docPartBody>
-        <w:p>
-          <w:r>
-            <w:t>Police prevent crime</w:t>
-          </w:r>
-        </w:p>
-      </w:docPartBody>
-    </w:docPart>
-    <w:docPart>
-      <w:docPartPr>
-        <w:name w:val="0F890CA6D37E4555BE40728E118FB782"/>
-        <w:category>
-          <w:name w:val="General"/>
-          <w:gallery w:val="placeholder"/>
-        </w:category>
-        <w:types>
-          <w:type w:val="bbPlcHdr"/>
-        </w:types>
-        <w:behaviors>
-          <w:behavior w:val="content"/>
-        </w:behaviors>
-        <w:guid w:val="{F03B7BD9-DF17-4CF9-B7E2-7632B71BF71B}"/>
-      </w:docPartPr>
-      <w:docPartBody>
-        <w:p>
-          <w:r>
-            <w:t>Athlete sets record</w:t>
-          </w:r>
-        </w:p>
-      </w:docPartBody>
-    </w:docPart>
-    <w:docPart>
-      <w:docPartPr>
-        <w:name w:val="1C7437E859F4407D87B9C496C4590F56"/>
-        <w:category>
-          <w:name w:val="General"/>
-          <w:gallery w:val="placeholder"/>
-        </w:category>
-        <w:types>
-          <w:type w:val="bbPlcHdr"/>
-        </w:types>
-        <w:behaviors>
-          <w:behavior w:val="content"/>
-        </w:behaviors>
-        <w:guid w:val="{AD93BEE5-96DA-45B8-9FFA-285B2B8ED2D3}"/>
-      </w:docPartPr>
-      <w:docPartBody>
-        <w:p>
-          <w:r>
-            <w:t>Daily news updates and opinions</w:t>
-          </w:r>
-        </w:p>
-      </w:docPartBody>
-    </w:docPart>
-  </w:docParts>
-</w:glossaryDocument>
-</file>
-
-<file path=word/glossary/fontTable2.xml><?xml version="1.0" encoding="utf-8"?>
-<w:fonts xmlns:mc="http://schemas.openxmlformats.org/markup-compatibility/2006" xmlns:r="http://schemas.openxmlformats.org/officeDocument/2006/relationships" xmlns:w="http://schemas.openxmlformats.org/wordprocessingml/2006/main" xmlns:w14="http://schemas.microsoft.com/office/word/2010/wordml" xmlns:w15="http://schemas.microsoft.com/office/word/2012/wordml" xmlns:w16cex="http://schemas.microsoft.com/office/word/2018/wordml/cex" xmlns:w16cid="http://schemas.microsoft.com/office/word/2016/wordml/cid" xmlns:w16="http://schemas.microsoft.com/office/word/2018/wordml" xmlns:w16sdtdh="http://schemas.microsoft.com/office/word/2020/wordml/sdtdatahash" xmlns:w16se="http://schemas.microsoft.com/office/word/2015/wordml/symex" mc:Ignorable="w14 w15 w16se w16cid w16 w16cex w16sdtdh">
-  <w:font w:name="Baskerville Old Face">
-    <w:panose1 w:val="02020602080505020303"/>
-    <w:charset w:val="00"/>
-    <w:family w:val="roman"/>
-    <w:pitch w:val="variable"/>
-    <w:sig w:usb0="00000003" w:usb1="00000000" w:usb2="00000000" w:usb3="00000000" w:csb0="00000001" w:csb1="00000000"/>
-  </w:font>
-  <w:font w:name="Times New Roman">
-    <w:panose1 w:val="02020603050405020304"/>
-    <w:charset w:val="00"/>
-    <w:family w:val="roman"/>
-    <w:pitch w:val="variable"/>
-    <w:sig w:usb0="E0002EFF" w:usb1="C000785B" w:usb2="00000009" w:usb3="00000000" w:csb0="000001FF" w:csb1="00000000"/>
-  </w:font>
-  <w:font w:name="Georgia Pro Black">
-    <w:charset w:val="00"/>
-    <w:family w:val="roman"/>
-    <w:pitch w:val="variable"/>
-    <w:sig w:usb0="800002AF" w:usb1="00000003" w:usb2="00000000" w:usb3="00000000" w:csb0="0000009F" w:csb1="00000000"/>
-  </w:font>
-  <w:font w:name="Segoe UI">
-    <w:panose1 w:val="020B0502040204020203"/>
-    <w:charset w:val="00"/>
-    <w:family w:val="swiss"/>
-    <w:pitch w:val="variable"/>
-    <w:sig w:usb0="E4002EFF" w:usb1="C000E47F" w:usb2="00000009" w:usb3="00000000" w:csb0="000001FF" w:csb1="00000000"/>
-  </w:font>
-  <w:font w:name="Georgia Pro">
-    <w:charset w:val="00"/>
-    <w:family w:val="roman"/>
-    <w:pitch w:val="variable"/>
-    <w:sig w:usb0="800002AF" w:usb1="00000003" w:usb2="00000000" w:usb3="00000000" w:csb0="0000009F" w:csb1="00000000"/>
-  </w:font>
-  <w:font w:name="Calibri">
-    <w:panose1 w:val="020F0502020204030204"/>
-    <w:charset w:val="00"/>
-    <w:family w:val="swiss"/>
-    <w:pitch w:val="variable"/>
-    <w:sig w:usb0="E4002EFF" w:usb1="C000247B" w:usb2="00000009" w:usb3="00000000" w:csb0="000001FF" w:csb1="00000000"/>
-  </w:font>
-  <w:font w:name="Calibri Light">
-    <w:panose1 w:val="020F0302020204030204"/>
-    <w:charset w:val="00"/>
-    <w:family w:val="swiss"/>
-    <w:pitch w:val="variable"/>
-    <w:sig w:usb0="E4002EFF" w:usb1="C000247B" w:usb2="00000009" w:usb3="00000000" w:csb0="000001FF" w:csb1="00000000"/>
-  </w:font>
-</w:fonts>
-</file>
-
-<file path=word/glossary/settings2.xml><?xml version="1.0" encoding="utf-8"?>
-<w:settings xmlns:mc="http://schemas.openxmlformats.org/markup-compatibility/2006" xmlns:o="urn:schemas-microsoft-com:office:office" xmlns:r="http://schemas.openxmlformats.org/officeDocument/2006/relationships" xmlns:m="http://schemas.openxmlformats.org/officeDocument/2006/math" xmlns:v="urn:schemas-microsoft-com:vml" xmlns:w10="urn:schemas-microsoft-com:office:word" xmlns:w="http://schemas.openxmlformats.org/wordprocessingml/2006/main" xmlns:w14="http://schemas.microsoft.com/office/word/2010/wordml" xmlns:w15="http://schemas.microsoft.com/office/word/2012/wordml" xmlns:w16cex="http://schemas.microsoft.com/office/word/2018/wordml/cex" xmlns:w16cid="http://schemas.microsoft.com/office/word/2016/wordml/cid" xmlns:w16="http://schemas.microsoft.com/office/word/2018/wordml" xmlns:w16sdtdh="http://schemas.microsoft.com/office/word/2020/wordml/sdtdatahash" xmlns:w16se="http://schemas.microsoft.com/office/word/2015/wordml/symex" xmlns:sl="http://schemas.openxmlformats.org/schemaLibrary/2006/main" mc:Ignorable="w14 w15 w16se w16cid w16 w16cex w16sdtdh">
-  <w:view w:val="normal"/>
-  <w:revisionView w:insDel="0" w:formatting="0"/>
-  <w:defaultTabStop w:val="720"/>
-  <w:characterSpacingControl w:val="doNotCompress"/>
-  <w:compat>
-    <w:useFELayout/>
-    <w:compatSetting w:name="compatibilityMode" w:uri="http://schemas.microsoft.com/office/word" w:val="15"/>
-    <w:compatSetting w:name="overrideTableStyleFontSizeAndJustification" w:uri="http://schemas.microsoft.com/office/word" w:val="1"/>
-    <w:compatSetting w:name="enableOpenTypeFeatures" w:uri="http://schemas.microsoft.com/office/word" w:val="1"/>
-    <w:compatSetting w:name="doNotFlipMirrorIndents" w:uri="http://schemas.microsoft.com/office/word" w:val="1"/>
-    <w:compatSetting w:name="differentiateMultirowTableHeaders" w:uri="http://schemas.microsoft.com/office/word" w:val="1"/>
-    <w:compatSetting w:name="useWord2013TrackBottomHyphenation" w:uri="http://schemas.microsoft.com/office/word" w:val="0"/>
-  </w:compat>
-  <w:rsids>
-    <w:rsidRoot w:val="001D41F1"/>
-    <w:rsid w:val="0003783C"/>
-    <w:rsid w:val="00041063"/>
-    <w:rsid w:val="001D41F1"/>
-    <w:rsid w:val="00774902"/>
-    <w:rsid w:val="00B04CBA"/>
-    <w:rsid w:val="00E075F4"/>
-    <w:rsid w:val="00E656D0"/>
-  </w:rsids>
-  <m:mathPr>
-    <m:mathFont m:val="Cambria Math"/>
-    <m:brkBin m:val="before"/>
-    <m:brkBinSub m:val="--"/>
-    <m:smallFrac m:val="0"/>
-    <m:dispDef/>
-    <m:lMargin m:val="0"/>
-    <m:rMargin m:val="0"/>
-    <m:defJc m:val="centerGroup"/>
-    <m:wrapIndent m:val="1440"/>
-    <m:intLim m:val="subSup"/>
-    <m:naryLim m:val="undOvr"/>
-  </m:mathPr>
-  <w:themeFontLang w:val="en-US"/>
-  <w:clrSchemeMapping w:bg1="light1" w:t1="dark1" w:bg2="light2" w:t2="dark2" w:accent1="accent1" w:accent2="accent2" w:accent3="accent3" w:accent4="accent4" w:accent5="accent5" w:accent6="accent6" w:hyperlink="hyperlink" w:followedHyperlink="followedHyperlink"/>
-  <w:decimalSymbol w:val="."/>
-  <w:listSeparator w:val=","/>
-  <w15:chartTrackingRefBased/>
-</w:settings>
-</file>
-
-<file path=word/glossary/styles2.xml><?xml version="1.0" encoding="utf-8"?>
-<w:styles xmlns:mc="http://schemas.openxmlformats.org/markup-compatibility/2006" xmlns:r="http://schemas.openxmlformats.org/officeDocument/2006/relationships" xmlns:w="http://schemas.openxmlformats.org/wordprocessingml/2006/main" xmlns:w14="http://schemas.microsoft.com/office/word/2010/wordml" xmlns:w15="http://schemas.microsoft.com/office/word/2012/wordml" xmlns:w16cex="http://schemas.microsoft.com/office/word/2018/wordml/cex" xmlns:w16cid="http://schemas.microsoft.com/office/word/2016/wordml/cid" xmlns:w16="http://schemas.microsoft.com/office/word/2018/wordml" xmlns:w16sdtdh="http://schemas.microsoft.com/office/word/2020/wordml/sdtdatahash" xmlns:w16se="http://schemas.microsoft.com/office/word/2015/wordml/symex" mc:Ignorable="w14 w15 w16se w16cid w16 w16cex w16sdtdh">
-  <w:docDefaults>
-    <w:rPrDefault>
-      <w:rPr>
-        <w:rFonts w:asciiTheme="minorHAnsi" w:eastAsiaTheme="minorEastAsia" w:hAnsiTheme="minorHAnsi" w:cstheme="minorBidi"/>
-        <w:kern w:val="2"/>
-        <w:sz w:val="22"/>
-        <w:szCs w:val="22"/>
-        <w:lang w:val="en-US" w:eastAsia="en-US" w:bidi="ar-SA"/>
-        <w14:ligatures w14:val="standardContextual"/>
-      </w:rPr>
-    </w:rPrDefault>
-    <w:pPrDefault>
-      <w:pPr>
-        <w:spacing w:after="160" w:line="259" w:lineRule="auto"/>
-      </w:pPr>
-    </w:pPrDefault>
-  </w:docDefaults>
-  <w:latentStyles w:defLockedState="0" w:defUIPriority="99" w:defSemiHidden="0" w:defUnhideWhenUsed="0" w:defQFormat="0" w:count="376">
-    <w:lsdException w:name="Normal" w:uiPriority="0" w:qFormat="1"/>
-    <w:lsdException w:name="heading 1" w:uiPriority="9" w:qFormat="1"/>
-    <w:lsdException w:name="heading 2" w:semiHidden="1" w:uiPriority="9" w:unhideWhenUsed="1" w:qFormat="1"/>
-    <w:lsdException w:name="heading 3" w:semiHidden="1" w:uiPriority="9" w:unhideWhenUsed="1" w:qFormat="1"/>
-    <w:lsdException w:name="heading 4" w:semiHidden="1" w:uiPriority="9" w:unhideWhenUsed="1" w:qFormat="1"/>
-    <w:lsdException w:name="heading 5" w:semiHidden="1" w:uiPriority="9" w:unhideWhenUsed="1" w:qFormat="1"/>
-    <w:lsdException w:name="heading 6" w:semiHidden="1" w:uiPriority="9" w:unhideWhenUsed="1" w:qFormat="1"/>
-    <w:lsdException w:name="heading 7" w:semiHidden="1" w:uiPriority="9" w:unhideWhenUsed="1" w:qFormat="1"/>
-    <w:lsdException w:name="heading 8" w:semiHidden="1" w:uiPriority="9" w:unhideWhenUsed="1" w:qFormat="1"/>
-    <w:lsdException w:name="heading 9" w:semiHidden="1" w:uiPriority="9" w:unhideWhenUsed="1" w:qFormat="1"/>
-    <w:lsdException w:name="index 1" w:semiHidden="1" w:unhideWhenUsed="1"/>
-    <w:lsdException w:name="index 2" w:semiHidden="1" w:unhideWhenUsed="1"/>
-    <w:lsdException w:name="index 3" w:semiHidden="1" w:unhideWhenUsed="1"/>
-    <w:lsdException w:name="index 4" w:semiHidden="1" w:unhideWhenUsed="1"/>
-    <w:lsdException w:name="index 5" w:semiHidden="1" w:unhideWhenUsed="1"/>
-    <w:lsdException w:name="index 6" w:semiHidden="1" w:unhideWhenUsed="1"/>
-    <w:lsdException w:name="index 7" w:semiHidden="1" w:unhideWhenUsed="1"/>
-    <w:lsdException w:name="index 8" w:semiHidden="1" w:unhideWhenUsed="1"/>
-    <w:lsdException w:name="index 9" w:semiHidden="1" w:unhideWhenUsed="1"/>
-    <w:lsdException w:name="toc 1" w:semiHidden="1" w:uiPriority="39" w:unhideWhenUsed="1"/>
-    <w:lsdException w:name="toc 2" w:semiHidden="1" w:uiPriority="39" w:unhideWhenUsed="1"/>
-    <w:lsdException w:name="toc 3" w:semiHidden="1" w:uiPriority="39" w:unhideWhenUsed="1"/>
-    <w:lsdException w:name="toc 4" w:semiHidden="1" w:uiPriority="39" w:unhideWhenUsed="1"/>
-    <w:lsdException w:name="toc 5" w:semiHidden="1" w:uiPriority="39" w:unhideWhenUsed="1"/>
-    <w:lsdException w:name="toc 6" w:semiHidden="1" w:uiPriority="39" w:unhideWhenUsed="1"/>
-    <w:lsdException w:name="toc 7" w:semiHidden="1" w:uiPriority="39" w:unhideWhenUsed="1"/>
-    <w:lsdException w:name="toc 8" w:semiHidden="1" w:uiPriority="39" w:unhideWhenUsed="1"/>
-    <w:lsdException w:name="toc 9" w:semiHidden="1" w:uiPriority="39" w:unhideWhenUsed="1"/>
-    <w:lsdException w:name="Normal Indent" w:semiHidden="1" w:unhideWhenUsed="1"/>
-    <w:lsdException w:name="footnote text" w:semiHidden="1" w:unhideWhenUsed="1"/>
-    <w:lsdException w:name="annotation text" w:semiHidden="1" w:unhideWhenUsed="1"/>
-    <w:lsdException w:name="header" w:semiHidden="1" w:unhideWhenUsed="1"/>
-    <w:lsdException w:name="footer" w:semiHidden="1" w:unhideWhenUsed="1"/>
-    <w:lsdException w:name="index heading" w:semiHidden="1" w:unhideWhenUsed="1"/>
-    <w:lsdException w:name="caption" w:semiHidden="1" w:uiPriority="35" w:unhideWhenUsed="1" w:qFormat="1"/>
-    <w:lsdException w:name="table of figures" w:semiHidden="1" w:unhideWhenUsed="1"/>
-    <w:lsdException w:name="envelope address" w:semiHidden="1" w:unhideWhenUsed="1"/>
-    <w:lsdException w:name="envelope return" w:semiHidden="1" w:unhideWhenUsed="1"/>
-    <w:lsdException w:name="footnote reference" w:semiHidden="1" w:unhideWhenUsed="1"/>
-    <w:lsdException w:name="annotation reference" w:semiHidden="1" w:unhideWhenUsed="1"/>
-    <w:lsdException w:name="line number" w:semiHidden="1" w:unhideWhenUsed="1"/>
-    <w:lsdException w:name="page number" w:semiHidden="1" w:unhideWhenUsed="1"/>
-    <w:lsdException w:name="endnote reference" w:semiHidden="1" w:unhideWhenUsed="1"/>
-    <w:lsdException w:name="endnote text" w:semiHidden="1" w:unhideWhenUsed="1"/>
-    <w:lsdException w:name="table of authorities" w:semiHidden="1" w:unhideWhenUsed="1"/>
-    <w:lsdException w:name="macro" w:semiHidden="1" w:unhideWhenUsed="1"/>
-    <w:lsdException w:name="toa heading" w:semiHidden="1" w:unhideWhenUsed="1"/>
-    <w:lsdException w:name="List" w:semiHidden="1" w:unhideWhenUsed="1"/>
-    <w:lsdException w:name="List Bullet" w:semiHidden="1" w:unhideWhenUsed="1"/>
-    <w:lsdException w:name="List Number" w:semiHidden="1" w:unhideWhenUsed="1"/>
-    <w:lsdException w:name="List 2" w:semiHidden="1" w:unhideWhenUsed="1"/>
-    <w:lsdException w:name="List 3" w:semiHidden="1" w:unhideWhenUsed="1"/>
-    <w:lsdException w:name="List 4" w:semiHidden="1" w:unhideWhenUsed="1"/>
-    <w:lsdException w:name="List 5" w:semiHidden="1" w:unhideWhenUsed="1"/>
-    <w:lsdException w:name="List Bullet 2" w:semiHidden="1" w:unhideWhenUsed="1"/>
-    <w:lsdException w:name="List Bullet 3" w:semiHidden="1" w:unhideWhenUsed="1"/>
-    <w:lsdException w:name="List Bullet 4" w:semiHidden="1" w:unhideWhenUsed="1"/>
-    <w:lsdException w:name="List Bullet 5" w:semiHidden="1" w:unhideWhenUsed="1"/>
-    <w:lsdException w:name="List Number 2" w:semiHidden="1" w:unhideWhenUsed="1"/>
-    <w:lsdException w:name="List Number 3" w:semiHidden="1" w:unhideWhenUsed="1"/>
-    <w:lsdException w:name="List Number 4" w:semiHidden="1" w:unhideWhenUsed="1"/>
-    <w:lsdException w:name="List Number 5" w:semiHidden="1" w:unhideWhenUsed="1"/>
-    <w:lsdException w:name="Title" w:uiPriority="10" w:qFormat="1"/>
-    <w:lsdException w:name="Closing" w:semiHidden="1" w:unhideWhenUsed="1"/>
-    <w:lsdException w:name="Signature" w:semiHidden="1" w:unhideWhenUsed="1"/>
-    <w:lsdException w:name="Default Paragraph Font" w:semiHidden="1" w:uiPriority="1" w:unhideWhenUsed="1"/>
-    <w:lsdException w:name="Body Text" w:semiHidden="1" w:unhideWhenUsed="1"/>
-    <w:lsdException w:name="Body Text Indent" w:semiHidden="1" w:unhideWhenUsed="1"/>
-    <w:lsdException w:name="List Continue" w:semiHidden="1" w:unhideWhenUsed="1"/>
-    <w:lsdException w:name="List Continue 2" w:semiHidden="1" w:unhideWhenUsed="1"/>
-    <w:lsdException w:name="List Continue 3" w:semiHidden="1" w:unhideWhenUsed="1"/>
-    <w:lsdException w:name="List Continue 4" w:semiHidden="1" w:unhideWhenUsed="1"/>
-    <w:lsdException w:name="List Continue 5" w:semiHidden="1" w:unhideWhenUsed="1"/>
-    <w:lsdException w:name="Message Header" w:semiHidden="1" w:unhideWhenUsed="1"/>
-    <w:lsdException w:name="Subtitle" w:uiPriority="11" w:qFormat="1"/>
-    <w:lsdException w:name="Salutation" w:semiHidden="1" w:unhideWhenUsed="1"/>
-    <w:lsdException w:name="Date" w:semiHidden="1" w:unhideWhenUsed="1"/>
-    <w:lsdException w:name="Body Text First Indent" w:semiHidden="1" w:unhideWhenUsed="1"/>
-    <w:lsdException w:name="Body Text First Indent 2" w:semiHidden="1" w:unhideWhenUsed="1"/>
-    <w:lsdException w:name="Note Heading" w:semiHidden="1" w:unhideWhenUsed="1"/>
-    <w:lsdException w:name="Body Text 2" w:semiHidden="1" w:unhideWhenUsed="1"/>
-    <w:lsdException w:name="Body Text 3" w:semiHidden="1" w:unhideWhenUsed="1"/>
-    <w:lsdException w:name="Body Text Indent 2" w:semiHidden="1" w:unhideWhenUsed="1"/>
-    <w:lsdException w:name="Body Text Indent 3" w:semiHidden="1" w:unhideWhenUsed="1"/>
-    <w:lsdException w:name="Block Text" w:semiHidden="1" w:unhideWhenUsed="1"/>
-    <w:lsdException w:name="Hyperlink" w:semiHidden="1" w:unhideWhenUsed="1"/>
-    <w:lsdException w:name="FollowedHyperlink" w:semiHidden="1" w:unhideWhenUsed="1"/>
-    <w:lsdException w:name="Strong" w:uiPriority="22" w:qFormat="1"/>
-    <w:lsdException w:name="Emphasis" w:uiPriority="20" w:qFormat="1"/>
-    <w:lsdException w:name="Document Map" w:semiHidden="1" w:unhideWhenUsed="1"/>
-    <w:lsdException w:name="Plain Text" w:semiHidden="1" w:unhideWhenUsed="1"/>
-    <w:lsdException w:name="E-mail Signature" w:semiHidden="1" w:unhideWhenUsed="1"/>
-    <w:lsdException w:name="HTML Top of Form" w:semiHidden="1" w:unhideWhenUsed="1"/>
-    <w:lsdException w:name="HTML Bottom of Form" w:semiHidden="1" w:unhideWhenUsed="1"/>
-    <w:lsdException w:name="Normal (Web)" w:semiHidden="1" w:unhideWhenUsed="1"/>
-    <w:lsdException w:name="HTML Acronym" w:semiHidden="1" w:unhideWhenUsed="1"/>
-    <w:lsdException w:name="HTML Address" w:semiHidden="1" w:unhideWhenUsed="1"/>
-    <w:lsdException w:name="HTML Cite" w:semiHidden="1" w:unhideWhenUsed="1"/>
-    <w:lsdException w:name="HTML Code" w:semiHidden="1" w:unhideWhenUsed="1"/>
-    <w:lsdException w:name="HTML Definition" w:semiHidden="1" w:unhideWhenUsed="1"/>
-    <w:lsdException w:name="HTML Keyboard" w:semiHidden="1" w:unhideWhenUsed="1"/>
-    <w:lsdException w:name="HTML Preformatted" w:semiHidden="1" w:unhideWhenUsed="1"/>
-    <w:lsdException w:name="HTML Sample" w:semiHidden="1" w:unhideWhenUsed="1"/>
-    <w:lsdException w:name="HTML Typewriter" w:semiHidden="1" w:unhideWhenUsed="1"/>
-    <w:lsdException w:name="HTML Variable" w:semiHidden="1" w:unhideWhenUsed="1"/>
-    <w:lsdException w:name="Normal Table" w:semiHidden="1" w:unhideWhenUsed="1"/>
-    <w:lsdException w:name="annotation subject" w:semiHidden="1" w:unhideWhenUsed="1"/>
-    <w:lsdException w:name="No List" w:semiHidden="1" w:unhideWhenUsed="1"/>
-    <w:lsdException w:name="Outline List 1" w:semiHidden="1" w:unhideWhenUsed="1"/>
-    <w:lsdException w:name="Outline List 2" w:semiHidden="1" w:unhideWhenUsed="1"/>
-    <w:lsdException w:name="Outline List 3" w:semiHidden="1" w:unhideWhenUsed="1"/>
-    <w:lsdException w:name="Table Simple 1" w:semiHidden="1" w:unhideWhenUsed="1"/>
-    <w:lsdException w:name="Table Simple 2" w:semiHidden="1" w:unhideWhenUsed="1"/>
-    <w:lsdException w:name="Table Simple 3" w:semiHidden="1" w:unhideWhenUsed="1"/>
-    <w:lsdException w:name="Table Classic 1" w:semiHidden="1" w:unhideWhenUsed="1"/>
-    <w:lsdException w:name="Table Classic 2" w:semiHidden="1" w:unhideWhenUsed="1"/>
-    <w:lsdException w:name="Table Classic 3" w:semiHidden="1" w:unhideWhenUsed="1"/>
-    <w:lsdException w:name="Table Classic 4" w:semiHidden="1" w:unhideWhenUsed="1"/>
-    <w:lsdException w:name="Table Colorful 1" w:semiHidden="1" w:unhideWhenUsed="1"/>
-    <w:lsdException w:name="Table Colorful 2" w:semiHidden="1" w:unhideWhenUsed="1"/>
-    <w:lsdException w:name="Table Colorful 3" w:semiHidden="1" w:unhideWhenUsed="1"/>
-    <w:lsdException w:name="Table Columns 1" w:semiHidden="1" w:unhideWhenUsed="1"/>
-    <w:lsdException w:name="Table Columns 2" w:semiHidden="1" w:unhideWhenUsed="1"/>
-    <w:lsdException w:name="Table Columns 3" w:semiHidden="1" w:unhideWhenUsed="1"/>
-    <w:lsdException w:name="Table Columns 4" w:semiHidden="1" w:unhideWhenUsed="1"/>
-    <w:lsdException w:name="Table Columns 5" w:semiHidden="1" w:unhideWhenUsed="1"/>
-    <w:lsdException w:name="Table Grid 1" w:semiHidden="1" w:unhideWhenUsed="1"/>
-    <w:lsdException w:name="Table Grid 2" w:semiHidden="1" w:unhideWhenUsed="1"/>
-    <w:lsdException w:name="Table Grid 3" w:semiHidden="1" w:unhideWhenUsed="1"/>
-    <w:lsdException w:name="Table Grid 4" w:semiHidden="1" w:unhideWhenUsed="1"/>
-    <w:lsdException w:name="Table Grid 5" w:semiHidden="1" w:unhideWhenUsed="1"/>
-    <w:lsdException w:name="Table Grid 6" w:semiHidden="1" w:unhideWhenUsed="1"/>
-    <w:lsdException w:name="Table Grid 7" w:semiHidden="1" w:unhideWhenUsed="1"/>
-    <w:lsdException w:name="Table Grid 8" w:semiHidden="1" w:unhideWhenUsed="1"/>
-    <w:lsdException w:name="Table List 1" w:semiHidden="1" w:unhideWhenUsed="1"/>
-    <w:lsdException w:name="Table List 2" w:semiHidden="1" w:unhideWhenUsed="1"/>
-    <w:lsdException w:name="Table List 3" w:semiHidden="1" w:unhideWhenUsed="1"/>
-    <w:lsdException w:name="Table List 4" w:semiHidden="1" w:unhideWhenUsed="1"/>
-    <w:lsdException w:name="Table List 5" w:semiHidden="1" w:unhideWhenUsed="1"/>
-    <w:lsdException w:name="Table List 6" w:semiHidden="1" w:unhideWhenUsed="1"/>
-    <w:lsdException w:name="Table List 7" w:semiHidden="1" w:unhideWhenUsed="1"/>
-    <w:lsdException w:name="Table List 8" w:semiHidden="1" w:unhideWhenUsed="1"/>
-    <w:lsdException w:name="Table 3D effects 1" w:semiHidden="1" w:unhideWhenUsed="1"/>
-    <w:lsdException w:name="Table 3D effects 2" w:semiHidden="1" w:unhideWhenUsed="1"/>
-    <w:lsdException w:name="Table 3D effects 3" w:semiHidden="1" w:unhideWhenUsed="1"/>
-    <w:lsdException w:name="Table Contemporary" w:semiHidden="1" w:unhideWhenUsed="1"/>
-    <w:lsdException w:name="Table Elegant" w:semiHidden="1" w:unhideWhenUsed="1"/>
-    <w:lsdException w:name="Table Professional" w:semiHidden="1" w:unhideWhenUsed="1"/>
-    <w:lsdException w:name="Table Subtle 1" w:semiHidden="1" w:unhideWhenUsed="1"/>
-    <w:lsdException w:name="Table Subtle 2" w:semiHidden="1" w:unhideWhenUsed="1"/>
-    <w:lsdException w:name="Table Web 1" w:semiHidden="1" w:unhideWhenUsed="1"/>
-    <w:lsdException w:name="Table Web 2" w:semiHidden="1" w:unhideWhenUsed="1"/>
-    <w:lsdException w:name="Table Web 3" w:semiHidden="1" w:unhideWhenUsed="1"/>
-    <w:lsdException w:name="Balloon Text" w:semiHidden="1" w:unhideWhenUsed="1"/>
-    <w:lsdException w:name="Table Grid" w:uiPriority="39"/>
-    <w:lsdException w:name="Table Theme" w:semiHidden="1" w:unhideWhenUsed="1"/>
-    <w:lsdException w:name="Placeholder Text" w:semiHidden="1"/>
-    <w:lsdException w:name="No Spacing" w:uiPriority="1" w:qFormat="1"/>
-    <w:lsdException w:name="Light Shading" w:uiPriority="60"/>
-    <w:lsdException w:name="Light List" w:uiPriority="61"/>
-    <w:lsdException w:name="Light Grid" w:uiPriority="62"/>
-    <w:lsdException w:name="Medium Shading 1" w:uiPriority="63"/>
-    <w:lsdException w:name="Medium Shading 2" w:uiPriority="64"/>
-    <w:lsdException w:name="Medium List 1" w:uiPriority="65"/>
-    <w:lsdException w:name="Medium List 2" w:uiPriority="66"/>
-    <w:lsdException w:name="Medium Grid 1" w:uiPriority="67"/>
-    <w:lsdException w:name="Medium Grid 2" w:uiPriority="68"/>
-    <w:lsdException w:name="Medium Grid 3" w:uiPriority="69"/>
-    <w:lsdException w:name="Dark List" w:uiPriority="70"/>
-    <w:lsdException w:name="Colorful Shading" w:uiPriority="71"/>
-    <w:lsdException w:name="Colorful List" w:uiPriority="72"/>
-    <w:lsdException w:name="Colorful Grid" w:uiPriority="73"/>
-    <w:lsdException w:name="Light Shading Accent 1" w:uiPriority="60"/>
-    <w:lsdException w:name="Light List Accent 1" w:uiPriority="61"/>
-    <w:lsdException w:name="Light Grid Accent 1" w:uiPriority="62"/>
-    <w:lsdException w:name="Medium Shading 1 Accent 1" w:uiPriority="63"/>
-    <w:lsdException w:name="Medium Shading 2 Accent 1" w:uiPriority="64"/>
-    <w:lsdException w:name="Medium List 1 Accent 1" w:uiPriority="65"/>
-    <w:lsdException w:name="Revision" w:semiHidden="1"/>
-    <w:lsdException w:name="List Paragraph" w:uiPriority="34" w:qFormat="1"/>
-    <w:lsdException w:name="Quote" w:uiPriority="29" w:qFormat="1"/>
-    <w:lsdException w:name="Intense Quote" w:uiPriority="30" w:qFormat="1"/>
-    <w:lsdException w:name="Medium List 2 Accent 1" w:uiPriority="66"/>
-    <w:lsdException w:name="Medium Grid 1 Accent 1" w:uiPriority="67"/>
-    <w:lsdException w:name="Medium Grid 2 Accent 1" w:uiPriority="68"/>
-    <w:lsdException w:name="Medium Grid 3 Accent 1" w:uiPriority="69"/>
-    <w:lsdException w:name="Dark List Accent 1" w:uiPriority="70"/>
-    <w:lsdException w:name="Colorful Shading Accent 1" w:uiPriority="71"/>
-    <w:lsdException w:name="Colorful List Accent 1" w:uiPriority="72"/>
-    <w:lsdException w:name="Colorful Grid Accent 1" w:uiPriority="73"/>
-    <w:lsdException w:name="Light Shading Accent 2" w:uiPriority="60"/>
-    <w:lsdException w:name="Light List Accent 2" w:uiPriority="61"/>
-    <w:lsdException w:name="Light Grid Accent 2" w:uiPriority="62"/>
-    <w:lsdException w:name="Medium Shading 1 Accent 2" w:uiPriority="63"/>
-    <w:lsdException w:name="Medium Shading 2 Accent 2" w:uiPriority="64"/>
-    <w:lsdException w:name="Medium List 1 Accent 2" w:uiPriority="65"/>
-    <w:lsdException w:name="Medium List 2 Accent 2" w:uiPriority="66"/>
-    <w:lsdException w:name="Medium Grid 1 Accent 2" w:uiPriority="67"/>
-    <w:lsdException w:name="Medium Grid 2 Accent 2" w:uiPriority="68"/>
-    <w:lsdException w:name="Medium Grid 3 Accent 2" w:uiPriority="69"/>
-    <w:lsdException w:name="Dark List Accent 2" w:uiPriority="70"/>
-    <w:lsdException w:name="Colorful Shading Accent 2" w:uiPriority="71"/>
-    <w:lsdException w:name="Colorful List Accent 2" w:uiPriority="72"/>
-    <w:lsdException w:name="Colorful Grid Accent 2" w:uiPriority="73"/>
-    <w:lsdException w:name="Light Shading Accent 3" w:uiPriority="60"/>
-    <w:lsdException w:name="Light List Accent 3" w:uiPriority="61"/>
-    <w:lsdException w:name="Light Grid Accent 3" w:uiPriority="62"/>
-    <w:lsdException w:name="Medium Shading 1 Accent 3" w:uiPriority="63"/>
-    <w:lsdException w:name="Medium Shading 2 Accent 3" w:uiPriority="64"/>
-    <w:lsdException w:name="Medium List 1 Accent 3" w:uiPriority="65"/>
-    <w:lsdException w:name="Medium List 2 Accent 3" w:uiPriority="66"/>
-    <w:lsdException w:name="Medium Grid 1 Accent 3" w:uiPriority="67"/>
-    <w:lsdException w:name="Medium Grid 2 Accent 3" w:uiPriority="68"/>
-    <w:lsdException w:name="Medium Grid 3 Accent 3" w:uiPriority="69"/>
-    <w:lsdException w:name="Dark List Accent 3" w:uiPriority="70"/>
-    <w:lsdException w:name="Colorful Shading Accent 3" w:uiPriority="71"/>
-    <w:lsdException w:name="Colorful List Accent 3" w:uiPriority="72"/>
-    <w:lsdException w:name="Colorful Grid Accent 3" w:uiPriority="73"/>
-    <w:lsdException w:name="Light Shading Accent 4" w:uiPriority="60"/>
-    <w:lsdException w:name="Light List Accent 4" w:uiPriority="61"/>
-    <w:lsdException w:name="Light Grid Accent 4" w:uiPriority="62"/>
-    <w:lsdException w:name="Medium Shading 1 Accent 4" w:uiPriority="63"/>
-    <w:lsdException w:name="Medium Shading 2 Accent 4" w:uiPriority="64"/>
-    <w:lsdException w:name="Medium List 1 Accent 4" w:uiPriority="65"/>
-    <w:lsdException w:name="Medium List 2 Accent 4" w:uiPriority="66"/>
-    <w:lsdException w:name="Medium Grid 1 Accent 4" w:uiPriority="67"/>
-    <w:lsdException w:name="Medium Grid 2 Accent 4" w:uiPriority="68"/>
-    <w:lsdException w:name="Medium Grid 3 Accent 4" w:uiPriority="69"/>
-    <w:lsdException w:name="Dark List Accent 4" w:uiPriority="70"/>
-    <w:lsdException w:name="Colorful Shading Accent 4" w:uiPriority="71"/>
-    <w:lsdException w:name="Colorful List Accent 4" w:uiPriority="72"/>
-    <w:lsdException w:name="Colorful Grid Accent 4" w:uiPriority="73"/>
-    <w:lsdException w:name="Light Shading Accent 5" w:uiPriority="60"/>
-    <w:lsdException w:name="Light List Accent 5" w:uiPriority="61"/>
-    <w:lsdException w:name="Light Grid Accent 5" w:uiPriority="62"/>
-    <w:lsdException w:name="Medium Shading 1 Accent 5" w:uiPriority="63"/>
-    <w:lsdException w:name="Medium Shading 2 Accent 5" w:uiPriority="64"/>
-    <w:lsdException w:name="Medium List 1 Accent 5" w:uiPriority="65"/>
-    <w:lsdException w:name="Medium List 2 Accent 5" w:uiPriority="66"/>
-    <w:lsdException w:name="Medium Grid 1 Accent 5" w:uiPriority="67"/>
-    <w:lsdException w:name="Medium Grid 2 Accent 5" w:uiPriority="68"/>
-    <w:lsdException w:name="Medium Grid 3 Accent 5" w:uiPriority="69"/>
-    <w:lsdException w:name="Dark List Accent 5" w:uiPriority="70"/>
-    <w:lsdException w:name="Colorful Shading Accent 5" w:uiPriority="71"/>
-    <w:lsdException w:name="Colorful List Accent 5" w:uiPriority="72"/>
-    <w:lsdException w:name="Colorful Grid Accent 5" w:uiPriority="73"/>
-    <w:lsdException w:name="Light Shading Accent 6" w:uiPriority="60"/>
-    <w:lsdException w:name="Light List Accent 6" w:uiPriority="61"/>
-    <w:lsdException w:name="Light Grid Accent 6" w:uiPriority="62"/>
-    <w:lsdException w:name="Medium Shading 1 Accent 6" w:uiPriority="63"/>
-    <w:lsdException w:name="Medium Shading 2 Accent 6" w:uiPriority="64"/>
-    <w:lsdException w:name="Medium List 1 Accent 6" w:uiPriority="65"/>
-    <w:lsdException w:name="Medium List 2 Accent 6" w:uiPriority="66"/>
-    <w:lsdException w:name="Medium Grid 1 Accent 6" w:uiPriority="67"/>
-    <w:lsdException w:name="Medium Grid 2 Accent 6" w:uiPriority="68"/>
-    <w:lsdException w:name="Medium Grid 3 Accent 6" w:uiPriority="69"/>
-    <w:lsdException w:name="Dark List Accent 6" w:uiPriority="70"/>
-    <w:lsdException w:name="Colorful Shading Accent 6" w:uiPriority="71"/>
-    <w:lsdException w:name="Colorful List Accent 6" w:uiPriority="72"/>
-    <w:lsdException w:name="Colorful Grid Accent 6" w:uiPriority="73"/>
-    <w:lsdException w:name="Subtle Emphasis" w:uiPriority="19" w:qFormat="1"/>
-    <w:lsdException w:name="Intense Emphasis" w:uiPriority="21" w:qFormat="1"/>
-    <w:lsdException w:name="Subtle Reference" w:uiPriority="31" w:qFormat="1"/>
-    <w:lsdException w:name="Intense Reference" w:uiPriority="32" w:qFormat="1"/>
-    <w:lsdException w:name="Book Title" w:uiPriority="33" w:qFormat="1"/>
-    <w:lsdException w:name="Bibliography" w:semiHidden="1" w:uiPriority="37" w:unhideWhenUsed="1"/>
-    <w:lsdException w:name="TOC Heading" w:semiHidden="1" w:uiPriority="39" w:unhideWhenUsed="1" w:qFormat="1"/>
-    <w:lsdException w:name="Plain Table 1" w:uiPriority="41"/>
-    <w:lsdException w:name="Plain Table 2" w:uiPriority="42"/>
-    <w:lsdException w:name="Plain Table 3" w:uiPriority="43"/>
-    <w:lsdException w:name="Plain Table 4" w:uiPriority="44"/>
-    <w:lsdException w:name="Plain Table 5" w:uiPriority="45"/>
-    <w:lsdException w:name="Grid Table Light" w:uiPriority="40"/>
-    <w:lsdException w:name="Grid Table 1 Light" w:uiPriority="46"/>
-    <w:lsdException w:name="Grid Table 2" w:uiPriority="47"/>
-    <w:lsdException w:name="Grid Table 3" w:uiPriority="48"/>
-    <w:lsdException w:name="Grid Table 4" w:uiPriority="49"/>
-    <w:lsdException w:name="Grid Table 5 Dark" w:uiPriority="50"/>
-    <w:lsdException w:name="Grid Table 6 Colorful" w:uiPriority="51"/>
-    <w:lsdException w:name="Grid Table 7 Colorful" w:uiPriority="52"/>
-    <w:lsdException w:name="Grid Table 1 Light Accent 1" w:uiPriority="46"/>
-    <w:lsdException w:name="Grid Table 2 Accent 1" w:uiPriority="47"/>
-    <w:lsdException w:name="Grid Table 3 Accent 1" w:uiPriority="48"/>
-    <w:lsdException w:name="Grid Table 4 Accent 1" w:uiPriority="49"/>
-    <w:lsdException w:name="Grid Table 5 Dark Accent 1" w:uiPriority="50"/>
-    <w:lsdException w:name="Grid Table 6 Colorful Accent 1" w:uiPriority="51"/>
-    <w:lsdException w:name="Grid Table 7 Colorful Accent 1" w:uiPriority="52"/>
-    <w:lsdException w:name="Grid Table 1 Light Accent 2" w:uiPriority="46"/>
-    <w:lsdException w:name="Grid Table 2 Accent 2" w:uiPriority="47"/>
-    <w:lsdException w:name="Grid Table 3 Accent 2" w:uiPriority="48"/>
-    <w:lsdException w:name="Grid Table 4 Accent 2" w:uiPriority="49"/>
-    <w:lsdException w:name="Grid Table 5 Dark Accent 2" w:uiPriority="50"/>
-    <w:lsdException w:name="Grid Table 6 Colorful Accent 2" w:uiPriority="51"/>
-    <w:lsdException w:name="Grid Table 7 Colorful Accent 2" w:uiPriority="52"/>
-    <w:lsdException w:name="Grid Table 1 Light Accent 3" w:uiPriority="46"/>
-    <w:lsdException w:name="Grid Table 2 Accent 3" w:uiPriority="47"/>
-    <w:lsdException w:name="Grid Table 3 Accent 3" w:uiPriority="48"/>
-    <w:lsdException w:name="Grid Table 4 Accent 3" w:uiPriority="49"/>
-    <w:lsdException w:name="Grid Table 5 Dark Accent 3" w:uiPriority="50"/>
-    <w:lsdException w:name="Grid Table 6 Colorful Accent 3" w:uiPriority="51"/>
-    <w:lsdException w:name="Grid Table 7 Colorful Accent 3" w:uiPriority="52"/>
-    <w:lsdException w:name="Grid Table 1 Light Accent 4" w:uiPriority="46"/>
-    <w:lsdException w:name="Grid Table 2 Accent 4" w:uiPriority="47"/>
-    <w:lsdException w:name="Grid Table 3 Accent 4" w:uiPriority="48"/>
-    <w:lsdException w:name="Grid Table 4 Accent 4" w:uiPriority="49"/>
-    <w:lsdException w:name="Grid Table 5 Dark Accent 4" w:uiPriority="50"/>
-    <w:lsdException w:name="Grid Table 6 Colorful Accent 4" w:uiPriority="51"/>
-    <w:lsdException w:name="Grid Table 7 Colorful Accent 4" w:uiPriority="52"/>
-    <w:lsdException w:name="Grid Table 1 Light Accent 5" w:uiPriority="46"/>
-    <w:lsdException w:name="Grid Table 2 Accent 5" w:uiPriority="47"/>
-    <w:lsdException w:name="Grid Table 3 Accent 5" w:uiPriority="48"/>
-    <w:lsdException w:name="Grid Table 4 Accent 5" w:uiPriority="49"/>
-    <w:lsdException w:name="Grid Table 5 Dark Accent 5" w:uiPriority="50"/>
-    <w:lsdException w:name="Grid Table 6 Colorful Accent 5" w:uiPriority="51"/>
-    <w:lsdException w:name="Grid Table 7 Colorful Accent 5" w:uiPriority="52"/>
-    <w:lsdException w:name="Grid Table 1 Light Accent 6" w:uiPriority="46"/>
-    <w:lsdException w:name="Grid Table 2 Accent 6" w:uiPriority="47"/>
-    <w:lsdException w:name="Grid Table 3 Accent 6" w:uiPriority="48"/>
-    <w:lsdException w:name="Grid Table 4 Accent 6" w:uiPriority="49"/>
-    <w:lsdException w:name="Grid Table 5 Dark Accent 6" w:uiPriority="50"/>
-    <w:lsdException w:name="Grid Table 6 Colorful Accent 6" w:uiPriority="51"/>
-    <w:lsdException w:name="Grid Table 7 Colorful Accent 6" w:uiPriority="52"/>
-    <w:lsdException w:name="List Table 1 Light" w:uiPriority="46"/>
-    <w:lsdException w:name="List Table 2" w:uiPriority="47"/>
-    <w:lsdException w:name="List Table 3" w:uiPriority="48"/>
-    <w:lsdException w:name="List Table 4" w:uiPriority="49"/>
-    <w:lsdException w:name="List Table 5 Dark" w:uiPriority="50"/>
-    <w:lsdException w:name="List Table 6 Colorful" w:uiPriority="51"/>
-    <w:lsdException w:name="List Table 7 Colorful" w:uiPriority="52"/>
-    <w:lsdException w:name="List Table 1 Light Accent 1" w:uiPriority="46"/>
-    <w:lsdException w:name="List Table 2 Accent 1" w:uiPriority="47"/>
-    <w:lsdException w:name="List Table 3 Accent 1" w:uiPriority="48"/>
-    <w:lsdException w:name="List Table 4 Accent 1" w:uiPriority="49"/>
-    <w:lsdException w:name="List Table 5 Dark Accent 1" w:uiPriority="50"/>
-    <w:lsdException w:name="List Table 6 Colorful Accent 1" w:uiPriority="51"/>
-    <w:lsdException w:name="List Table 7 Colorful Accent 1" w:uiPriority="52"/>
-    <w:lsdException w:name="List Table 1 Light Accent 2" w:uiPriority="46"/>
-    <w:lsdException w:name="List Table 2 Accent 2" w:uiPriority="47"/>
-    <w:lsdException w:name="List Table 3 Accent 2" w:uiPriority="48"/>
-    <w:lsdException w:name="List Table 4 Accent 2" w:uiPriority="49"/>
-    <w:lsdException w:name="List Table 5 Dark Accent 2" w:uiPriority="50"/>
-    <w:lsdException w:name="List Table 6 Colorful Accent 2" w:uiPriority="51"/>
-    <w:lsdException w:name="List Table 7 Colorful Accent 2" w:uiPriority="52"/>
-    <w:lsdException w:name="List Table 1 Light Accent 3" w:uiPriority="46"/>
-    <w:lsdException w:name="List Table 2 Accent 3" w:uiPriority="47"/>
-    <w:lsdException w:name="List Table 3 Accent 3" w:uiPriority="48"/>
-    <w:lsdException w:name="List Table 4 Accent 3" w:uiPriority="49"/>
-    <w:lsdException w:name="List Table 5 Dark Accent 3" w:uiPriority="50"/>
-    <w:lsdException w:name="List Table 6 Colorful Accent 3" w:uiPriority="51"/>
-    <w:lsdException w:name="List Table 7 Colorful Accent 3" w:uiPriority="52"/>
-    <w:lsdException w:name="List Table 1 Light Accent 4" w:uiPriority="46"/>
-    <w:lsdException w:name="List Table 2 Accent 4" w:uiPriority="47"/>
-    <w:lsdException w:name="List Table 3 Accent 4" w:uiPriority="48"/>
-    <w:lsdException w:name="List Table 4 Accent 4" w:uiPriority="49"/>
-    <w:lsdException w:name="List Table 5 Dark Accent 4" w:uiPriority="50"/>
-    <w:lsdException w:name="List Table 6 Colorful Accent 4" w:uiPriority="51"/>
-    <w:lsdException w:name="List Table 7 Colorful Accent 4" w:uiPriority="52"/>
-    <w:lsdException w:name="List Table 1 Light Accent 5" w:uiPriority="46"/>
-    <w:lsdException w:name="List Table 2 Accent 5" w:uiPriority="47"/>
-    <w:lsdException w:name="List Table 3 Accent 5" w:uiPriority="48"/>
-    <w:lsdException w:name="List Table 4 Accent 5" w:uiPriority="49"/>
-    <w:lsdException w:name="List Table 5 Dark Accent 5" w:uiPriority="50"/>
-    <w:lsdException w:name="List Table 6 Colorful Accent 5" w:uiPriority="51"/>
-    <w:lsdException w:name="List Table 7 Colorful Accent 5" w:uiPriority="52"/>
-    <w:lsdException w:name="List Table 1 Light Accent 6" w:uiPriority="46"/>
-    <w:lsdException w:name="List Table 2 Accent 6" w:uiPriority="47"/>
-    <w:lsdException w:name="List Table 3 Accent 6" w:uiPriority="48"/>
-    <w:lsdException w:name="List Table 4 Accent 6" w:uiPriority="49"/>
-    <w:lsdException w:name="List Table 5 Dark Accent 6" w:uiPriority="50"/>
-    <w:lsdException w:name="List Table 6 Colorful Accent 6" w:uiPriority="51"/>
-    <w:lsdException w:name="List Table 7 Colorful Accent 6" w:uiPriority="52"/>
-    <w:lsdException w:name="Mention" w:semiHidden="1" w:unhideWhenUsed="1"/>
-    <w:lsdException w:name="Smart Hyperlink" w:semiHidden="1" w:unhideWhenUsed="1"/>
-    <w:lsdException w:name="Hashtag" w:semiHidden="1" w:unhideWhenUsed="1"/>
-    <w:lsdException w:name="Unresolved Mention" w:semiHidden="1" w:unhideWhenUsed="1"/>
-    <w:lsdException w:name="Smart Link" w:semiHidden="1" w:unhideWhenUsed="1"/>
-  </w:latentStyles>
-  <w:style w:type="paragraph" w:default="1" w:styleId="Normal">
-    <w:name w:val="Normal"/>
-    <w:qFormat/>
-  </w:style>
-  <w:style w:type="character" w:default="1" w:styleId="DefaultParagraphFont">
-    <w:name w:val="Default Paragraph Font"/>
-    <w:uiPriority w:val="1"/>
-    <w:semiHidden/>
-    <w:unhideWhenUsed/>
-  </w:style>
-  <w:style w:type="table" w:default="1" w:styleId="TableNormal">
-    <w:name w:val="Normal Table"/>
-    <w:uiPriority w:val="99"/>
-    <w:semiHidden/>
-    <w:unhideWhenUsed/>
-    <w:tblPr>
-      <w:tblInd w:w="0" w:type="dxa"/>
-      <w:tblCellMar>
-        <w:top w:w="0" w:type="dxa"/>
-        <w:left w:w="108" w:type="dxa"/>
-        <w:bottom w:w="0" w:type="dxa"/>
-        <w:right w:w="108" w:type="dxa"/>
-      </w:tblCellMar>
-    </w:tblPr>
-  </w:style>
-  <w:style w:type="numbering" w:default="1" w:styleId="NoList">
-    <w:name w:val="No List"/>
-    <w:uiPriority w:val="99"/>
-    <w:semiHidden/>
-    <w:unhideWhenUsed/>
-  </w:style>
-  <w:style w:type="paragraph" w:customStyle="1" w:styleId="25E586B132A54547B718D4A3DBA39302">
-    <w:name w:val="25E586B132A54547B718D4A3DBA39302"/>
-  </w:style>
-  <w:style w:type="paragraph" w:customStyle="1" w:styleId="25D92326C8E944279FFC47B32C40AFF8">
-    <w:name w:val="25D92326C8E944279FFC47B32C40AFF8"/>
-  </w:style>
-  <w:style w:type="paragraph" w:customStyle="1" w:styleId="5570AD82D38C442F93A86228EBE42746">
-    <w:name w:val="5570AD82D38C442F93A86228EBE42746"/>
-  </w:style>
-  <w:style w:type="paragraph" w:customStyle="1" w:styleId="6FABB7A3A86D413ABBBDBDB25B12E17E">
-    <w:name w:val="6FABB7A3A86D413ABBBDBDB25B12E17E"/>
-  </w:style>
-  <w:style w:type="paragraph" w:customStyle="1" w:styleId="1CF0A8B8FA5D4440863F571E3CBBD202">
-    <w:name w:val="1CF0A8B8FA5D4440863F571E3CBBD202"/>
-  </w:style>
-  <w:style w:type="paragraph" w:customStyle="1" w:styleId="9A13B804A009417BBE2B02C528431BFC">
-    <w:name w:val="9A13B804A009417BBE2B02C528431BFC"/>
-  </w:style>
-  <w:style w:type="paragraph" w:customStyle="1" w:styleId="293C0F9AF34A4B66B84E9384095042B7">
-    <w:name w:val="293C0F9AF34A4B66B84E9384095042B7"/>
-  </w:style>
-  <w:style w:type="paragraph" w:customStyle="1" w:styleId="2BE80DE48E0541EEBA02D173F26FB315">
-    <w:name w:val="2BE80DE48E0541EEBA02D173F26FB315"/>
-  </w:style>
-  <w:style w:type="paragraph" w:customStyle="1" w:styleId="D107FD08FDDF4479924F5E4EFBF1252B">
-    <w:name w:val="D107FD08FDDF4479924F5E4EFBF1252B"/>
-  </w:style>
-  <w:style w:type="paragraph" w:customStyle="1" w:styleId="3B2AD563568F47F685163804C4EB845D">
-    <w:name w:val="3B2AD563568F47F685163804C4EB845D"/>
-  </w:style>
-  <w:style w:type="paragraph" w:customStyle="1" w:styleId="AC3F041ACEA24E3CB769E907FB21FDC9">
-    <w:name w:val="AC3F041ACEA24E3CB769E907FB21FDC9"/>
-  </w:style>
-  <w:style w:type="paragraph" w:customStyle="1" w:styleId="0E631323C801481E9F1BC3E40852517D">
-    <w:name w:val="0E631323C801481E9F1BC3E40852517D"/>
-  </w:style>
-  <w:style w:type="paragraph" w:customStyle="1" w:styleId="371FA13A1CD841D4AC6A7FAD9FEC06C9">
-    <w:name w:val="371FA13A1CD841D4AC6A7FAD9FEC06C9"/>
-  </w:style>
-  <w:style w:type="paragraph" w:customStyle="1" w:styleId="41F83DA81FD140C5B4AA18275E80A909">
-    <w:name w:val="41F83DA81FD140C5B4AA18275E80A909"/>
-  </w:style>
-  <w:style w:type="paragraph" w:customStyle="1" w:styleId="BB1B4B76AB7143EFA29E43E4DBD77E40">
-    <w:name w:val="BB1B4B76AB7143EFA29E43E4DBD77E40"/>
-  </w:style>
-  <w:style w:type="character" w:styleId="PlaceholderText">
-    <w:name w:val="Placeholder Text"/>
-    <w:basedOn w:val="DefaultParagraphFont"/>
-    <w:uiPriority w:val="99"/>
-    <w:semiHidden/>
-    <w:rsid w:val="00B04CBA"/>
-    <w:rPr>
-      <w:color w:val="808080"/>
-    </w:rPr>
-  </w:style>
-  <w:style w:type="paragraph" w:customStyle="1" w:styleId="0A43BC232407470C91A5E70A1697494D">
-    <w:name w:val="0A43BC232407470C91A5E70A1697494D"/>
-  </w:style>
-  <w:style w:type="paragraph" w:customStyle="1" w:styleId="034321CC7DF848E2B19920803D8D8459">
-    <w:name w:val="034321CC7DF848E2B19920803D8D8459"/>
-  </w:style>
-  <w:style w:type="paragraph" w:customStyle="1" w:styleId="8D85FDB64B764FA09DDB82D6F6E9CAF7">
-    <w:name w:val="8D85FDB64B764FA09DDB82D6F6E9CAF7"/>
-  </w:style>
-  <w:style w:type="paragraph" w:customStyle="1" w:styleId="E1D33AA7AA7542A7822FB76EAFAFD126">
-    <w:name w:val="E1D33AA7AA7542A7822FB76EAFAFD126"/>
-  </w:style>
-  <w:style w:type="paragraph" w:customStyle="1" w:styleId="E3A0BC582A084E72AD8FEDC46C4381EC">
-    <w:name w:val="E3A0BC582A084E72AD8FEDC46C4381EC"/>
-  </w:style>
-  <w:style w:type="paragraph" w:customStyle="1" w:styleId="056C7F7AD4E94680ADC9693AAC120B4B">
-    <w:name w:val="056C7F7AD4E94680ADC9693AAC120B4B"/>
-  </w:style>
-  <w:style w:type="paragraph" w:customStyle="1" w:styleId="1BA9A283F98E4D848F8CCA137CD8AC0A">
-    <w:name w:val="1BA9A283F98E4D848F8CCA137CD8AC0A"/>
-  </w:style>
-  <w:style w:type="paragraph" w:customStyle="1" w:styleId="9F1710EF9AF64FD59A8A4B1E1FD12E1A">
-    <w:name w:val="9F1710EF9AF64FD59A8A4B1E1FD12E1A"/>
-  </w:style>
-  <w:style w:type="paragraph" w:customStyle="1" w:styleId="F9D7659D74CE4DBB91E1AB0C6BCE6E09">
-    <w:name w:val="F9D7659D74CE4DBB91E1AB0C6BCE6E09"/>
-  </w:style>
-  <w:style w:type="paragraph" w:customStyle="1" w:styleId="8ED7AEC08F1F4AFF8702887E992E354C">
-    <w:name w:val="8ED7AEC08F1F4AFF8702887E992E354C"/>
-  </w:style>
-  <w:style w:type="paragraph" w:customStyle="1" w:styleId="6C72922E5C7D45D68BE23CF30A0A4422">
-    <w:name w:val="6C72922E5C7D45D68BE23CF30A0A4422"/>
-  </w:style>
-  <w:style w:type="paragraph" w:customStyle="1" w:styleId="873AE7C151C94EB0944B4BCAF3555A64">
-    <w:name w:val="873AE7C151C94EB0944B4BCAF3555A64"/>
-  </w:style>
-  <w:style w:type="paragraph" w:customStyle="1" w:styleId="C72DD09570CE4265B7C6F9D84AEA20E9">
-    <w:name w:val="C72DD09570CE4265B7C6F9D84AEA20E9"/>
-  </w:style>
-  <w:style w:type="paragraph" w:customStyle="1" w:styleId="F42BF83CEA2C43DBB3D201F17B145EDA">
-    <w:name w:val="F42BF83CEA2C43DBB3D201F17B145EDA"/>
-  </w:style>
-  <w:style w:type="paragraph" w:customStyle="1" w:styleId="E559164BD8104C4CA080ACAA8723CC23">
-    <w:name w:val="E559164BD8104C4CA080ACAA8723CC23"/>
-  </w:style>
-  <w:style w:type="paragraph" w:customStyle="1" w:styleId="AB9944506A25436E9528DC8FF5229E79">
-    <w:name w:val="AB9944506A25436E9528DC8FF5229E79"/>
-  </w:style>
-  <w:style w:type="paragraph" w:customStyle="1" w:styleId="C5DB3C98C1964B0AABF67AEE31545D42">
-    <w:name w:val="C5DB3C98C1964B0AABF67AEE31545D42"/>
-  </w:style>
-  <w:style w:type="paragraph" w:customStyle="1" w:styleId="478BDE7F21884C9895EFFF842C7EA35A">
-    <w:name w:val="478BDE7F21884C9895EFFF842C7EA35A"/>
-  </w:style>
-  <w:style w:type="paragraph" w:customStyle="1" w:styleId="631D950D426749668FA7F9D263F12B36">
-    <w:name w:val="631D950D426749668FA7F9D263F12B36"/>
-  </w:style>
-  <w:style w:type="paragraph" w:customStyle="1" w:styleId="F668D96BC9EA4D8690D290F398A09EB4">
-    <w:name w:val="F668D96BC9EA4D8690D290F398A09EB4"/>
-  </w:style>
-  <w:style w:type="paragraph" w:customStyle="1" w:styleId="50592E8AF0E54953BB1024E901BF513C">
-    <w:name w:val="50592E8AF0E54953BB1024E901BF513C"/>
-  </w:style>
-  <w:style w:type="paragraph" w:customStyle="1" w:styleId="CFEE2527F41143A79E0806487B28B319">
-    <w:name w:val="CFEE2527F41143A79E0806487B28B319"/>
-  </w:style>
-  <w:style w:type="paragraph" w:customStyle="1" w:styleId="05CBF02FA18946AAB37FDDA792C1C7BB">
-    <w:name w:val="05CBF02FA18946AAB37FDDA792C1C7BB"/>
-  </w:style>
-  <w:style w:type="paragraph" w:customStyle="1" w:styleId="95E2822A3528488E8D67C39EA964EBBF">
-    <w:name w:val="95E2822A3528488E8D67C39EA964EBBF"/>
-  </w:style>
-  <w:style w:type="paragraph" w:customStyle="1" w:styleId="13BBF3F5B099494D949D92E7713A0AF1">
-    <w:name w:val="13BBF3F5B099494D949D92E7713A0AF1"/>
-  </w:style>
-  <w:style w:type="paragraph" w:customStyle="1" w:styleId="0E824149D1144AAEB17BC6E64C8D19AD">
-    <w:name w:val="0E824149D1144AAEB17BC6E64C8D19AD"/>
-  </w:style>
-  <w:style w:type="paragraph" w:customStyle="1" w:styleId="DF8E19B06D7F472886D24749BDD0376F">
-    <w:name w:val="DF8E19B06D7F472886D24749BDD0376F"/>
-  </w:style>
-  <w:style w:type="paragraph" w:customStyle="1" w:styleId="A2A71084084A427693A9EEA12A76C499">
-    <w:name w:val="A2A71084084A427693A9EEA12A76C499"/>
-  </w:style>
-  <w:style w:type="paragraph" w:customStyle="1" w:styleId="0BB010A4136D4AEB97F13FBFCDFAFB61">
-    <w:name w:val="0BB010A4136D4AEB97F13FBFCDFAFB61"/>
-  </w:style>
-  <w:style w:type="paragraph" w:customStyle="1" w:styleId="B082EE69D7004F7D9DC0BFEF75A65ACB">
-    <w:name w:val="B082EE69D7004F7D9DC0BFEF75A65ACB"/>
-  </w:style>
-  <w:style w:type="paragraph" w:customStyle="1" w:styleId="4CEE50A203074D8CB986CC5CCDBFCF7D">
-    <w:name w:val="4CEE50A203074D8CB986CC5CCDBFCF7D"/>
-  </w:style>
-  <w:style w:type="paragraph" w:customStyle="1" w:styleId="102D0D2EABE44D66AE1DA8CD7E6A4345">
-    <w:name w:val="102D0D2EABE44D66AE1DA8CD7E6A4345"/>
-  </w:style>
-  <w:style w:type="paragraph" w:customStyle="1" w:styleId="8519AAB619844C2A95793008E5BDEA80">
-    <w:name w:val="8519AAB619844C2A95793008E5BDEA80"/>
-  </w:style>
-  <w:style w:type="paragraph" w:customStyle="1" w:styleId="BB2B842611074A4EA41C4F988EED6896">
-    <w:name w:val="BB2B842611074A4EA41C4F988EED6896"/>
-  </w:style>
-  <w:style w:type="paragraph" w:customStyle="1" w:styleId="45DC432960A1401E95171F2F60CF6B5B">
-    <w:name w:val="45DC432960A1401E95171F2F60CF6B5B"/>
-  </w:style>
-  <w:style w:type="paragraph" w:customStyle="1" w:styleId="38B723202FC444D0B978B3F3451088BA">
-    <w:name w:val="38B723202FC444D0B978B3F3451088BA"/>
-  </w:style>
-  <w:style w:type="paragraph" w:customStyle="1" w:styleId="6D133C00B9514D74BDF88246C1669482">
-    <w:name w:val="6D133C00B9514D74BDF88246C1669482"/>
-  </w:style>
-  <w:style w:type="paragraph" w:customStyle="1" w:styleId="4CD97423CB4B43CC94EF6DC172DFD4A5">
-    <w:name w:val="4CD97423CB4B43CC94EF6DC172DFD4A5"/>
-  </w:style>
-  <w:style w:type="paragraph" w:customStyle="1" w:styleId="016180B1002B4ED0AC698B3863D4CE5C">
-    <w:name w:val="016180B1002B4ED0AC698B3863D4CE5C"/>
-  </w:style>
-  <w:style w:type="paragraph" w:customStyle="1" w:styleId="268ED2D6054648A6B8398C3229881278">
-    <w:name w:val="268ED2D6054648A6B8398C3229881278"/>
-  </w:style>
-  <w:style w:type="paragraph" w:customStyle="1" w:styleId="3B2ED9D3B29442B18A84196D732D5E99">
-    <w:name w:val="3B2ED9D3B29442B18A84196D732D5E99"/>
-  </w:style>
-  <w:style w:type="paragraph" w:customStyle="1" w:styleId="7DC327164774498EA56E34C96B639EC7">
-    <w:name w:val="7DC327164774498EA56E34C96B639EC7"/>
-  </w:style>
-  <w:style w:type="paragraph" w:customStyle="1" w:styleId="64FEDBE8AB5344A88F1B7748A41A2F32">
-    <w:name w:val="64FEDBE8AB5344A88F1B7748A41A2F32"/>
-  </w:style>
-  <w:style w:type="paragraph" w:customStyle="1" w:styleId="218EEE9DDCF140A3B7246C86809E186D">
-    <w:name w:val="218EEE9DDCF140A3B7246C86809E186D"/>
-  </w:style>
-  <w:style w:type="paragraph" w:customStyle="1" w:styleId="89F7CC8E772D4E22901F3014A18AF87F">
-    <w:name w:val="89F7CC8E772D4E22901F3014A18AF87F"/>
-  </w:style>
-  <w:style w:type="paragraph" w:customStyle="1" w:styleId="55F3F76C2D3B466688704479EF0B44CD">
-    <w:name w:val="55F3F76C2D3B466688704479EF0B44CD"/>
-  </w:style>
-  <w:style w:type="paragraph" w:customStyle="1" w:styleId="EFEB76D577E94F169B1FD387BFD18221">
-    <w:name w:val="EFEB76D577E94F169B1FD387BFD18221"/>
-  </w:style>
-  <w:style w:type="paragraph" w:customStyle="1" w:styleId="DA5C43E3F83745C88DFE35753B59E3E1">
-    <w:name w:val="DA5C43E3F83745C88DFE35753B59E3E1"/>
-  </w:style>
-  <w:style w:type="paragraph" w:customStyle="1" w:styleId="7246989150D944DC9C058880343CD519">
-    <w:name w:val="7246989150D944DC9C058880343CD519"/>
-  </w:style>
-  <w:style w:type="paragraph" w:customStyle="1" w:styleId="F694B9859A96444DAB678849D34136EF">
-    <w:name w:val="F694B9859A96444DAB678849D34136EF"/>
-  </w:style>
-  <w:style w:type="paragraph" w:customStyle="1" w:styleId="DA317412B30646F1BCDE482B6C5517E4">
-    <w:name w:val="DA317412B30646F1BCDE482B6C5517E4"/>
-  </w:style>
-  <w:style w:type="paragraph" w:customStyle="1" w:styleId="BD8867FB65434837AB08FF85E26BEEE8">
-    <w:name w:val="BD8867FB65434837AB08FF85E26BEEE8"/>
-  </w:style>
-  <w:style w:type="paragraph" w:customStyle="1" w:styleId="30766875A9C649C9845FE001F6DA463E">
-    <w:name w:val="30766875A9C649C9845FE001F6DA463E"/>
-  </w:style>
-  <w:style w:type="paragraph" w:customStyle="1" w:styleId="547E179CCAC24E33A0AC44E8F70912CE">
-    <w:name w:val="547E179CCAC24E33A0AC44E8F70912CE"/>
-  </w:style>
-  <w:style w:type="paragraph" w:customStyle="1" w:styleId="AE393E263A9541A7A347F0D24C851C12">
-    <w:name w:val="AE393E263A9541A7A347F0D24C851C12"/>
-  </w:style>
-  <w:style w:type="paragraph" w:customStyle="1" w:styleId="F8AF6F36CBC54989995D281F5A32BF09">
-    <w:name w:val="F8AF6F36CBC54989995D281F5A32BF09"/>
-  </w:style>
-  <w:style w:type="paragraph" w:customStyle="1" w:styleId="2B3ED110C90A4563875468B39F40CEA2">
-    <w:name w:val="2B3ED110C90A4563875468B39F40CEA2"/>
-  </w:style>
-  <w:style w:type="paragraph" w:customStyle="1" w:styleId="3D865760F1064AC0B53032AF5C6D419C">
-    <w:name w:val="3D865760F1064AC0B53032AF5C6D419C"/>
-  </w:style>
-  <w:style w:type="paragraph" w:customStyle="1" w:styleId="67BA6C69B42E40F2A9A2B7B746EC91AA">
-    <w:name w:val="67BA6C69B42E40F2A9A2B7B746EC91AA"/>
-  </w:style>
-  <w:style w:type="paragraph" w:customStyle="1" w:styleId="DBC35558788946AF84119DC0AC9A2109">
-    <w:name w:val="DBC35558788946AF84119DC0AC9A2109"/>
-  </w:style>
-  <w:style w:type="paragraph" w:customStyle="1" w:styleId="5062A86F66DD4022B69C8F4C884A36F9">
-    <w:name w:val="5062A86F66DD4022B69C8F4C884A36F9"/>
-  </w:style>
-  <w:style w:type="paragraph" w:customStyle="1" w:styleId="8F7BBB58A12542DDAF34D6968F351533">
-    <w:name w:val="8F7BBB58A12542DDAF34D6968F351533"/>
-  </w:style>
-  <w:style w:type="paragraph" w:customStyle="1" w:styleId="C48853E49230482998AC0A9FB1B3F2B6">
-    <w:name w:val="C48853E49230482998AC0A9FB1B3F2B6"/>
-  </w:style>
-  <w:style w:type="paragraph" w:customStyle="1" w:styleId="A935FFCC8BEC471A871F36B2B1759523">
-    <w:name w:val="A935FFCC8BEC471A871F36B2B1759523"/>
-  </w:style>
-  <w:style w:type="paragraph" w:customStyle="1" w:styleId="B7FDBFBDA7DB479A810A99089E4E8767">
-    <w:name w:val="B7FDBFBDA7DB479A810A99089E4E8767"/>
-  </w:style>
-  <w:style w:type="paragraph" w:customStyle="1" w:styleId="13D063997AEC42419FBD593A7EF80A63">
-    <w:name w:val="13D063997AEC42419FBD593A7EF80A63"/>
-  </w:style>
-  <w:style w:type="paragraph" w:customStyle="1" w:styleId="230648BA384846F581D907463FD26049">
-    <w:name w:val="230648BA384846F581D907463FD26049"/>
-  </w:style>
-  <w:style w:type="paragraph" w:customStyle="1" w:styleId="A766C068025E481696FBAB9A1B27A368">
-    <w:name w:val="A766C068025E481696FBAB9A1B27A368"/>
-  </w:style>
-  <w:style w:type="paragraph" w:customStyle="1" w:styleId="398BDB93EFC64F3B98042DAF22FBB9F9">
-    <w:name w:val="398BDB93EFC64F3B98042DAF22FBB9F9"/>
-  </w:style>
-  <w:style w:type="paragraph" w:customStyle="1" w:styleId="SmallAuthorName">
-    <w:name w:val="Small Author Name"/>
-    <w:basedOn w:val="Normal"/>
-    <w:qFormat/>
-    <w:rsid w:val="00B04CBA"/>
-    <w:pPr>
-      <w:spacing w:after="0" w:line="240" w:lineRule="auto"/>
-    </w:pPr>
-    <w:rPr>
-      <w:rFonts w:eastAsiaTheme="minorHAnsi"/>
-      <w:bCs/>
-      <w:kern w:val="0"/>
-      <w:sz w:val="24"/>
-      <w14:ligatures w14:val="none"/>
-    </w:rPr>
-  </w:style>
-  <w:style w:type="paragraph" w:customStyle="1" w:styleId="LargeArticleTitle">
-    <w:name w:val="Large Article Title"/>
-    <w:basedOn w:val="Normal"/>
-    <w:next w:val="Normal"/>
-    <w:qFormat/>
-    <w:rsid w:val="00B04CBA"/>
-    <w:pPr>
-      <w:spacing w:after="0" w:line="276" w:lineRule="auto"/>
-    </w:pPr>
-    <w:rPr>
-      <w:rFonts w:asciiTheme="majorHAnsi" w:eastAsiaTheme="minorHAnsi" w:hAnsiTheme="majorHAnsi"/>
-      <w:kern w:val="0"/>
-      <w:sz w:val="52"/>
-      <w14:ligatures w14:val="none"/>
-    </w:rPr>
-  </w:style>
-  <w:style w:type="paragraph" w:customStyle="1" w:styleId="LargeArticleSubtitle">
-    <w:name w:val="Large Article Subtitle"/>
-    <w:basedOn w:val="Normal"/>
-    <w:next w:val="Normal"/>
-    <w:qFormat/>
-    <w:rsid w:val="00B04CBA"/>
-    <w:pPr>
-      <w:spacing w:after="0" w:line="276" w:lineRule="auto"/>
-    </w:pPr>
-    <w:rPr>
-      <w:rFonts w:eastAsiaTheme="minorHAnsi"/>
-      <w:kern w:val="0"/>
-      <w:sz w:val="40"/>
-      <w14:ligatures w14:val="none"/>
-    </w:rPr>
-  </w:style>
-  <w:style w:type="paragraph" w:customStyle="1" w:styleId="DA5C43E3F83745C88DFE35753B59E3E11">
-    <w:name w:val="DA5C43E3F83745C88DFE35753B59E3E11"/>
-    <w:rsid w:val="00E075F4"/>
-    <w:pPr>
-      <w:spacing w:after="0" w:line="240" w:lineRule="auto"/>
-    </w:pPr>
-    <w:rPr>
-      <w:rFonts w:eastAsiaTheme="minorHAnsi"/>
-      <w:noProof/>
-      <w:kern w:val="0"/>
-      <w:sz w:val="18"/>
-      <w14:ligatures w14:val="none"/>
-    </w:rPr>
-  </w:style>
-  <w:style w:type="paragraph" w:customStyle="1" w:styleId="F694B9859A96444DAB678849D34136EF1">
-    <w:name w:val="F694B9859A96444DAB678849D34136EF1"/>
-    <w:rsid w:val="00E075F4"/>
-    <w:pPr>
-      <w:spacing w:after="0" w:line="240" w:lineRule="auto"/>
-    </w:pPr>
-    <w:rPr>
-      <w:rFonts w:eastAsiaTheme="minorHAnsi"/>
-      <w:noProof/>
-      <w:kern w:val="0"/>
-      <w:sz w:val="18"/>
-      <w14:ligatures w14:val="none"/>
-    </w:rPr>
-  </w:style>
-  <w:style w:type="paragraph" w:customStyle="1" w:styleId="DBC35558788946AF84119DC0AC9A21091">
-    <w:name w:val="DBC35558788946AF84119DC0AC9A21091"/>
-    <w:rsid w:val="00E075F4"/>
-    <w:pPr>
-      <w:spacing w:after="0" w:line="240" w:lineRule="auto"/>
-    </w:pPr>
-    <w:rPr>
-      <w:rFonts w:eastAsiaTheme="minorHAnsi"/>
-      <w:noProof/>
-      <w:kern w:val="0"/>
-      <w:sz w:val="18"/>
-      <w14:ligatures w14:val="none"/>
-    </w:rPr>
-  </w:style>
-  <w:style w:type="paragraph" w:customStyle="1" w:styleId="DA5C43E3F83745C88DFE35753B59E3E12">
-    <w:name w:val="DA5C43E3F83745C88DFE35753B59E3E12"/>
-    <w:rsid w:val="00E075F4"/>
-    <w:pPr>
-      <w:spacing w:after="0" w:line="240" w:lineRule="auto"/>
-    </w:pPr>
-    <w:rPr>
-      <w:rFonts w:eastAsiaTheme="minorHAnsi"/>
-      <w:noProof/>
-      <w:kern w:val="0"/>
-      <w:sz w:val="18"/>
-      <w14:ligatures w14:val="none"/>
-    </w:rPr>
-  </w:style>
-  <w:style w:type="paragraph" w:customStyle="1" w:styleId="F694B9859A96444DAB678849D34136EF2">
-    <w:name w:val="F694B9859A96444DAB678849D34136EF2"/>
-    <w:rsid w:val="00E075F4"/>
-    <w:pPr>
-      <w:spacing w:after="0" w:line="240" w:lineRule="auto"/>
-    </w:pPr>
-    <w:rPr>
-      <w:rFonts w:eastAsiaTheme="minorHAnsi"/>
-      <w:noProof/>
-      <w:kern w:val="0"/>
-      <w:sz w:val="18"/>
-      <w14:ligatures w14:val="none"/>
-    </w:rPr>
-  </w:style>
-  <w:style w:type="paragraph" w:customStyle="1" w:styleId="DBC35558788946AF84119DC0AC9A21092">
-    <w:name w:val="DBC35558788946AF84119DC0AC9A21092"/>
-    <w:rsid w:val="00E075F4"/>
-    <w:pPr>
-      <w:spacing w:after="0" w:line="240" w:lineRule="auto"/>
-    </w:pPr>
-    <w:rPr>
-      <w:rFonts w:eastAsiaTheme="minorHAnsi"/>
-      <w:noProof/>
-      <w:kern w:val="0"/>
-      <w:sz w:val="18"/>
-      <w14:ligatures w14:val="none"/>
-    </w:rPr>
-  </w:style>
-  <w:style w:type="paragraph" w:customStyle="1" w:styleId="DA5C43E3F83745C88DFE35753B59E3E13">
-    <w:name w:val="DA5C43E3F83745C88DFE35753B59E3E13"/>
-    <w:rsid w:val="00E075F4"/>
-    <w:pPr>
-      <w:spacing w:after="0" w:line="240" w:lineRule="auto"/>
-    </w:pPr>
-    <w:rPr>
-      <w:rFonts w:eastAsiaTheme="minorHAnsi"/>
-      <w:noProof/>
-      <w:kern w:val="0"/>
-      <w:sz w:val="18"/>
-      <w14:ligatures w14:val="none"/>
-    </w:rPr>
-  </w:style>
-  <w:style w:type="paragraph" w:customStyle="1" w:styleId="F694B9859A96444DAB678849D34136EF3">
-    <w:name w:val="F694B9859A96444DAB678849D34136EF3"/>
-    <w:rsid w:val="00E075F4"/>
-    <w:pPr>
-      <w:spacing w:after="0" w:line="240" w:lineRule="auto"/>
-    </w:pPr>
-    <w:rPr>
-      <w:rFonts w:eastAsiaTheme="minorHAnsi"/>
-      <w:noProof/>
-      <w:kern w:val="0"/>
-      <w:sz w:val="18"/>
-      <w14:ligatures w14:val="none"/>
-    </w:rPr>
-  </w:style>
-  <w:style w:type="paragraph" w:customStyle="1" w:styleId="DBC35558788946AF84119DC0AC9A21093">
-    <w:name w:val="DBC35558788946AF84119DC0AC9A21093"/>
-    <w:rsid w:val="00E075F4"/>
-    <w:pPr>
-      <w:spacing w:after="0" w:line="240" w:lineRule="auto"/>
-    </w:pPr>
-    <w:rPr>
-      <w:rFonts w:eastAsiaTheme="minorHAnsi"/>
-      <w:noProof/>
-      <w:kern w:val="0"/>
-      <w:sz w:val="18"/>
-      <w14:ligatures w14:val="none"/>
-    </w:rPr>
-  </w:style>
-  <w:style w:type="paragraph" w:customStyle="1" w:styleId="DA5C43E3F83745C88DFE35753B59E3E14">
-    <w:name w:val="DA5C43E3F83745C88DFE35753B59E3E14"/>
-    <w:rsid w:val="00B04CBA"/>
-    <w:pPr>
-      <w:spacing w:after="0" w:line="240" w:lineRule="auto"/>
-    </w:pPr>
-    <w:rPr>
-      <w:rFonts w:eastAsiaTheme="minorHAnsi"/>
-      <w:noProof/>
-      <w:kern w:val="0"/>
-      <w:sz w:val="18"/>
-      <w14:ligatures w14:val="none"/>
-    </w:rPr>
-  </w:style>
-  <w:style w:type="paragraph" w:customStyle="1" w:styleId="F694B9859A96444DAB678849D34136EF4">
-    <w:name w:val="F694B9859A96444DAB678849D34136EF4"/>
-    <w:rsid w:val="00B04CBA"/>
-    <w:pPr>
-      <w:spacing w:after="0" w:line="240" w:lineRule="auto"/>
-    </w:pPr>
-    <w:rPr>
-      <w:rFonts w:eastAsiaTheme="minorHAnsi"/>
-      <w:noProof/>
-      <w:kern w:val="0"/>
-      <w:sz w:val="18"/>
-      <w14:ligatures w14:val="none"/>
-    </w:rPr>
-  </w:style>
-  <w:style w:type="paragraph" w:customStyle="1" w:styleId="DBC35558788946AF84119DC0AC9A21094">
-    <w:name w:val="DBC35558788946AF84119DC0AC9A21094"/>
-    <w:rsid w:val="00B04CBA"/>
-    <w:pPr>
-      <w:spacing w:after="0" w:line="240" w:lineRule="auto"/>
-    </w:pPr>
-    <w:rPr>
-      <w:rFonts w:eastAsiaTheme="minorHAnsi"/>
-      <w:noProof/>
-      <w:kern w:val="0"/>
-      <w:sz w:val="18"/>
-      <w14:ligatures w14:val="none"/>
-    </w:rPr>
-  </w:style>
-</w:styles>
-</file>
-
-<file path=word/glossary/webSettings2.xml><?xml version="1.0" encoding="utf-8"?>
-<w:webSettings xmlns:mc="http://schemas.openxmlformats.org/markup-compatibility/2006" xmlns:r="http://schemas.openxmlformats.org/officeDocument/2006/relationships" xmlns:w="http://schemas.openxmlformats.org/wordprocessingml/2006/main" xmlns:w14="http://schemas.microsoft.com/office/word/2010/wordml" xmlns:w15="http://schemas.microsoft.com/office/word/2012/wordml" xmlns:w16cex="http://schemas.microsoft.com/office/word/2018/wordml/cex" xmlns:w16cid="http://schemas.microsoft.com/office/word/2016/wordml/cid" xmlns:w16="http://schemas.microsoft.com/office/word/2018/wordml" xmlns:w16sdtdh="http://schemas.microsoft.com/office/word/2020/wordml/sdtdatahash" xmlns:w16se="http://schemas.microsoft.com/office/word/2015/wordml/symex" mc:Ignorable="w14 w15 w16se w16cid w16 w16cex w16sdtdh">
-  <w:optimizeForBrowser/>
-  <w:allowPNG/>
-</w:webSettings>
-</file>
-
 <file path=word/theme/theme11.xml><?xml version="1.0" encoding="utf-8"?>
 <a:theme xmlns:a="http://schemas.openxmlformats.org/drawingml/2006/main" name="Office Theme">
   <a:themeElements>
@@ -10176,359 +6780,6 @@
 </a:theme>
 </file>
 
-<file path=customXml/item12.xml><?xml version="1.0" encoding="utf-8"?>
-<b:Sources xmlns:b="http://schemas.openxmlformats.org/officeDocument/2006/bibliography" xmlns="http://schemas.openxmlformats.org/officeDocument/2006/bibliography" SelectedStyle="\APASixthEditionOfficeOnline.xsl" StyleName="APA" Version="6"/>
-</file>
-
-<file path=customXml/item2.xml><?xml version="1.0" encoding="utf-8"?>
-<ct:contentTypeSchema xmlns:ct="http://schemas.microsoft.com/office/2006/metadata/contentType" xmlns:ma="http://schemas.microsoft.com/office/2006/metadata/properties/metaAttributes" ct:_="" ma:_="" ma:contentTypeName="Document" ma:contentTypeID="0x01010079F111ED35F8CC479449609E8A0923A6" ma:contentTypeVersion="26" ma:contentTypeDescription="Create a new document." ma:contentTypeScope="" ma:versionID="ac37c1753acd5e330d2062ccec26ea66">
-  <xsd:schema xmlns:xsd="http://www.w3.org/2001/XMLSchema" xmlns:xs="http://www.w3.org/2001/XMLSchema" xmlns:p="http://schemas.microsoft.com/office/2006/metadata/properties" xmlns:ns1="http://schemas.microsoft.com/sharepoint/v3" xmlns:ns2="71af3243-3dd4-4a8d-8c0d-dd76da1f02a5" xmlns:ns3="16c05727-aa75-4e4a-9b5f-8a80a1165891" xmlns:ns4="230e9df3-be65-4c73-a93b-d1236ebd677e" targetNamespace="http://schemas.microsoft.com/office/2006/metadata/properties" ma:root="true" ma:fieldsID="3b340c7101c92c5120abd06486f94548" ns1:_="" ns2:_="" ns3:_="" ns4:_="">
-    <xsd:import namespace="http://schemas.microsoft.com/sharepoint/v3"/>
-    <xsd:import namespace="71af3243-3dd4-4a8d-8c0d-dd76da1f02a5"/>
-    <xsd:import namespace="16c05727-aa75-4e4a-9b5f-8a80a1165891"/>
-    <xsd:import namespace="230e9df3-be65-4c73-a93b-d1236ebd677e"/>
-    <xsd:element name="properties">
-      <xsd:complexType>
-        <xsd:sequence>
-          <xsd:element name="documentManagement">
-            <xsd:complexType>
-              <xsd:all>
-                <xsd:element ref="ns2:Status" minOccurs="0"/>
-                <xsd:element ref="ns2:Image" minOccurs="0"/>
-                <xsd:element ref="ns2:MediaServiceMetadata" minOccurs="0"/>
-                <xsd:element ref="ns2:MediaServiceFastMetadata" minOccurs="0"/>
-                <xsd:element ref="ns2:MediaServiceOCR" minOccurs="0"/>
-                <xsd:element ref="ns2:MediaServiceAutoTags" minOccurs="0"/>
-                <xsd:element ref="ns2:MediaServiceEventHashCode" minOccurs="0"/>
-                <xsd:element ref="ns2:MediaServiceGenerationTime" minOccurs="0"/>
-                <xsd:element ref="ns3:SharedWithUsers" minOccurs="0"/>
-                <xsd:element ref="ns3:SharedWithDetails" minOccurs="0"/>
-                <xsd:element ref="ns2:MediaServiceAutoKeyPoints" minOccurs="0"/>
-                <xsd:element ref="ns2:MediaServiceKeyPoints" minOccurs="0"/>
-                <xsd:element ref="ns2:MediaServiceDateTaken" minOccurs="0"/>
-                <xsd:element ref="ns1:_ip_UnifiedCompliancePolicyProperties" minOccurs="0"/>
-                <xsd:element ref="ns1:_ip_UnifiedCompliancePolicyUIAction" minOccurs="0"/>
-                <xsd:element ref="ns4:TaxCatchAll" minOccurs="0"/>
-                <xsd:element ref="ns2:ImageTagsTaxHTField" minOccurs="0"/>
-                <xsd:element ref="ns2:MediaServiceLocation" minOccurs="0"/>
-                <xsd:element ref="ns2:MediaLengthInSeconds" minOccurs="0"/>
-                <xsd:element ref="ns2:Background" minOccurs="0"/>
-                <xsd:element ref="ns2:MediaServiceSearchProperties" minOccurs="0"/>
-                <xsd:element ref="ns2:MediaServiceDocTags" minOccurs="0"/>
-              </xsd:all>
-            </xsd:complexType>
-          </xsd:element>
-        </xsd:sequence>
-      </xsd:complexType>
-    </xsd:element>
-  </xsd:schema>
-  <xsd:schema xmlns:xsd="http://www.w3.org/2001/XMLSchema" xmlns:xs="http://www.w3.org/2001/XMLSchema" xmlns:dms="http://schemas.microsoft.com/office/2006/documentManagement/types" xmlns:pc="http://schemas.microsoft.com/office/infopath/2007/PartnerControls" targetNamespace="http://schemas.microsoft.com/sharepoint/v3" elementFormDefault="qualified">
-    <xsd:import namespace="http://schemas.microsoft.com/office/2006/documentManagement/types"/>
-    <xsd:import namespace="http://schemas.microsoft.com/office/infopath/2007/PartnerControls"/>
-    <xsd:element name="_ip_UnifiedCompliancePolicyProperties" ma:index="20" nillable="true" ma:displayName="Unified Compliance Policy Properties" ma:hidden="true" ma:internalName="_ip_UnifiedCompliancePolicyProperties" ma:readOnly="false">
-      <xsd:simpleType>
-        <xsd:restriction base="dms:Note"/>
-      </xsd:simpleType>
-    </xsd:element>
-    <xsd:element name="_ip_UnifiedCompliancePolicyUIAction" ma:index="21" nillable="true" ma:displayName="Unified Compliance Policy UI Action" ma:hidden="true" ma:internalName="_ip_UnifiedCompliancePolicyUIAction" ma:readOnly="false">
-      <xsd:simpleType>
-        <xsd:restriction base="dms:Text"/>
-      </xsd:simpleType>
-    </xsd:element>
-  </xsd:schema>
-  <xsd:schema xmlns:xsd="http://www.w3.org/2001/XMLSchema" xmlns:xs="http://www.w3.org/2001/XMLSchema" xmlns:dms="http://schemas.microsoft.com/office/2006/documentManagement/types" xmlns:pc="http://schemas.microsoft.com/office/infopath/2007/PartnerControls" targetNamespace="71af3243-3dd4-4a8d-8c0d-dd76da1f02a5" elementFormDefault="qualified">
-    <xsd:import namespace="http://schemas.microsoft.com/office/2006/documentManagement/types"/>
-    <xsd:import namespace="http://schemas.microsoft.com/office/infopath/2007/PartnerControls"/>
-    <xsd:element name="Status" ma:index="2" nillable="true" ma:displayName="Status" ma:default="Not started" ma:format="Dropdown" ma:internalName="Status" ma:readOnly="false">
-      <xsd:simpleType>
-        <xsd:restriction base="dms:Choice">
-          <xsd:enumeration value="Not started"/>
-          <xsd:enumeration value="In Progress"/>
-          <xsd:enumeration value="Completed"/>
-        </xsd:restriction>
-      </xsd:simpleType>
-    </xsd:element>
-    <xsd:element name="Image" ma:index="3" nillable="true" ma:displayName="Image" ma:format="Image" ma:internalName="Image" ma:readOnly="false">
-      <xsd:complexType>
-        <xsd:complexContent>
-          <xsd:extension base="dms:URL">
-            <xsd:sequence>
-              <xsd:element name="Url" type="dms:ValidUrl" minOccurs="0" nillable="true"/>
-              <xsd:element name="Description" type="xsd:string" nillable="true"/>
-            </xsd:sequence>
-          </xsd:extension>
-        </xsd:complexContent>
-      </xsd:complexType>
-    </xsd:element>
-    <xsd:element name="MediaServiceMetadata" ma:index="8" nillable="true" ma:displayName="MediaServiceMetadata" ma:hidden="true" ma:internalName="MediaServiceMetadata" ma:readOnly="true">
-      <xsd:simpleType>
-        <xsd:restriction base="dms:Note"/>
-      </xsd:simpleType>
-    </xsd:element>
-    <xsd:element name="MediaServiceFastMetadata" ma:index="9" nillable="true" ma:displayName="MediaServiceFastMetadata" ma:hidden="true" ma:internalName="MediaServiceFastMetadata" ma:readOnly="true">
-      <xsd:simpleType>
-        <xsd:restriction base="dms:Note"/>
-      </xsd:simpleType>
-    </xsd:element>
-    <xsd:element name="MediaServiceOCR" ma:index="10" nillable="true" ma:displayName="MediaServiceOCR" ma:hidden="true" ma:internalName="MediaServiceOCR" ma:readOnly="true">
-      <xsd:simpleType>
-        <xsd:restriction base="dms:Note"/>
-      </xsd:simpleType>
-    </xsd:element>
-    <xsd:element name="MediaServiceAutoTags" ma:index="11" nillable="true" ma:displayName="MediaServiceAutoTags" ma:hidden="true" ma:internalName="MediaServiceAutoTags" ma:readOnly="true">
-      <xsd:simpleType>
-        <xsd:restriction base="dms:Text"/>
-      </xsd:simpleType>
-    </xsd:element>
-    <xsd:element name="MediaServiceEventHashCode" ma:index="12" nillable="true" ma:displayName="MediaServiceEventHashCode" ma:hidden="true" ma:internalName="MediaServiceEventHashCode" ma:readOnly="true">
-      <xsd:simpleType>
-        <xsd:restriction base="dms:Text"/>
-      </xsd:simpleType>
-    </xsd:element>
-    <xsd:element name="MediaServiceGenerationTime" ma:index="13" nillable="true" ma:displayName="MediaServiceGenerationTime" ma:hidden="true" ma:internalName="MediaServiceGenerationTime" ma:readOnly="true">
-      <xsd:simpleType>
-        <xsd:restriction base="dms:Text"/>
-      </xsd:simpleType>
-    </xsd:element>
-    <xsd:element name="MediaServiceAutoKeyPoints" ma:index="16" nillable="true" ma:displayName="MediaServiceAutoKeyPoints" ma:hidden="true" ma:internalName="MediaServiceAutoKeyPoints" ma:readOnly="true">
-      <xsd:simpleType>
-        <xsd:restriction base="dms:Note"/>
-      </xsd:simpleType>
-    </xsd:element>
-    <xsd:element name="MediaServiceKeyPoints" ma:index="17" nillable="true" ma:displayName="KeyPoints" ma:hidden="true" ma:internalName="MediaServiceKeyPoints" ma:readOnly="false">
-      <xsd:simpleType>
-        <xsd:restriction base="dms:Note"/>
-      </xsd:simpleType>
-    </xsd:element>
-    <xsd:element name="MediaServiceDateTaken" ma:index="18" nillable="true" ma:displayName="MediaServiceDateTaken" ma:hidden="true" ma:internalName="MediaServiceDateTaken" ma:readOnly="true">
-      <xsd:simpleType>
-        <xsd:restriction base="dms:Text"/>
-      </xsd:simpleType>
-    </xsd:element>
-    <xsd:element name="ImageTagsTaxHTField" ma:index="25" nillable="true" ma:taxonomy="true" ma:internalName="ImageTagsTaxHTField" ma:taxonomyFieldName="MediaServiceImageTags" ma:displayName="Image Tags" ma:readOnly="false" ma:fieldId="{5cf76f15-5ced-4ddc-b409-7134ff3c332f}" ma:taxonomyMulti="true" ma:sspId="e385fb40-52d4-4fae-9c5b-3e8ff8a5878e" ma:termSetId="09814cd3-568e-fe90-9814-8d621ff8fb84" ma:anchorId="fba54fb3-c3e1-fe81-a776-ca4b69148c4d" ma:open="true" ma:isKeyword="false">
-      <xsd:complexType>
-        <xsd:sequence>
-          <xsd:element ref="pc:Terms" minOccurs="0" maxOccurs="1"/>
-        </xsd:sequence>
-      </xsd:complexType>
-    </xsd:element>
-    <xsd:element name="MediaServiceLocation" ma:index="26" nillable="true" ma:displayName="Location" ma:hidden="true" ma:internalName="MediaServiceLocation" ma:readOnly="true">
-      <xsd:simpleType>
-        <xsd:restriction base="dms:Text"/>
-      </xsd:simpleType>
-    </xsd:element>
-    <xsd:element name="MediaLengthInSeconds" ma:index="27" nillable="true" ma:displayName="MediaLengthInSeconds" ma:hidden="true" ma:internalName="MediaLengthInSeconds" ma:readOnly="true">
-      <xsd:simpleType>
-        <xsd:restriction base="dms:Unknown"/>
-      </xsd:simpleType>
-    </xsd:element>
-    <xsd:element name="Background" ma:index="28" nillable="true" ma:displayName="Background" ma:default="0" ma:format="Dropdown" ma:internalName="Background">
-      <xsd:simpleType>
-        <xsd:restriction base="dms:Boolean"/>
-      </xsd:simpleType>
-    </xsd:element>
-    <xsd:element name="MediaServiceSearchProperties" ma:index="29" nillable="true" ma:displayName="MediaServiceSearchProperties" ma:hidden="true" ma:internalName="MediaServiceSearchProperties" ma:readOnly="true">
-      <xsd:simpleType>
-        <xsd:restriction base="dms:Note"/>
-      </xsd:simpleType>
-    </xsd:element>
-    <xsd:element name="MediaServiceDocTags" ma:index="30" nillable="true" ma:displayName="MediaServiceDocTags" ma:hidden="true" ma:internalName="MediaServiceDocTags" ma:readOnly="true">
-      <xsd:simpleType>
-        <xsd:restriction base="dms:Note"/>
-      </xsd:simpleType>
-    </xsd:element>
-  </xsd:schema>
-  <xsd:schema xmlns:xsd="http://www.w3.org/2001/XMLSchema" xmlns:xs="http://www.w3.org/2001/XMLSchema" xmlns:dms="http://schemas.microsoft.com/office/2006/documentManagement/types" xmlns:pc="http://schemas.microsoft.com/office/infopath/2007/PartnerControls" targetNamespace="16c05727-aa75-4e4a-9b5f-8a80a1165891" elementFormDefault="qualified">
-    <xsd:import namespace="http://schemas.microsoft.com/office/2006/documentManagement/types"/>
-    <xsd:import namespace="http://schemas.microsoft.com/office/infopath/2007/PartnerControls"/>
-    <xsd:element name="SharedWithUsers" ma:index="14" nillable="true" ma:displayName="Shared With" ma:hidden="true" ma:internalName="SharedWithUsers" ma:readOnly="true">
-      <xsd:complexType>
-        <xsd:complexContent>
-          <xsd:extension base="dms:UserMulti">
-            <xsd:sequence>
-              <xsd:element name="UserInfo" minOccurs="0" maxOccurs="unbounded">
-                <xsd:complexType>
-                  <xsd:sequence>
-                    <xsd:element name="DisplayName" type="xsd:string" minOccurs="0"/>
-                    <xsd:element name="AccountId" type="dms:UserId" minOccurs="0" nillable="true"/>
-                    <xsd:element name="AccountType" type="xsd:string" minOccurs="0"/>
-                  </xsd:sequence>
-                </xsd:complexType>
-              </xsd:element>
-            </xsd:sequence>
-          </xsd:extension>
-        </xsd:complexContent>
-      </xsd:complexType>
-    </xsd:element>
-    <xsd:element name="SharedWithDetails" ma:index="15" nillable="true" ma:displayName="Shared With Details" ma:hidden="true" ma:internalName="SharedWithDetails" ma:readOnly="true">
-      <xsd:simpleType>
-        <xsd:restriction base="dms:Note"/>
-      </xsd:simpleType>
-    </xsd:element>
-  </xsd:schema>
-  <xsd:schema xmlns:xsd="http://www.w3.org/2001/XMLSchema" xmlns:xs="http://www.w3.org/2001/XMLSchema" xmlns:dms="http://schemas.microsoft.com/office/2006/documentManagement/types" xmlns:pc="http://schemas.microsoft.com/office/infopath/2007/PartnerControls" targetNamespace="230e9df3-be65-4c73-a93b-d1236ebd677e" elementFormDefault="qualified">
-    <xsd:import namespace="http://schemas.microsoft.com/office/2006/documentManagement/types"/>
-    <xsd:import namespace="http://schemas.microsoft.com/office/infopath/2007/PartnerControls"/>
-    <xsd:element name="TaxCatchAll" ma:index="23" nillable="true" ma:displayName="Taxonomy Catch All Column" ma:hidden="true" ma:list="{3f6bfcbc-3db3-4ae6-bd76-326f0798ad28}" ma:internalName="TaxCatchAll" ma:readOnly="false" ma:showField="CatchAllData" ma:web="16c05727-aa75-4e4a-9b5f-8a80a1165891">
-      <xsd:complexType>
-        <xsd:complexContent>
-          <xsd:extension base="dms:MultiChoiceLookup">
-            <xsd:sequence>
-              <xsd:element name="Value" type="dms:Lookup" maxOccurs="unbounded" minOccurs="0" nillable="true"/>
-            </xsd:sequence>
-          </xsd:extension>
-        </xsd:complexContent>
-      </xsd:complexType>
-    </xsd:element>
-  </xsd:schema>
-  <xsd:schema xmlns="http://schemas.openxmlformats.org/package/2006/metadata/core-properties" xmlns:xsd="http://www.w3.org/2001/XMLSchema" xmlns:xsi="http://www.w3.org/2001/XMLSchema-instance" xmlns:dc="http://purl.org/dc/elements/1.1/" xmlns:dcterms="http://purl.org/dc/terms/" xmlns:odoc="http://schemas.microsoft.com/internal/obd" targetNamespace="http://schemas.openxmlformats.org/package/2006/metadata/core-properties" elementFormDefault="qualified" attributeFormDefault="unqualified" blockDefault="#all">
-    <xsd:import namespace="http://purl.org/dc/elements/1.1/" schemaLocation="http://dublincore.org/schemas/xmls/qdc/2003/04/02/dc.xsd"/>
-    <xsd:import namespace="http://purl.org/dc/terms/" schemaLocation="http://dublincore.org/schemas/xmls/qdc/2003/04/02/dcterms.xsd"/>
-    <xsd:element name="coreProperties" type="CT_coreProperties"/>
-    <xsd:complexType name="CT_coreProperties">
-      <xsd:all>
-        <xsd:element ref="dc:creator" minOccurs="0" maxOccurs="1"/>
-        <xsd:element ref="dcterms:created" minOccurs="0" maxOccurs="1"/>
-        <xsd:element ref="dc:identifier" minOccurs="0" maxOccurs="1"/>
-        <xsd:element name="contentType" minOccurs="0" maxOccurs="1" type="xsd:string" ma:displayName="Content Type"/>
-        <xsd:element ref="dc:title" minOccurs="0" maxOccurs="1" ma:index="1" ma:displayName="Title"/>
-        <xsd:element ref="dc:subject" minOccurs="0" maxOccurs="1"/>
-        <xsd:element ref="dc:description" minOccurs="0" maxOccurs="1"/>
-        <xsd:element name="keywords" minOccurs="0" maxOccurs="1" type="xsd:string"/>
-        <xsd:element ref="dc:language" minOccurs="0" maxOccurs="1"/>
-        <xsd:element name="category" minOccurs="0" maxOccurs="1" type="xsd:string"/>
-        <xsd:element name="version" minOccurs="0" maxOccurs="1" type="xsd:string"/>
-        <xsd:element name="revision" minOccurs="0" maxOccurs="1" type="xsd:string">
-          <xsd:annotation>
-            <xsd:documentation>
-                        This value indicates the number of saves or revisions. The application is responsible for updating this value after each revision.
-                    </xsd:documentation>
-          </xsd:annotation>
-        </xsd:element>
-        <xsd:element name="lastModifiedBy" minOccurs="0" maxOccurs="1" type="xsd:string"/>
-        <xsd:element ref="dcterms:modified" minOccurs="0" maxOccurs="1"/>
-        <xsd:element name="contentStatus" minOccurs="0" maxOccurs="1" type="xsd:string"/>
-      </xsd:all>
-    </xsd:complexType>
-  </xsd:schema>
-  <xs:schema xmlns:pc="http://schemas.microsoft.com/office/infopath/2007/PartnerControls" xmlns:xs="http://www.w3.org/2001/XMLSchema" targetNamespace="http://schemas.microsoft.com/office/infopath/2007/PartnerControls" elementFormDefault="qualified" attributeFormDefault="unqualified">
-    <xs:element name="Person">
-      <xs:complexType>
-        <xs:sequence>
-          <xs:element ref="pc:DisplayName" minOccurs="0"/>
-          <xs:element ref="pc:AccountId" minOccurs="0"/>
-          <xs:element ref="pc:AccountType" minOccurs="0"/>
-        </xs:sequence>
-      </xs:complexType>
-    </xs:element>
-    <xs:element name="DisplayName" type="xs:string"/>
-    <xs:element name="AccountId" type="xs:string"/>
-    <xs:element name="AccountType" type="xs:string"/>
-    <xs:element name="BDCAssociatedEntity">
-      <xs:complexType>
-        <xs:sequence>
-          <xs:element ref="pc:BDCEntity" minOccurs="0" maxOccurs="unbounded"/>
-        </xs:sequence>
-        <xs:attribute ref="pc:EntityNamespace"/>
-        <xs:attribute ref="pc:EntityName"/>
-        <xs:attribute ref="pc:SystemInstanceName"/>
-        <xs:attribute ref="pc:AssociationName"/>
-      </xs:complexType>
-    </xs:element>
-    <xs:attribute name="EntityNamespace" type="xs:string"/>
-    <xs:attribute name="EntityName" type="xs:string"/>
-    <xs:attribute name="SystemInstanceName" type="xs:string"/>
-    <xs:attribute name="AssociationName" type="xs:string"/>
-    <xs:element name="BDCEntity">
-      <xs:complexType>
-        <xs:sequence>
-          <xs:element ref="pc:EntityDisplayName" minOccurs="0"/>
-          <xs:element ref="pc:EntityInstanceReference" minOccurs="0"/>
-          <xs:element ref="pc:EntityId1" minOccurs="0"/>
-          <xs:element ref="pc:EntityId2" minOccurs="0"/>
-          <xs:element ref="pc:EntityId3" minOccurs="0"/>
-          <xs:element ref="pc:EntityId4" minOccurs="0"/>
-          <xs:element ref="pc:EntityId5" minOccurs="0"/>
-        </xs:sequence>
-      </xs:complexType>
-    </xs:element>
-    <xs:element name="EntityDisplayName" type="xs:string"/>
-    <xs:element name="EntityInstanceReference" type="xs:string"/>
-    <xs:element name="EntityId1" type="xs:string"/>
-    <xs:element name="EntityId2" type="xs:string"/>
-    <xs:element name="EntityId3" type="xs:string"/>
-    <xs:element name="EntityId4" type="xs:string"/>
-    <xs:element name="EntityId5" type="xs:string"/>
-    <xs:element name="Terms">
-      <xs:complexType>
-        <xs:sequence>
-          <xs:element ref="pc:TermInfo" minOccurs="0" maxOccurs="unbounded"/>
-        </xs:sequence>
-      </xs:complexType>
-    </xs:element>
-    <xs:element name="TermInfo">
-      <xs:complexType>
-        <xs:sequence>
-          <xs:element ref="pc:TermName" minOccurs="0"/>
-          <xs:element ref="pc:TermId" minOccurs="0"/>
-        </xs:sequence>
-      </xs:complexType>
-    </xs:element>
-    <xs:element name="TermName" type="xs:string"/>
-    <xs:element name="TermId" type="xs:string"/>
-  </xs:schema>
-</ct:contentTypeSchema>
-</file>
-
-<file path=customXml/item34.xml><?xml version="1.0" encoding="utf-8"?>
-<?mso-contentType ?>
-<FormTemplates xmlns="http://schemas.microsoft.com/sharepoint/v3/contenttype/forms">
-  <Display>DocumentLibraryForm</Display>
-  <Edit>DocumentLibraryForm</Edit>
-  <New>DocumentLibraryForm</New>
-</FormTemplates>
-</file>
-
-<file path=customXml/item43.xml><?xml version="1.0" encoding="utf-8"?>
-<p:properties xmlns:p="http://schemas.microsoft.com/office/2006/metadata/properties" xmlns:xsi="http://www.w3.org/2001/XMLSchema-instance" xmlns:pc="http://schemas.microsoft.com/office/infopath/2007/PartnerControls">
-  <documentManagement>
-    <_ip_UnifiedCompliancePolicyUIAction xmlns="http://schemas.microsoft.com/sharepoint/v3" xsi:nil="true"/>
-    <Image xmlns="71af3243-3dd4-4a8d-8c0d-dd76da1f02a5">
-      <Url xsi:nil="true"/>
-      <Description xsi:nil="true"/>
-    </Image>
-    <Status xmlns="71af3243-3dd4-4a8d-8c0d-dd76da1f02a5">Not started</Status>
-    <Background xmlns="71af3243-3dd4-4a8d-8c0d-dd76da1f02a5">false</Background>
-    <_ip_UnifiedCompliancePolicyProperties xmlns="http://schemas.microsoft.com/sharepoint/v3" xsi:nil="true"/>
-    <ImageTagsTaxHTField xmlns="71af3243-3dd4-4a8d-8c0d-dd76da1f02a5">
-      <Terms xmlns="http://schemas.microsoft.com/office/infopath/2007/PartnerControls"/>
-    </ImageTagsTaxHTField>
-    <TaxCatchAll xmlns="230e9df3-be65-4c73-a93b-d1236ebd677e" xsi:nil="true"/>
-    <MediaServiceKeyPoints xmlns="71af3243-3dd4-4a8d-8c0d-dd76da1f02a5" xsi:nil="true"/>
-  </documentManagement>
-</p:properties>
-</file>
-
-<file path=customXml/itemProps12.xml><?xml version="1.0" encoding="utf-8"?>
-<ds:datastoreItem xmlns:ds="http://schemas.openxmlformats.org/officeDocument/2006/customXml" ds:itemID="{F8193F16-9CE7-48F0-AB17-16CAD39BA1F4}">
-  <ds:schemaRefs>
-    <ds:schemaRef ds:uri="http://schemas.openxmlformats.org/officeDocument/2006/bibliography"/>
-  </ds:schemaRefs>
-</ds:datastoreItem>
-</file>
-
-<file path=customXml/itemProps21.xml><?xml version="1.0" encoding="utf-8"?>
-<ds:datastoreItem xmlns:ds="http://schemas.openxmlformats.org/officeDocument/2006/customXml" ds:itemID="{1BA7218B-2C63-4EEC-BD64-6E009850CDD2}"/>
-</file>
-
-<file path=customXml/itemProps34.xml><?xml version="1.0" encoding="utf-8"?>
-<ds:datastoreItem xmlns:ds="http://schemas.openxmlformats.org/officeDocument/2006/customXml" ds:itemID="{3EC66062-39DA-45F5-BB82-25E7B9DB5812}"/>
-</file>
-
-<file path=customXml/itemProps43.xml><?xml version="1.0" encoding="utf-8"?>
-<ds:datastoreItem xmlns:ds="http://schemas.openxmlformats.org/officeDocument/2006/customXml" ds:itemID="{101B0F97-43AB-42C1-A09F-6935F1FF761D}"/>
-</file>
-
 <file path=docMetadata/LabelInfo.xml><?xml version="1.0" encoding="utf-8"?>
 <clbl:labelList xmlns:clbl="http://schemas.microsoft.com/office/2020/mipLabelMetadata"/>
 </file>